--- a/docs/Dome Manual.docx
+++ b/docs/Dome Manual.docx
@@ -5,12 +5,12 @@
     <w:p/>
     <w:p>
       <w:pPr>
-        <w:pStyle w:val="Title"/>
+        <w:pStyle w:val="Ttulo"/>
       </w:pPr>
     </w:p>
     <w:p>
       <w:pPr>
-        <w:pStyle w:val="Title"/>
+        <w:pStyle w:val="Ttulo"/>
       </w:pPr>
       <w:r>
         <w:t>Dome Control</w:t>
@@ -21,7 +21,7 @@
     </w:p>
     <w:p>
       <w:pPr>
-        <w:pStyle w:val="Title"/>
+        <w:pStyle w:val="Ttulo"/>
       </w:pPr>
       <w:r>
         <w:t>(DCU)</w:t>
@@ -29,7 +29,7 @@
     </w:p>
     <w:p>
       <w:pPr>
-        <w:pStyle w:val="Subtitle"/>
+        <w:pStyle w:val="Subttulo"/>
       </w:pPr>
       <w:r>
         <w:t>Technical User Manual</w:t>
@@ -37,9 +37,9 @@
     </w:p>
     <w:p>
       <w:pPr>
-        <w:pStyle w:val="Subtitle"/>
-        <w:rPr>
-          <w:rStyle w:val="SubtleEmphasis"/>
+        <w:pStyle w:val="Subttulo"/>
+        <w:rPr>
+          <w:rStyle w:val="nfasissutil"/>
           <w:i w:val="0"/>
           <w:iCs w:val="0"/>
           <w:color w:val="5A5A5A" w:themeColor="text1" w:themeTint="A5"/>
@@ -48,7 +48,7 @@
       </w:pPr>
       <w:r>
         <w:rPr>
-          <w:rStyle w:val="SubtleEmphasis"/>
+          <w:rStyle w:val="nfasissutil"/>
           <w:i w:val="0"/>
           <w:iCs w:val="0"/>
           <w:color w:val="5A5A5A" w:themeColor="text1" w:themeTint="A5"/>
@@ -58,7 +58,7 @@
       </w:r>
       <w:r>
         <w:rPr>
-          <w:rStyle w:val="SubtleEmphasis"/>
+          <w:rStyle w:val="nfasissutil"/>
           <w:i w:val="0"/>
           <w:iCs w:val="0"/>
           <w:color w:val="5A5A5A" w:themeColor="text1" w:themeTint="A5"/>
@@ -69,9 +69,9 @@
     </w:p>
     <w:p>
       <w:pPr>
-        <w:pStyle w:val="Subtitle"/>
-        <w:rPr>
-          <w:rStyle w:val="SubtleEmphasis"/>
+        <w:pStyle w:val="Subttulo"/>
+        <w:rPr>
+          <w:rStyle w:val="nfasissutil"/>
           <w:i w:val="0"/>
           <w:iCs w:val="0"/>
           <w:color w:val="5A5A5A" w:themeColor="text1" w:themeTint="A5"/>
@@ -80,7 +80,7 @@
       </w:pPr>
       <w:r>
         <w:rPr>
-          <w:rStyle w:val="SubtleEmphasis"/>
+          <w:rStyle w:val="nfasissutil"/>
           <w:i w:val="0"/>
           <w:iCs w:val="0"/>
           <w:color w:val="5A5A5A" w:themeColor="text1" w:themeTint="A5"/>
@@ -90,7 +90,7 @@
       </w:r>
       <w:r>
         <w:rPr>
-          <w:rStyle w:val="SubtleEmphasis"/>
+          <w:rStyle w:val="nfasissutil"/>
           <w:i w:val="0"/>
           <w:iCs w:val="0"/>
           <w:color w:val="5A5A5A" w:themeColor="text1" w:themeTint="A5"/>
@@ -101,7 +101,7 @@
     </w:p>
     <w:p>
       <w:pPr>
-        <w:pStyle w:val="Subtitle"/>
+        <w:pStyle w:val="Subttulo"/>
         <w:rPr>
           <w:lang w:val="es-CL"/>
         </w:rPr>
@@ -125,8 +125,35 @@
         <w:rPr>
           <w:lang w:val="es-CL"/>
         </w:rPr>
-        <w:t>.0</w:t>
-      </w:r>
+        <w:t>.</w:t>
+      </w:r>
+      <w:r>
+        <w:rPr>
+          <w:lang w:val="es-CL"/>
+        </w:rPr>
+        <w:t>1</w:t>
+      </w:r>
+    </w:p>
+    <w:p>
+      <w:pPr>
+        <w:pStyle w:val="Subttulo"/>
+        <w:rPr>
+          <w:lang w:val="es-CL"/>
+        </w:rPr>
+      </w:pPr>
+      <w:r>
+        <w:rPr>
+          <w:lang w:val="es-CL"/>
+        </w:rPr>
+        <w:t>9/25/2025</w:t>
+      </w:r>
+    </w:p>
+    <w:p>
+      <w:pPr>
+        <w:rPr>
+          <w:lang w:val="es-CL"/>
+        </w:rPr>
+      </w:pPr>
     </w:p>
     <w:p>
       <w:pPr>
@@ -160,7 +187,7 @@
       <w:sdtContent>
         <w:p>
           <w:pPr>
-            <w:pStyle w:val="TOCHeading"/>
+            <w:pStyle w:val="TtuloTDC"/>
           </w:pPr>
           <w:r>
             <w:t>Contents</w:t>
@@ -168,7 +195,7 @@
         </w:p>
         <w:p>
           <w:pPr>
-            <w:pStyle w:val="TOC1"/>
+            <w:pStyle w:val="TDC1"/>
             <w:tabs>
               <w:tab w:val="left" w:pos="440"/>
               <w:tab w:val="right" w:leader="dot" w:pos="9350"/>
@@ -191,10 +218,10 @@
           <w:r>
             <w:fldChar w:fldCharType="separate"/>
           </w:r>
-          <w:hyperlink w:anchor="_Toc196143122" w:history="1">
-            <w:r>
-              <w:rPr>
-                <w:rStyle w:val="Hyperlink"/>
+          <w:hyperlink w:anchor="_Toc209701199" w:history="1">
+            <w:r>
+              <w:rPr>
+                <w:rStyle w:val="Hipervnculo"/>
                 <w:noProof/>
               </w:rPr>
               <w:t>2</w:t>
@@ -212,7 +239,7 @@
             </w:r>
             <w:r>
               <w:rPr>
-                <w:rStyle w:val="Hyperlink"/>
+                <w:rStyle w:val="Hipervnculo"/>
                 <w:noProof/>
               </w:rPr>
               <w:t>Introduction</w:t>
@@ -236,7 +263,7 @@
                 <w:noProof/>
                 <w:webHidden/>
               </w:rPr>
-              <w:instrText xml:space="preserve"> PAGEREF _Toc196143122 \h </w:instrText>
+              <w:instrText xml:space="preserve"> PAGEREF _Toc209701199 \h </w:instrText>
             </w:r>
             <w:r>
               <w:rPr>
@@ -269,7 +296,7 @@
         </w:p>
         <w:p>
           <w:pPr>
-            <w:pStyle w:val="TOC1"/>
+            <w:pStyle w:val="TDC1"/>
             <w:tabs>
               <w:tab w:val="left" w:pos="440"/>
               <w:tab w:val="right" w:leader="dot" w:pos="9350"/>
@@ -283,10 +310,10 @@
               <w:noProof/>
             </w:rPr>
           </w:pPr>
-          <w:hyperlink w:anchor="_Toc196143123" w:history="1">
-            <w:r>
-              <w:rPr>
-                <w:rStyle w:val="Hyperlink"/>
+          <w:hyperlink w:anchor="_Toc209701200" w:history="1">
+            <w:r>
+              <w:rPr>
+                <w:rStyle w:val="Hipervnculo"/>
                 <w:noProof/>
               </w:rPr>
               <w:t>3</w:t>
@@ -304,7 +331,7 @@
             </w:r>
             <w:r>
               <w:rPr>
-                <w:rStyle w:val="Hyperlink"/>
+                <w:rStyle w:val="Hipervnculo"/>
                 <w:noProof/>
               </w:rPr>
               <w:t>Field Programmable Array (FPGA)</w:t>
@@ -328,7 +355,7 @@
                 <w:noProof/>
                 <w:webHidden/>
               </w:rPr>
-              <w:instrText xml:space="preserve"> PAGEREF _Toc196143123 \h </w:instrText>
+              <w:instrText xml:space="preserve"> PAGEREF _Toc209701200 \h </w:instrText>
             </w:r>
             <w:r>
               <w:rPr>
@@ -361,7 +388,7 @@
         </w:p>
         <w:p>
           <w:pPr>
-            <w:pStyle w:val="TOC2"/>
+            <w:pStyle w:val="TDC2"/>
             <w:tabs>
               <w:tab w:val="left" w:pos="880"/>
               <w:tab w:val="right" w:leader="dot" w:pos="9350"/>
@@ -375,10 +402,10 @@
               <w:szCs w:val="24"/>
             </w:rPr>
           </w:pPr>
-          <w:hyperlink w:anchor="_Toc196143124" w:history="1">
-            <w:r>
-              <w:rPr>
-                <w:rStyle w:val="Hyperlink"/>
+          <w:hyperlink w:anchor="_Toc209701201" w:history="1">
+            <w:r>
+              <w:rPr>
+                <w:rStyle w:val="Hipervnculo"/>
                 <w:noProof/>
               </w:rPr>
               <w:t>3.1</w:t>
@@ -396,7 +423,7 @@
             </w:r>
             <w:r>
               <w:rPr>
-                <w:rStyle w:val="Hyperlink"/>
+                <w:rStyle w:val="Hipervnculo"/>
                 <w:noProof/>
               </w:rPr>
               <w:t>Digital Inputs</w:t>
@@ -420,7 +447,7 @@
                 <w:noProof/>
                 <w:webHidden/>
               </w:rPr>
-              <w:instrText xml:space="preserve"> PAGEREF _Toc196143124 \h </w:instrText>
+              <w:instrText xml:space="preserve"> PAGEREF _Toc209701201 \h </w:instrText>
             </w:r>
             <w:r>
               <w:rPr>
@@ -453,7 +480,7 @@
         </w:p>
         <w:p>
           <w:pPr>
-            <w:pStyle w:val="TOC2"/>
+            <w:pStyle w:val="TDC2"/>
             <w:tabs>
               <w:tab w:val="left" w:pos="880"/>
               <w:tab w:val="right" w:leader="dot" w:pos="9350"/>
@@ -467,10 +494,10 @@
               <w:szCs w:val="24"/>
             </w:rPr>
           </w:pPr>
-          <w:hyperlink w:anchor="_Toc196143125" w:history="1">
-            <w:r>
-              <w:rPr>
-                <w:rStyle w:val="Hyperlink"/>
+          <w:hyperlink w:anchor="_Toc209701202" w:history="1">
+            <w:r>
+              <w:rPr>
+                <w:rStyle w:val="Hipervnculo"/>
                 <w:noProof/>
               </w:rPr>
               <w:t>3.2</w:t>
@@ -488,7 +515,7 @@
             </w:r>
             <w:r>
               <w:rPr>
-                <w:rStyle w:val="Hyperlink"/>
+                <w:rStyle w:val="Hipervnculo"/>
                 <w:noProof/>
               </w:rPr>
               <w:t>Digital Outputs</w:t>
@@ -512,7 +539,7 @@
                 <w:noProof/>
                 <w:webHidden/>
               </w:rPr>
-              <w:instrText xml:space="preserve"> PAGEREF _Toc196143125 \h </w:instrText>
+              <w:instrText xml:space="preserve"> PAGEREF _Toc209701202 \h </w:instrText>
             </w:r>
             <w:r>
               <w:rPr>
@@ -545,7 +572,7 @@
         </w:p>
         <w:p>
           <w:pPr>
-            <w:pStyle w:val="TOC2"/>
+            <w:pStyle w:val="TDC2"/>
             <w:tabs>
               <w:tab w:val="left" w:pos="880"/>
               <w:tab w:val="right" w:leader="dot" w:pos="9350"/>
@@ -559,10 +586,10 @@
               <w:szCs w:val="24"/>
             </w:rPr>
           </w:pPr>
-          <w:hyperlink w:anchor="_Toc196143126" w:history="1">
-            <w:r>
-              <w:rPr>
-                <w:rStyle w:val="Hyperlink"/>
+          <w:hyperlink w:anchor="_Toc209701203" w:history="1">
+            <w:r>
+              <w:rPr>
+                <w:rStyle w:val="Hipervnculo"/>
                 <w:noProof/>
               </w:rPr>
               <w:t>3.3</w:t>
@@ -580,7 +607,7 @@
             </w:r>
             <w:r>
               <w:rPr>
-                <w:rStyle w:val="Hyperlink"/>
+                <w:rStyle w:val="Hipervnculo"/>
                 <w:noProof/>
               </w:rPr>
               <w:t>Encoder Input</w:t>
@@ -604,7 +631,7 @@
                 <w:noProof/>
                 <w:webHidden/>
               </w:rPr>
-              <w:instrText xml:space="preserve"> PAGEREF _Toc196143126 \h </w:instrText>
+              <w:instrText xml:space="preserve"> PAGEREF _Toc209701203 \h </w:instrText>
             </w:r>
             <w:r>
               <w:rPr>
@@ -637,7 +664,7 @@
         </w:p>
         <w:p>
           <w:pPr>
-            <w:pStyle w:val="TOC2"/>
+            <w:pStyle w:val="TDC2"/>
             <w:tabs>
               <w:tab w:val="left" w:pos="880"/>
               <w:tab w:val="right" w:leader="dot" w:pos="9350"/>
@@ -651,10 +678,10 @@
               <w:szCs w:val="24"/>
             </w:rPr>
           </w:pPr>
-          <w:hyperlink w:anchor="_Toc196143127" w:history="1">
-            <w:r>
-              <w:rPr>
-                <w:rStyle w:val="Hyperlink"/>
+          <w:hyperlink w:anchor="_Toc209701204" w:history="1">
+            <w:r>
+              <w:rPr>
+                <w:rStyle w:val="Hipervnculo"/>
                 <w:noProof/>
               </w:rPr>
               <w:t>3.4</w:t>
@@ -672,7 +699,7 @@
             </w:r>
             <w:r>
               <w:rPr>
-                <w:rStyle w:val="Hyperlink"/>
+                <w:rStyle w:val="Hipervnculo"/>
                 <w:noProof/>
               </w:rPr>
               <w:t>State Machine</w:t>
@@ -696,7 +723,7 @@
                 <w:noProof/>
                 <w:webHidden/>
               </w:rPr>
-              <w:instrText xml:space="preserve"> PAGEREF _Toc196143127 \h </w:instrText>
+              <w:instrText xml:space="preserve"> PAGEREF _Toc209701204 \h </w:instrText>
             </w:r>
             <w:r>
               <w:rPr>
@@ -729,7 +756,7 @@
         </w:p>
         <w:p>
           <w:pPr>
-            <w:pStyle w:val="TOC3"/>
+            <w:pStyle w:val="TDC3"/>
             <w:tabs>
               <w:tab w:val="left" w:pos="1320"/>
               <w:tab w:val="right" w:leader="dot" w:pos="9350"/>
@@ -741,10 +768,10 @@
               <w:szCs w:val="24"/>
             </w:rPr>
           </w:pPr>
-          <w:hyperlink w:anchor="_Toc196143128" w:history="1">
-            <w:r>
-              <w:rPr>
-                <w:rStyle w:val="Hyperlink"/>
+          <w:hyperlink w:anchor="_Toc209701205" w:history="1">
+            <w:r>
+              <w:rPr>
+                <w:rStyle w:val="Hipervnculo"/>
                 <w:noProof/>
               </w:rPr>
               <w:t>3.4.1</w:t>
@@ -760,7 +787,7 @@
             </w:r>
             <w:r>
               <w:rPr>
-                <w:rStyle w:val="Hyperlink"/>
+                <w:rStyle w:val="Hipervnculo"/>
                 <w:noProof/>
               </w:rPr>
               <w:t>Stop Mode</w:t>
@@ -784,7 +811,7 @@
                 <w:noProof/>
                 <w:webHidden/>
               </w:rPr>
-              <w:instrText xml:space="preserve"> PAGEREF _Toc196143128 \h </w:instrText>
+              <w:instrText xml:space="preserve"> PAGEREF _Toc209701205 \h </w:instrText>
             </w:r>
             <w:r>
               <w:rPr>
@@ -817,7 +844,7 @@
         </w:p>
         <w:p>
           <w:pPr>
-            <w:pStyle w:val="TOC3"/>
+            <w:pStyle w:val="TDC3"/>
             <w:tabs>
               <w:tab w:val="left" w:pos="1320"/>
               <w:tab w:val="right" w:leader="dot" w:pos="9350"/>
@@ -829,10 +856,10 @@
               <w:szCs w:val="24"/>
             </w:rPr>
           </w:pPr>
-          <w:hyperlink w:anchor="_Toc196143129" w:history="1">
-            <w:r>
-              <w:rPr>
-                <w:rStyle w:val="Hyperlink"/>
+          <w:hyperlink w:anchor="_Toc209701206" w:history="1">
+            <w:r>
+              <w:rPr>
+                <w:rStyle w:val="Hipervnculo"/>
                 <w:noProof/>
               </w:rPr>
               <w:t>3.4.2</w:t>
@@ -848,7 +875,7 @@
             </w:r>
             <w:r>
               <w:rPr>
-                <w:rStyle w:val="Hyperlink"/>
+                <w:rStyle w:val="Hipervnculo"/>
                 <w:noProof/>
               </w:rPr>
               <w:t>Home Mode</w:t>
@@ -872,7 +899,7 @@
                 <w:noProof/>
                 <w:webHidden/>
               </w:rPr>
-              <w:instrText xml:space="preserve"> PAGEREF _Toc196143129 \h </w:instrText>
+              <w:instrText xml:space="preserve"> PAGEREF _Toc209701206 \h </w:instrText>
             </w:r>
             <w:r>
               <w:rPr>
@@ -905,7 +932,7 @@
         </w:p>
         <w:p>
           <w:pPr>
-            <w:pStyle w:val="TOC3"/>
+            <w:pStyle w:val="TDC3"/>
             <w:tabs>
               <w:tab w:val="left" w:pos="1320"/>
               <w:tab w:val="right" w:leader="dot" w:pos="9350"/>
@@ -917,10 +944,10 @@
               <w:szCs w:val="24"/>
             </w:rPr>
           </w:pPr>
-          <w:hyperlink w:anchor="_Toc196143130" w:history="1">
-            <w:r>
-              <w:rPr>
-                <w:rStyle w:val="Hyperlink"/>
+          <w:hyperlink w:anchor="_Toc209701207" w:history="1">
+            <w:r>
+              <w:rPr>
+                <w:rStyle w:val="Hipervnculo"/>
                 <w:noProof/>
               </w:rPr>
               <w:t>3.4.3</w:t>
@@ -936,7 +963,7 @@
             </w:r>
             <w:r>
               <w:rPr>
-                <w:rStyle w:val="Hyperlink"/>
+                <w:rStyle w:val="Hipervnculo"/>
                 <w:noProof/>
               </w:rPr>
               <w:t>Position Mode</w:t>
@@ -960,7 +987,7 @@
                 <w:noProof/>
                 <w:webHidden/>
               </w:rPr>
-              <w:instrText xml:space="preserve"> PAGEREF _Toc196143130 \h </w:instrText>
+              <w:instrText xml:space="preserve"> PAGEREF _Toc209701207 \h </w:instrText>
             </w:r>
             <w:r>
               <w:rPr>
@@ -993,7 +1020,7 @@
         </w:p>
         <w:p>
           <w:pPr>
-            <w:pStyle w:val="TOC3"/>
+            <w:pStyle w:val="TDC3"/>
             <w:tabs>
               <w:tab w:val="left" w:pos="1320"/>
               <w:tab w:val="right" w:leader="dot" w:pos="9350"/>
@@ -1005,10 +1032,10 @@
               <w:szCs w:val="24"/>
             </w:rPr>
           </w:pPr>
-          <w:hyperlink w:anchor="_Toc196143131" w:history="1">
-            <w:r>
-              <w:rPr>
-                <w:rStyle w:val="Hyperlink"/>
+          <w:hyperlink w:anchor="_Toc209701208" w:history="1">
+            <w:r>
+              <w:rPr>
+                <w:rStyle w:val="Hipervnculo"/>
                 <w:noProof/>
               </w:rPr>
               <w:t>3.4.4</w:t>
@@ -1024,7 +1051,7 @@
             </w:r>
             <w:r>
               <w:rPr>
-                <w:rStyle w:val="Hyperlink"/>
+                <w:rStyle w:val="Hipervnculo"/>
                 <w:noProof/>
               </w:rPr>
               <w:t>Center Mode</w:t>
@@ -1048,7 +1075,7 @@
                 <w:noProof/>
                 <w:webHidden/>
               </w:rPr>
-              <w:instrText xml:space="preserve"> PAGEREF _Toc196143131 \h </w:instrText>
+              <w:instrText xml:space="preserve"> PAGEREF _Toc209701208 \h </w:instrText>
             </w:r>
             <w:r>
               <w:rPr>
@@ -1081,7 +1108,7 @@
         </w:p>
         <w:p>
           <w:pPr>
-            <w:pStyle w:val="TOC3"/>
+            <w:pStyle w:val="TDC3"/>
             <w:tabs>
               <w:tab w:val="left" w:pos="1320"/>
               <w:tab w:val="right" w:leader="dot" w:pos="9350"/>
@@ -1093,10 +1120,10 @@
               <w:szCs w:val="24"/>
             </w:rPr>
           </w:pPr>
-          <w:hyperlink w:anchor="_Toc196143132" w:history="1">
-            <w:r>
-              <w:rPr>
-                <w:rStyle w:val="Hyperlink"/>
+          <w:hyperlink w:anchor="_Toc209701209" w:history="1">
+            <w:r>
+              <w:rPr>
+                <w:rStyle w:val="Hipervnculo"/>
                 <w:noProof/>
               </w:rPr>
               <w:t>3.4.5</w:t>
@@ -1112,7 +1139,7 @@
             </w:r>
             <w:r>
               <w:rPr>
-                <w:rStyle w:val="Hyperlink"/>
+                <w:rStyle w:val="Hipervnculo"/>
                 <w:noProof/>
               </w:rPr>
               <w:t>Error Mode</w:t>
@@ -1136,7 +1163,7 @@
                 <w:noProof/>
                 <w:webHidden/>
               </w:rPr>
-              <w:instrText xml:space="preserve"> PAGEREF _Toc196143132 \h </w:instrText>
+              <w:instrText xml:space="preserve"> PAGEREF _Toc209701209 \h </w:instrText>
             </w:r>
             <w:r>
               <w:rPr>
@@ -1169,7 +1196,7 @@
         </w:p>
         <w:p>
           <w:pPr>
-            <w:pStyle w:val="TOC2"/>
+            <w:pStyle w:val="TDC2"/>
             <w:tabs>
               <w:tab w:val="left" w:pos="880"/>
               <w:tab w:val="right" w:leader="dot" w:pos="9350"/>
@@ -1183,10 +1210,10 @@
               <w:szCs w:val="24"/>
             </w:rPr>
           </w:pPr>
-          <w:hyperlink w:anchor="_Toc196143133" w:history="1">
-            <w:r>
-              <w:rPr>
-                <w:rStyle w:val="Hyperlink"/>
+          <w:hyperlink w:anchor="_Toc209701210" w:history="1">
+            <w:r>
+              <w:rPr>
+                <w:rStyle w:val="Hipervnculo"/>
                 <w:noProof/>
               </w:rPr>
               <w:t>3.5</w:t>
@@ -1204,7 +1231,7 @@
             </w:r>
             <w:r>
               <w:rPr>
-                <w:rStyle w:val="Hyperlink"/>
+                <w:rStyle w:val="Hipervnculo"/>
                 <w:noProof/>
               </w:rPr>
               <w:t>Position Calculation</w:t>
@@ -1228,7 +1255,7 @@
                 <w:noProof/>
                 <w:webHidden/>
               </w:rPr>
-              <w:instrText xml:space="preserve"> PAGEREF _Toc196143133 \h </w:instrText>
+              <w:instrText xml:space="preserve"> PAGEREF _Toc209701210 \h </w:instrText>
             </w:r>
             <w:r>
               <w:rPr>
@@ -1261,7 +1288,7 @@
         </w:p>
         <w:p>
           <w:pPr>
-            <w:pStyle w:val="TOC2"/>
+            <w:pStyle w:val="TDC2"/>
             <w:tabs>
               <w:tab w:val="left" w:pos="880"/>
               <w:tab w:val="right" w:leader="dot" w:pos="9350"/>
@@ -1275,10 +1302,10 @@
               <w:szCs w:val="24"/>
             </w:rPr>
           </w:pPr>
-          <w:hyperlink w:anchor="_Toc196143134" w:history="1">
-            <w:r>
-              <w:rPr>
-                <w:rStyle w:val="Hyperlink"/>
+          <w:hyperlink w:anchor="_Toc209701211" w:history="1">
+            <w:r>
+              <w:rPr>
+                <w:rStyle w:val="Hipervnculo"/>
                 <w:noProof/>
               </w:rPr>
               <w:t>3.6</w:t>
@@ -1296,7 +1323,7 @@
             </w:r>
             <w:r>
               <w:rPr>
-                <w:rStyle w:val="Hyperlink"/>
+                <w:rStyle w:val="Hipervnculo"/>
                 <w:noProof/>
               </w:rPr>
               <w:t>Controls and Indicators</w:t>
@@ -1320,7 +1347,7 @@
                 <w:noProof/>
                 <w:webHidden/>
               </w:rPr>
-              <w:instrText xml:space="preserve"> PAGEREF _Toc196143134 \h </w:instrText>
+              <w:instrText xml:space="preserve"> PAGEREF _Toc209701211 \h </w:instrText>
             </w:r>
             <w:r>
               <w:rPr>
@@ -1353,7 +1380,7 @@
         </w:p>
         <w:p>
           <w:pPr>
-            <w:pStyle w:val="TOC1"/>
+            <w:pStyle w:val="TDC1"/>
             <w:tabs>
               <w:tab w:val="left" w:pos="440"/>
               <w:tab w:val="right" w:leader="dot" w:pos="9350"/>
@@ -1367,10 +1394,10 @@
               <w:noProof/>
             </w:rPr>
           </w:pPr>
-          <w:hyperlink w:anchor="_Toc196143135" w:history="1">
-            <w:r>
-              <w:rPr>
-                <w:rStyle w:val="Hyperlink"/>
+          <w:hyperlink w:anchor="_Toc209701212" w:history="1">
+            <w:r>
+              <w:rPr>
+                <w:rStyle w:val="Hipervnculo"/>
                 <w:noProof/>
               </w:rPr>
               <w:t>4</w:t>
@@ -1388,7 +1415,7 @@
             </w:r>
             <w:r>
               <w:rPr>
-                <w:rStyle w:val="Hyperlink"/>
+                <w:rStyle w:val="Hipervnculo"/>
                 <w:noProof/>
               </w:rPr>
               <w:t>Real-Time (RT)</w:t>
@@ -1412,7 +1439,7 @@
                 <w:noProof/>
                 <w:webHidden/>
               </w:rPr>
-              <w:instrText xml:space="preserve"> PAGEREF _Toc196143135 \h </w:instrText>
+              <w:instrText xml:space="preserve"> PAGEREF _Toc209701212 \h </w:instrText>
             </w:r>
             <w:r>
               <w:rPr>
@@ -1445,7 +1472,7 @@
         </w:p>
         <w:p>
           <w:pPr>
-            <w:pStyle w:val="TOC2"/>
+            <w:pStyle w:val="TDC2"/>
             <w:tabs>
               <w:tab w:val="left" w:pos="880"/>
               <w:tab w:val="right" w:leader="dot" w:pos="9350"/>
@@ -1459,10 +1486,10 @@
               <w:szCs w:val="24"/>
             </w:rPr>
           </w:pPr>
-          <w:hyperlink w:anchor="_Toc196143136" w:history="1">
-            <w:r>
-              <w:rPr>
-                <w:rStyle w:val="Hyperlink"/>
+          <w:hyperlink w:anchor="_Toc209701213" w:history="1">
+            <w:r>
+              <w:rPr>
+                <w:rStyle w:val="Hipervnculo"/>
                 <w:noProof/>
               </w:rPr>
               <w:t>4.1</w:t>
@@ -1480,7 +1507,7 @@
             </w:r>
             <w:r>
               <w:rPr>
-                <w:rStyle w:val="Hyperlink"/>
+                <w:rStyle w:val="Hipervnculo"/>
                 <w:noProof/>
               </w:rPr>
               <w:t>Configuration (Config)</w:t>
@@ -1504,7 +1531,7 @@
                 <w:noProof/>
                 <w:webHidden/>
               </w:rPr>
-              <w:instrText xml:space="preserve"> PAGEREF _Toc196143136 \h </w:instrText>
+              <w:instrText xml:space="preserve"> PAGEREF _Toc209701213 \h </w:instrText>
             </w:r>
             <w:r>
               <w:rPr>
@@ -1537,7 +1564,7 @@
         </w:p>
         <w:p>
           <w:pPr>
-            <w:pStyle w:val="TOC2"/>
+            <w:pStyle w:val="TDC2"/>
             <w:tabs>
               <w:tab w:val="left" w:pos="880"/>
               <w:tab w:val="right" w:leader="dot" w:pos="9350"/>
@@ -1551,10 +1578,10 @@
               <w:szCs w:val="24"/>
             </w:rPr>
           </w:pPr>
-          <w:hyperlink w:anchor="_Toc196143137" w:history="1">
-            <w:r>
-              <w:rPr>
-                <w:rStyle w:val="Hyperlink"/>
+          <w:hyperlink w:anchor="_Toc209701214" w:history="1">
+            <w:r>
+              <w:rPr>
+                <w:rStyle w:val="Hipervnculo"/>
                 <w:noProof/>
               </w:rPr>
               <w:t>4.2</w:t>
@@ -1572,7 +1599,7 @@
             </w:r>
             <w:r>
               <w:rPr>
-                <w:rStyle w:val="Hyperlink"/>
+                <w:rStyle w:val="Hipervnculo"/>
                 <w:noProof/>
               </w:rPr>
               <w:t>Main Host Communication (Main Host Comms)</w:t>
@@ -1596,7 +1623,7 @@
                 <w:noProof/>
                 <w:webHidden/>
               </w:rPr>
-              <w:instrText xml:space="preserve"> PAGEREF _Toc196143137 \h </w:instrText>
+              <w:instrText xml:space="preserve"> PAGEREF _Toc209701214 \h </w:instrText>
             </w:r>
             <w:r>
               <w:rPr>
@@ -1629,7 +1656,7 @@
         </w:p>
         <w:p>
           <w:pPr>
-            <w:pStyle w:val="TOC3"/>
+            <w:pStyle w:val="TDC3"/>
             <w:tabs>
               <w:tab w:val="left" w:pos="1320"/>
               <w:tab w:val="right" w:leader="dot" w:pos="9350"/>
@@ -1641,10 +1668,10 @@
               <w:szCs w:val="24"/>
             </w:rPr>
           </w:pPr>
-          <w:hyperlink w:anchor="_Toc196143138" w:history="1">
-            <w:r>
-              <w:rPr>
-                <w:rStyle w:val="Hyperlink"/>
+          <w:hyperlink w:anchor="_Toc209701215" w:history="1">
+            <w:r>
+              <w:rPr>
+                <w:rStyle w:val="Hipervnculo"/>
                 <w:noProof/>
               </w:rPr>
               <w:t>4.2.1</w:t>
@@ -1660,7 +1687,7 @@
             </w:r>
             <w:r>
               <w:rPr>
-                <w:rStyle w:val="Hyperlink"/>
+                <w:rStyle w:val="Hipervnculo"/>
                 <w:noProof/>
               </w:rPr>
               <w:t>+ - Full Status</w:t>
@@ -1684,7 +1711,7 @@
                 <w:noProof/>
                 <w:webHidden/>
               </w:rPr>
-              <w:instrText xml:space="preserve"> PAGEREF _Toc196143138 \h </w:instrText>
+              <w:instrText xml:space="preserve"> PAGEREF _Toc209701215 \h </w:instrText>
             </w:r>
             <w:r>
               <w:rPr>
@@ -1717,7 +1744,7 @@
         </w:p>
         <w:p>
           <w:pPr>
-            <w:pStyle w:val="TOC3"/>
+            <w:pStyle w:val="TDC3"/>
             <w:tabs>
               <w:tab w:val="left" w:pos="1320"/>
               <w:tab w:val="right" w:leader="dot" w:pos="9350"/>
@@ -1729,10 +1756,10 @@
               <w:szCs w:val="24"/>
             </w:rPr>
           </w:pPr>
-          <w:hyperlink w:anchor="_Toc196143139" w:history="1">
-            <w:r>
-              <w:rPr>
-                <w:rStyle w:val="Hyperlink"/>
+          <w:hyperlink w:anchor="_Toc209701216" w:history="1">
+            <w:r>
+              <w:rPr>
+                <w:rStyle w:val="Hipervnculo"/>
                 <w:noProof/>
               </w:rPr>
               <w:t>4.2.2</w:t>
@@ -1748,7 +1775,7 @@
             </w:r>
             <w:r>
               <w:rPr>
-                <w:rStyle w:val="Hyperlink"/>
+                <w:rStyle w:val="Hipervnculo"/>
                 <w:noProof/>
               </w:rPr>
               <w:t>? – Short Status</w:t>
@@ -1772,7 +1799,7 @@
                 <w:noProof/>
                 <w:webHidden/>
               </w:rPr>
-              <w:instrText xml:space="preserve"> PAGEREF _Toc196143139 \h </w:instrText>
+              <w:instrText xml:space="preserve"> PAGEREF _Toc209701216 \h </w:instrText>
             </w:r>
             <w:r>
               <w:rPr>
@@ -1805,7 +1832,7 @@
         </w:p>
         <w:p>
           <w:pPr>
-            <w:pStyle w:val="TOC3"/>
+            <w:pStyle w:val="TDC3"/>
             <w:tabs>
               <w:tab w:val="left" w:pos="1320"/>
               <w:tab w:val="right" w:leader="dot" w:pos="9350"/>
@@ -1817,10 +1844,10 @@
               <w:szCs w:val="24"/>
             </w:rPr>
           </w:pPr>
-          <w:hyperlink w:anchor="_Toc196143140" w:history="1">
-            <w:r>
-              <w:rPr>
-                <w:rStyle w:val="Hyperlink"/>
+          <w:hyperlink w:anchor="_Toc209701217" w:history="1">
+            <w:r>
+              <w:rPr>
+                <w:rStyle w:val="Hipervnculo"/>
                 <w:noProof/>
               </w:rPr>
               <w:t>4.2.3</w:t>
@@ -1836,7 +1863,7 @@
             </w:r>
             <w:r>
               <w:rPr>
-                <w:rStyle w:val="Hyperlink"/>
+                <w:rStyle w:val="Hipervnculo"/>
                 <w:noProof/>
               </w:rPr>
               <w:t>AEN – Azimuth Encoder Negative Polarity</w:t>
@@ -1860,7 +1887,7 @@
                 <w:noProof/>
                 <w:webHidden/>
               </w:rPr>
-              <w:instrText xml:space="preserve"> PAGEREF _Toc196143140 \h </w:instrText>
+              <w:instrText xml:space="preserve"> PAGEREF _Toc209701217 \h </w:instrText>
             </w:r>
             <w:r>
               <w:rPr>
@@ -1893,7 +1920,7 @@
         </w:p>
         <w:p>
           <w:pPr>
-            <w:pStyle w:val="TOC3"/>
+            <w:pStyle w:val="TDC3"/>
             <w:tabs>
               <w:tab w:val="left" w:pos="1320"/>
               <w:tab w:val="right" w:leader="dot" w:pos="9350"/>
@@ -1905,10 +1932,10 @@
               <w:szCs w:val="24"/>
             </w:rPr>
           </w:pPr>
-          <w:hyperlink w:anchor="_Toc196143141" w:history="1">
-            <w:r>
-              <w:rPr>
-                <w:rStyle w:val="Hyperlink"/>
+          <w:hyperlink w:anchor="_Toc209701218" w:history="1">
+            <w:r>
+              <w:rPr>
+                <w:rStyle w:val="Hipervnculo"/>
                 <w:noProof/>
               </w:rPr>
               <w:t>4.2.4</w:t>
@@ -1924,7 +1951,7 @@
             </w:r>
             <w:r>
               <w:rPr>
-                <w:rStyle w:val="Hyperlink"/>
+                <w:rStyle w:val="Hipervnculo"/>
                 <w:noProof/>
               </w:rPr>
               <w:t>AEP – Azimuth Encoder Positive Polarity</w:t>
@@ -1948,7 +1975,7 @@
                 <w:noProof/>
                 <w:webHidden/>
               </w:rPr>
-              <w:instrText xml:space="preserve"> PAGEREF _Toc196143141 \h </w:instrText>
+              <w:instrText xml:space="preserve"> PAGEREF _Toc209701218 \h </w:instrText>
             </w:r>
             <w:r>
               <w:rPr>
@@ -1968,7 +1995,7 @@
                 <w:noProof/>
                 <w:webHidden/>
               </w:rPr>
-              <w:t>17</w:t>
+              <w:t>18</w:t>
             </w:r>
             <w:r>
               <w:rPr>
@@ -1981,7 +2008,7 @@
         </w:p>
         <w:p>
           <w:pPr>
-            <w:pStyle w:val="TOC3"/>
+            <w:pStyle w:val="TDC3"/>
             <w:tabs>
               <w:tab w:val="left" w:pos="1320"/>
               <w:tab w:val="right" w:leader="dot" w:pos="9350"/>
@@ -1993,10 +2020,10 @@
               <w:szCs w:val="24"/>
             </w:rPr>
           </w:pPr>
-          <w:hyperlink w:anchor="_Toc196143142" w:history="1">
-            <w:r>
-              <w:rPr>
-                <w:rStyle w:val="Hyperlink"/>
+          <w:hyperlink w:anchor="_Toc209701219" w:history="1">
+            <w:r>
+              <w:rPr>
+                <w:rStyle w:val="Hipervnculo"/>
                 <w:noProof/>
               </w:rPr>
               <w:t>4.2.5</w:t>
@@ -2012,7 +2039,7 @@
             </w:r>
             <w:r>
               <w:rPr>
-                <w:rStyle w:val="Hyperlink"/>
+                <w:rStyle w:val="Hipervnculo"/>
                 <w:noProof/>
               </w:rPr>
               <w:t>AF, OF – Disable Autoshutdown</w:t>
@@ -2036,7 +2063,7 @@
                 <w:noProof/>
                 <w:webHidden/>
               </w:rPr>
-              <w:instrText xml:space="preserve"> PAGEREF _Toc196143142 \h </w:instrText>
+              <w:instrText xml:space="preserve"> PAGEREF _Toc209701219 \h </w:instrText>
             </w:r>
             <w:r>
               <w:rPr>
@@ -2056,7 +2083,7 @@
                 <w:noProof/>
                 <w:webHidden/>
               </w:rPr>
-              <w:t>17</w:t>
+              <w:t>18</w:t>
             </w:r>
             <w:r>
               <w:rPr>
@@ -2069,7 +2096,7 @@
         </w:p>
         <w:p>
           <w:pPr>
-            <w:pStyle w:val="TOC3"/>
+            <w:pStyle w:val="TDC3"/>
             <w:tabs>
               <w:tab w:val="left" w:pos="1320"/>
               <w:tab w:val="right" w:leader="dot" w:pos="9350"/>
@@ -2081,10 +2108,10 @@
               <w:szCs w:val="24"/>
             </w:rPr>
           </w:pPr>
-          <w:hyperlink w:anchor="_Toc196143143" w:history="1">
-            <w:r>
-              <w:rPr>
-                <w:rStyle w:val="Hyperlink"/>
+          <w:hyperlink w:anchor="_Toc209701220" w:history="1">
+            <w:r>
+              <w:rPr>
+                <w:rStyle w:val="Hipervnculo"/>
                 <w:noProof/>
               </w:rPr>
               <w:t>4.2.6</w:t>
@@ -2100,7 +2127,7 @@
             </w:r>
             <w:r>
               <w:rPr>
-                <w:rStyle w:val="Hyperlink"/>
+                <w:rStyle w:val="Hipervnculo"/>
                 <w:noProof/>
               </w:rPr>
               <w:t>AO, ON – Enable Autoshutdown</w:t>
@@ -2124,7 +2151,7 @@
                 <w:noProof/>
                 <w:webHidden/>
               </w:rPr>
-              <w:instrText xml:space="preserve"> PAGEREF _Toc196143143 \h </w:instrText>
+              <w:instrText xml:space="preserve"> PAGEREF _Toc209701220 \h </w:instrText>
             </w:r>
             <w:r>
               <w:rPr>
@@ -2144,7 +2171,7 @@
                 <w:noProof/>
                 <w:webHidden/>
               </w:rPr>
-              <w:t>17</w:t>
+              <w:t>18</w:t>
             </w:r>
             <w:r>
               <w:rPr>
@@ -2157,7 +2184,7 @@
         </w:p>
         <w:p>
           <w:pPr>
-            <w:pStyle w:val="TOC3"/>
+            <w:pStyle w:val="TDC3"/>
             <w:tabs>
               <w:tab w:val="left" w:pos="1320"/>
               <w:tab w:val="right" w:leader="dot" w:pos="9350"/>
@@ -2169,10 +2196,10 @@
               <w:szCs w:val="24"/>
             </w:rPr>
           </w:pPr>
-          <w:hyperlink w:anchor="_Toc196143144" w:history="1">
-            <w:r>
-              <w:rPr>
-                <w:rStyle w:val="Hyperlink"/>
+          <w:hyperlink w:anchor="_Toc209701221" w:history="1">
+            <w:r>
+              <w:rPr>
+                <w:rStyle w:val="Hipervnculo"/>
                 <w:noProof/>
               </w:rPr>
               <w:t>4.2.7</w:t>
@@ -2188,7 +2215,7 @@
             </w:r>
             <w:r>
               <w:rPr>
-                <w:rStyle w:val="Hyperlink"/>
+                <w:rStyle w:val="Hipervnculo"/>
                 <w:noProof/>
               </w:rPr>
               <w:t>AT – Set Az move timeout</w:t>
@@ -2212,7 +2239,7 @@
                 <w:noProof/>
                 <w:webHidden/>
               </w:rPr>
-              <w:instrText xml:space="preserve"> PAGEREF _Toc196143144 \h </w:instrText>
+              <w:instrText xml:space="preserve"> PAGEREF _Toc209701221 \h </w:instrText>
             </w:r>
             <w:r>
               <w:rPr>
@@ -2245,7 +2272,7 @@
         </w:p>
         <w:p>
           <w:pPr>
-            <w:pStyle w:val="TOC3"/>
+            <w:pStyle w:val="TDC3"/>
             <w:tabs>
               <w:tab w:val="left" w:pos="1320"/>
               <w:tab w:val="right" w:leader="dot" w:pos="9350"/>
@@ -2257,10 +2284,10 @@
               <w:szCs w:val="24"/>
             </w:rPr>
           </w:pPr>
-          <w:hyperlink w:anchor="_Toc196143145" w:history="1">
-            <w:r>
-              <w:rPr>
-                <w:rStyle w:val="Hyperlink"/>
+          <w:hyperlink w:anchor="_Toc209701222" w:history="1">
+            <w:r>
+              <w:rPr>
+                <w:rStyle w:val="Hipervnculo"/>
                 <w:noProof/>
               </w:rPr>
               <w:t>4.2.8</w:t>
@@ -2276,7 +2303,7 @@
             </w:r>
             <w:r>
               <w:rPr>
-                <w:rStyle w:val="Hyperlink"/>
+                <w:rStyle w:val="Hipervnculo"/>
                 <w:noProof/>
               </w:rPr>
               <w:t>CF – Disable Cloud Shutdown</w:t>
@@ -2300,7 +2327,7 @@
                 <w:noProof/>
                 <w:webHidden/>
               </w:rPr>
-              <w:instrText xml:space="preserve"> PAGEREF _Toc196143145 \h </w:instrText>
+              <w:instrText xml:space="preserve"> PAGEREF _Toc209701222 \h </w:instrText>
             </w:r>
             <w:r>
               <w:rPr>
@@ -2333,7 +2360,7 @@
         </w:p>
         <w:p>
           <w:pPr>
-            <w:pStyle w:val="TOC3"/>
+            <w:pStyle w:val="TDC3"/>
             <w:tabs>
               <w:tab w:val="left" w:pos="1320"/>
               <w:tab w:val="right" w:leader="dot" w:pos="9350"/>
@@ -2345,10 +2372,10 @@
               <w:szCs w:val="24"/>
             </w:rPr>
           </w:pPr>
-          <w:hyperlink w:anchor="_Toc196143146" w:history="1">
-            <w:r>
-              <w:rPr>
-                <w:rStyle w:val="Hyperlink"/>
+          <w:hyperlink w:anchor="_Toc209701223" w:history="1">
+            <w:r>
+              <w:rPr>
+                <w:rStyle w:val="Hipervnculo"/>
                 <w:noProof/>
               </w:rPr>
               <w:t>4.2.9</w:t>
@@ -2364,7 +2391,7 @@
             </w:r>
             <w:r>
               <w:rPr>
-                <w:rStyle w:val="Hyperlink"/>
+                <w:rStyle w:val="Hipervnculo"/>
                 <w:noProof/>
               </w:rPr>
               <w:t>CFR – Read Configuration File</w:t>
@@ -2388,7 +2415,7 @@
                 <w:noProof/>
                 <w:webHidden/>
               </w:rPr>
-              <w:instrText xml:space="preserve"> PAGEREF _Toc196143146 \h </w:instrText>
+              <w:instrText xml:space="preserve"> PAGEREF _Toc209701223 \h </w:instrText>
             </w:r>
             <w:r>
               <w:rPr>
@@ -2421,7 +2448,7 @@
         </w:p>
         <w:p>
           <w:pPr>
-            <w:pStyle w:val="TOC3"/>
+            <w:pStyle w:val="TDC3"/>
             <w:tabs>
               <w:tab w:val="left" w:pos="1320"/>
               <w:tab w:val="right" w:leader="dot" w:pos="9350"/>
@@ -2433,10 +2460,10 @@
               <w:szCs w:val="24"/>
             </w:rPr>
           </w:pPr>
-          <w:hyperlink w:anchor="_Toc196143147" w:history="1">
-            <w:r>
-              <w:rPr>
-                <w:rStyle w:val="Hyperlink"/>
+          <w:hyperlink w:anchor="_Toc209701224" w:history="1">
+            <w:r>
+              <w:rPr>
+                <w:rStyle w:val="Hipervnculo"/>
                 <w:noProof/>
               </w:rPr>
               <w:t>4.2.10</w:t>
@@ -2452,7 +2479,7 @@
             </w:r>
             <w:r>
               <w:rPr>
-                <w:rStyle w:val="Hyperlink"/>
+                <w:rStyle w:val="Hipervnculo"/>
                 <w:noProof/>
               </w:rPr>
               <w:t>CFS – Save Configuration File</w:t>
@@ -2476,7 +2503,7 @@
                 <w:noProof/>
                 <w:webHidden/>
               </w:rPr>
-              <w:instrText xml:space="preserve"> PAGEREF _Toc196143147 \h </w:instrText>
+              <w:instrText xml:space="preserve"> PAGEREF _Toc209701224 \h </w:instrText>
             </w:r>
             <w:r>
               <w:rPr>
@@ -2509,7 +2536,7 @@
         </w:p>
         <w:p>
           <w:pPr>
-            <w:pStyle w:val="TOC3"/>
+            <w:pStyle w:val="TDC3"/>
             <w:tabs>
               <w:tab w:val="left" w:pos="1320"/>
               <w:tab w:val="right" w:leader="dot" w:pos="9350"/>
@@ -2521,10 +2548,10 @@
               <w:szCs w:val="24"/>
             </w:rPr>
           </w:pPr>
-          <w:hyperlink w:anchor="_Toc196143148" w:history="1">
-            <w:r>
-              <w:rPr>
-                <w:rStyle w:val="Hyperlink"/>
+          <w:hyperlink w:anchor="_Toc209701225" w:history="1">
+            <w:r>
+              <w:rPr>
+                <w:rStyle w:val="Hipervnculo"/>
                 <w:noProof/>
               </w:rPr>
               <w:t>4.2.11</w:t>
@@ -2540,7 +2567,7 @@
             </w:r>
             <w:r>
               <w:rPr>
-                <w:rStyle w:val="Hyperlink"/>
+                <w:rStyle w:val="Hipervnculo"/>
                 <w:noProof/>
               </w:rPr>
               <w:t>CL – Close Upper Door</w:t>
@@ -2564,7 +2591,7 @@
                 <w:noProof/>
                 <w:webHidden/>
               </w:rPr>
-              <w:instrText xml:space="preserve"> PAGEREF _Toc196143148 \h </w:instrText>
+              <w:instrText xml:space="preserve"> PAGEREF _Toc209701225 \h </w:instrText>
             </w:r>
             <w:r>
               <w:rPr>
@@ -2597,7 +2624,7 @@
         </w:p>
         <w:p>
           <w:pPr>
-            <w:pStyle w:val="TOC3"/>
+            <w:pStyle w:val="TDC3"/>
             <w:tabs>
               <w:tab w:val="left" w:pos="1320"/>
               <w:tab w:val="right" w:leader="dot" w:pos="9350"/>
@@ -2609,10 +2636,10 @@
               <w:szCs w:val="24"/>
             </w:rPr>
           </w:pPr>
-          <w:hyperlink w:anchor="_Toc196143149" w:history="1">
-            <w:r>
-              <w:rPr>
-                <w:rStyle w:val="Hyperlink"/>
+          <w:hyperlink w:anchor="_Toc209701226" w:history="1">
+            <w:r>
+              <w:rPr>
+                <w:rStyle w:val="Hipervnculo"/>
                 <w:noProof/>
               </w:rPr>
               <w:t>4.2.12</w:t>
@@ -2628,7 +2655,7 @@
             </w:r>
             <w:r>
               <w:rPr>
-                <w:rStyle w:val="Hyperlink"/>
+                <w:rStyle w:val="Hipervnculo"/>
                 <w:noProof/>
               </w:rPr>
               <w:t>CO – Enable Cloud Shutdown</w:t>
@@ -2652,7 +2679,7 @@
                 <w:noProof/>
                 <w:webHidden/>
               </w:rPr>
-              <w:instrText xml:space="preserve"> PAGEREF _Toc196143149 \h </w:instrText>
+              <w:instrText xml:space="preserve"> PAGEREF _Toc209701226 \h </w:instrText>
             </w:r>
             <w:r>
               <w:rPr>
@@ -2685,7 +2712,7 @@
         </w:p>
         <w:p>
           <w:pPr>
-            <w:pStyle w:val="TOC3"/>
+            <w:pStyle w:val="TDC3"/>
             <w:tabs>
               <w:tab w:val="left" w:pos="1320"/>
               <w:tab w:val="right" w:leader="dot" w:pos="9350"/>
@@ -2697,10 +2724,10 @@
               <w:szCs w:val="24"/>
             </w:rPr>
           </w:pPr>
-          <w:hyperlink w:anchor="_Toc196143150" w:history="1">
-            <w:r>
-              <w:rPr>
-                <w:rStyle w:val="Hyperlink"/>
+          <w:hyperlink w:anchor="_Toc209701227" w:history="1">
+            <w:r>
+              <w:rPr>
+                <w:rStyle w:val="Hipervnculo"/>
                 <w:noProof/>
               </w:rPr>
               <w:t>4.2.13</w:t>
@@ -2716,7 +2743,7 @@
             </w:r>
             <w:r>
               <w:rPr>
-                <w:rStyle w:val="Hyperlink"/>
+                <w:rStyle w:val="Hipervnculo"/>
                 <w:noProof/>
               </w:rPr>
               <w:t>CS – Set Coast Threshold (Deprecated)</w:t>
@@ -2740,7 +2767,7 @@
                 <w:noProof/>
                 <w:webHidden/>
               </w:rPr>
-              <w:instrText xml:space="preserve"> PAGEREF _Toc196143150 \h </w:instrText>
+              <w:instrText xml:space="preserve"> PAGEREF _Toc209701227 \h </w:instrText>
             </w:r>
             <w:r>
               <w:rPr>
@@ -2773,7 +2800,7 @@
         </w:p>
         <w:p>
           <w:pPr>
-            <w:pStyle w:val="TOC3"/>
+            <w:pStyle w:val="TDC3"/>
             <w:tabs>
               <w:tab w:val="left" w:pos="1320"/>
               <w:tab w:val="right" w:leader="dot" w:pos="9350"/>
@@ -2785,10 +2812,10 @@
               <w:szCs w:val="24"/>
             </w:rPr>
           </w:pPr>
-          <w:hyperlink w:anchor="_Toc196143151" w:history="1">
-            <w:r>
-              <w:rPr>
-                <w:rStyle w:val="Hyperlink"/>
+          <w:hyperlink w:anchor="_Toc209701228" w:history="1">
+            <w:r>
+              <w:rPr>
+                <w:rStyle w:val="Hipervnculo"/>
                 <w:noProof/>
               </w:rPr>
               <w:t>4.2.14</w:t>
@@ -2804,7 +2831,7 @@
             </w:r>
             <w:r>
               <w:rPr>
-                <w:rStyle w:val="Hyperlink"/>
+                <w:rStyle w:val="Hipervnculo"/>
                 <w:noProof/>
               </w:rPr>
               <w:t>DN – Open Lower Door</w:t>
@@ -2828,7 +2855,7 @@
                 <w:noProof/>
                 <w:webHidden/>
               </w:rPr>
-              <w:instrText xml:space="preserve"> PAGEREF _Toc196143151 \h </w:instrText>
+              <w:instrText xml:space="preserve"> PAGEREF _Toc209701228 \h </w:instrText>
             </w:r>
             <w:r>
               <w:rPr>
@@ -2861,7 +2888,7 @@
         </w:p>
         <w:p>
           <w:pPr>
-            <w:pStyle w:val="TOC3"/>
+            <w:pStyle w:val="TDC3"/>
             <w:tabs>
               <w:tab w:val="left" w:pos="1320"/>
               <w:tab w:val="right" w:leader="dot" w:pos="9350"/>
@@ -2873,10 +2900,10 @@
               <w:szCs w:val="24"/>
             </w:rPr>
           </w:pPr>
-          <w:hyperlink w:anchor="_Toc196143152" w:history="1">
-            <w:r>
-              <w:rPr>
-                <w:rStyle w:val="Hyperlink"/>
+          <w:hyperlink w:anchor="_Toc209701229" w:history="1">
+            <w:r>
+              <w:rPr>
+                <w:rStyle w:val="Hipervnculo"/>
                 <w:noProof/>
               </w:rPr>
               <w:t>4.2.15</w:t>
@@ -2892,7 +2919,7 @@
             </w:r>
             <w:r>
               <w:rPr>
-                <w:rStyle w:val="Hyperlink"/>
+                <w:rStyle w:val="Hipervnculo"/>
                 <w:noProof/>
               </w:rPr>
               <w:t>DT – Set Door Move Timeout</w:t>
@@ -2916,7 +2943,7 @@
                 <w:noProof/>
                 <w:webHidden/>
               </w:rPr>
-              <w:instrText xml:space="preserve"> PAGEREF _Toc196143152 \h </w:instrText>
+              <w:instrText xml:space="preserve"> PAGEREF _Toc209701229 \h </w:instrText>
             </w:r>
             <w:r>
               <w:rPr>
@@ -2936,7 +2963,7 @@
                 <w:noProof/>
                 <w:webHidden/>
               </w:rPr>
-              <w:t>18</w:t>
+              <w:t>19</w:t>
             </w:r>
             <w:r>
               <w:rPr>
@@ -2949,7 +2976,7 @@
         </w:p>
         <w:p>
           <w:pPr>
-            <w:pStyle w:val="TOC3"/>
+            <w:pStyle w:val="TDC3"/>
             <w:tabs>
               <w:tab w:val="left" w:pos="1320"/>
               <w:tab w:val="right" w:leader="dot" w:pos="9350"/>
@@ -2961,10 +2988,10 @@
               <w:szCs w:val="24"/>
             </w:rPr>
           </w:pPr>
-          <w:hyperlink w:anchor="_Toc196143153" w:history="1">
-            <w:r>
-              <w:rPr>
-                <w:rStyle w:val="Hyperlink"/>
+          <w:hyperlink w:anchor="_Toc209701230" w:history="1">
+            <w:r>
+              <w:rPr>
+                <w:rStyle w:val="Hipervnculo"/>
                 <w:noProof/>
               </w:rPr>
               <w:t>4.2.16</w:t>
@@ -2980,7 +3007,7 @@
             </w:r>
             <w:r>
               <w:rPr>
-                <w:rStyle w:val="Hyperlink"/>
+                <w:rStyle w:val="Hipervnculo"/>
                 <w:noProof/>
               </w:rPr>
               <w:t>HELP – Help Text</w:t>
@@ -3004,7 +3031,7 @@
                 <w:noProof/>
                 <w:webHidden/>
               </w:rPr>
-              <w:instrText xml:space="preserve"> PAGEREF _Toc196143153 \h </w:instrText>
+              <w:instrText xml:space="preserve"> PAGEREF _Toc209701230 \h </w:instrText>
             </w:r>
             <w:r>
               <w:rPr>
@@ -3024,7 +3051,7 @@
                 <w:noProof/>
                 <w:webHidden/>
               </w:rPr>
-              <w:t>18</w:t>
+              <w:t>19</w:t>
             </w:r>
             <w:r>
               <w:rPr>
@@ -3037,7 +3064,7 @@
         </w:p>
         <w:p>
           <w:pPr>
-            <w:pStyle w:val="TOC3"/>
+            <w:pStyle w:val="TDC3"/>
             <w:tabs>
               <w:tab w:val="left" w:pos="1320"/>
               <w:tab w:val="right" w:leader="dot" w:pos="9350"/>
@@ -3049,10 +3076,10 @@
               <w:szCs w:val="24"/>
             </w:rPr>
           </w:pPr>
-          <w:hyperlink w:anchor="_Toc196143154" w:history="1">
-            <w:r>
-              <w:rPr>
-                <w:rStyle w:val="Hyperlink"/>
+          <w:hyperlink w:anchor="_Toc209701231" w:history="1">
+            <w:r>
+              <w:rPr>
+                <w:rStyle w:val="Hipervnculo"/>
                 <w:noProof/>
               </w:rPr>
               <w:t>4.2.17</w:t>
@@ -3068,7 +3095,7 @@
             </w:r>
             <w:r>
               <w:rPr>
-                <w:rStyle w:val="Hyperlink"/>
+                <w:rStyle w:val="Hipervnculo"/>
                 <w:noProof/>
               </w:rPr>
               <w:t>HM – Send Dome to Home</w:t>
@@ -3092,7 +3119,7 @@
                 <w:noProof/>
                 <w:webHidden/>
               </w:rPr>
-              <w:instrText xml:space="preserve"> PAGEREF _Toc196143154 \h </w:instrText>
+              <w:instrText xml:space="preserve"> PAGEREF _Toc209701231 \h </w:instrText>
             </w:r>
             <w:r>
               <w:rPr>
@@ -3125,7 +3152,7 @@
         </w:p>
         <w:p>
           <w:pPr>
-            <w:pStyle w:val="TOC3"/>
+            <w:pStyle w:val="TDC3"/>
             <w:tabs>
               <w:tab w:val="left" w:pos="1320"/>
               <w:tab w:val="right" w:leader="dot" w:pos="9350"/>
@@ -3137,10 +3164,10 @@
               <w:szCs w:val="24"/>
             </w:rPr>
           </w:pPr>
-          <w:hyperlink w:anchor="_Toc196143155" w:history="1">
-            <w:r>
-              <w:rPr>
-                <w:rStyle w:val="Hyperlink"/>
+          <w:hyperlink w:anchor="_Toc209701232" w:history="1">
+            <w:r>
+              <w:rPr>
+                <w:rStyle w:val="Hipervnculo"/>
                 <w:noProof/>
               </w:rPr>
               <w:t>4.2.18</w:t>
@@ -3156,7 +3183,7 @@
             </w:r>
             <w:r>
               <w:rPr>
-                <w:rStyle w:val="Hyperlink"/>
+                <w:rStyle w:val="Hipervnculo"/>
                 <w:noProof/>
               </w:rPr>
               <w:t>CN – Send Dome to Encoder Center</w:t>
@@ -3180,7 +3207,7 @@
                 <w:noProof/>
                 <w:webHidden/>
               </w:rPr>
-              <w:instrText xml:space="preserve"> PAGEREF _Toc196143155 \h </w:instrText>
+              <w:instrText xml:space="preserve"> PAGEREF _Toc209701232 \h </w:instrText>
             </w:r>
             <w:r>
               <w:rPr>
@@ -3213,7 +3240,7 @@
         </w:p>
         <w:p>
           <w:pPr>
-            <w:pStyle w:val="TOC3"/>
+            <w:pStyle w:val="TDC3"/>
             <w:tabs>
               <w:tab w:val="left" w:pos="1320"/>
               <w:tab w:val="right" w:leader="dot" w:pos="9350"/>
@@ -3225,10 +3252,10 @@
               <w:szCs w:val="24"/>
             </w:rPr>
           </w:pPr>
-          <w:hyperlink w:anchor="_Toc196143156" w:history="1">
-            <w:r>
-              <w:rPr>
-                <w:rStyle w:val="Hyperlink"/>
+          <w:hyperlink w:anchor="_Toc209701233" w:history="1">
+            <w:r>
+              <w:rPr>
+                <w:rStyle w:val="Hipervnculo"/>
                 <w:noProof/>
               </w:rPr>
               <w:t>4.2.19</w:t>
@@ -3244,7 +3271,7 @@
             </w:r>
             <w:r>
               <w:rPr>
-                <w:rStyle w:val="Hyperlink"/>
+                <w:rStyle w:val="Hipervnculo"/>
                 <w:noProof/>
               </w:rPr>
               <w:t>HS – Set High Speed Threshold</w:t>
@@ -3268,7 +3295,7 @@
                 <w:noProof/>
                 <w:webHidden/>
               </w:rPr>
-              <w:instrText xml:space="preserve"> PAGEREF _Toc196143156 \h </w:instrText>
+              <w:instrText xml:space="preserve"> PAGEREF _Toc209701233 \h </w:instrText>
             </w:r>
             <w:r>
               <w:rPr>
@@ -3301,7 +3328,7 @@
         </w:p>
         <w:p>
           <w:pPr>
-            <w:pStyle w:val="TOC3"/>
+            <w:pStyle w:val="TDC3"/>
             <w:tabs>
               <w:tab w:val="left" w:pos="1320"/>
               <w:tab w:val="right" w:leader="dot" w:pos="9350"/>
@@ -3313,10 +3340,10 @@
               <w:szCs w:val="24"/>
             </w:rPr>
           </w:pPr>
-          <w:hyperlink w:anchor="_Toc196143157" w:history="1">
-            <w:r>
-              <w:rPr>
-                <w:rStyle w:val="Hyperlink"/>
+          <w:hyperlink w:anchor="_Toc209701234" w:history="1">
+            <w:r>
+              <w:rPr>
+                <w:rStyle w:val="Hipervnculo"/>
                 <w:noProof/>
               </w:rPr>
               <w:t>4.2.20</w:t>
@@ -3332,7 +3359,7 @@
             </w:r>
             <w:r>
               <w:rPr>
-                <w:rStyle w:val="Hyperlink"/>
+                <w:rStyle w:val="Hipervnculo"/>
                 <w:noProof/>
               </w:rPr>
               <w:t>HZ – Define Home Position</w:t>
@@ -3356,7 +3383,7 @@
                 <w:noProof/>
                 <w:webHidden/>
               </w:rPr>
-              <w:instrText xml:space="preserve"> PAGEREF _Toc196143157 \h </w:instrText>
+              <w:instrText xml:space="preserve"> PAGEREF _Toc209701234 \h </w:instrText>
             </w:r>
             <w:r>
               <w:rPr>
@@ -3389,7 +3416,7 @@
         </w:p>
         <w:p>
           <w:pPr>
-            <w:pStyle w:val="TOC3"/>
+            <w:pStyle w:val="TDC3"/>
             <w:tabs>
               <w:tab w:val="left" w:pos="1320"/>
               <w:tab w:val="right" w:leader="dot" w:pos="9350"/>
@@ -3401,10 +3428,10 @@
               <w:szCs w:val="24"/>
             </w:rPr>
           </w:pPr>
-          <w:hyperlink w:anchor="_Toc196143158" w:history="1">
-            <w:r>
-              <w:rPr>
-                <w:rStyle w:val="Hyperlink"/>
+          <w:hyperlink w:anchor="_Toc209701235" w:history="1">
+            <w:r>
+              <w:rPr>
+                <w:rStyle w:val="Hipervnculo"/>
                 <w:noProof/>
               </w:rPr>
               <w:t>4.2.21</w:t>
@@ -3420,7 +3447,7 @@
             </w:r>
             <w:r>
               <w:rPr>
-                <w:rStyle w:val="Hyperlink"/>
+                <w:rStyle w:val="Hipervnculo"/>
                 <w:noProof/>
               </w:rPr>
               <w:t>LF – Rotate Dome Left</w:t>
@@ -3444,7 +3471,7 @@
                 <w:noProof/>
                 <w:webHidden/>
               </w:rPr>
-              <w:instrText xml:space="preserve"> PAGEREF _Toc196143158 \h </w:instrText>
+              <w:instrText xml:space="preserve"> PAGEREF _Toc209701235 \h </w:instrText>
             </w:r>
             <w:r>
               <w:rPr>
@@ -3477,7 +3504,7 @@
         </w:p>
         <w:p>
           <w:pPr>
-            <w:pStyle w:val="TOC3"/>
+            <w:pStyle w:val="TDC3"/>
             <w:tabs>
               <w:tab w:val="left" w:pos="1320"/>
               <w:tab w:val="right" w:leader="dot" w:pos="9350"/>
@@ -3489,10 +3516,10 @@
               <w:szCs w:val="24"/>
             </w:rPr>
           </w:pPr>
-          <w:hyperlink w:anchor="_Toc196143159" w:history="1">
-            <w:r>
-              <w:rPr>
-                <w:rStyle w:val="Hyperlink"/>
+          <w:hyperlink w:anchor="_Toc209701236" w:history="1">
+            <w:r>
+              <w:rPr>
+                <w:rStyle w:val="Hipervnculo"/>
                 <w:noProof/>
               </w:rPr>
               <w:t>4.2.22</w:t>
@@ -3508,7 +3535,7 @@
             </w:r>
             <w:r>
               <w:rPr>
-                <w:rStyle w:val="Hyperlink"/>
+                <w:rStyle w:val="Hipervnculo"/>
                 <w:noProof/>
               </w:rPr>
               <w:t>LM – Set Encoder Step</w:t>
@@ -3532,7 +3559,7 @@
                 <w:noProof/>
                 <w:webHidden/>
               </w:rPr>
-              <w:instrText xml:space="preserve"> PAGEREF _Toc196143159 \h </w:instrText>
+              <w:instrText xml:space="preserve"> PAGEREF _Toc209701236 \h </w:instrText>
             </w:r>
             <w:r>
               <w:rPr>
@@ -3565,7 +3592,7 @@
         </w:p>
         <w:p>
           <w:pPr>
-            <w:pStyle w:val="TOC3"/>
+            <w:pStyle w:val="TDC3"/>
             <w:tabs>
               <w:tab w:val="left" w:pos="1320"/>
               <w:tab w:val="right" w:leader="dot" w:pos="9350"/>
@@ -3577,10 +3604,10 @@
               <w:szCs w:val="24"/>
             </w:rPr>
           </w:pPr>
-          <w:hyperlink w:anchor="_Toc196143160" w:history="1">
-            <w:r>
-              <w:rPr>
-                <w:rStyle w:val="Hyperlink"/>
+          <w:hyperlink w:anchor="_Toc209701237" w:history="1">
+            <w:r>
+              <w:rPr>
+                <w:rStyle w:val="Hipervnculo"/>
                 <w:noProof/>
               </w:rPr>
               <w:t>4.2.23</w:t>
@@ -3596,7 +3623,7 @@
             </w:r>
             <w:r>
               <w:rPr>
-                <w:rStyle w:val="Hyperlink"/>
+                <w:rStyle w:val="Hipervnculo"/>
                 <w:noProof/>
               </w:rPr>
               <w:t>MV – Rotate to Azimuth</w:t>
@@ -3620,7 +3647,7 @@
                 <w:noProof/>
                 <w:webHidden/>
               </w:rPr>
-              <w:instrText xml:space="preserve"> PAGEREF _Toc196143160 \h </w:instrText>
+              <w:instrText xml:space="preserve"> PAGEREF _Toc209701237 \h </w:instrText>
             </w:r>
             <w:r>
               <w:rPr>
@@ -3640,7 +3667,7 @@
                 <w:noProof/>
                 <w:webHidden/>
               </w:rPr>
-              <w:t>19</w:t>
+              <w:t>20</w:t>
             </w:r>
             <w:r>
               <w:rPr>
@@ -3653,7 +3680,7 @@
         </w:p>
         <w:p>
           <w:pPr>
-            <w:pStyle w:val="TOC3"/>
+            <w:pStyle w:val="TDC3"/>
             <w:tabs>
               <w:tab w:val="left" w:pos="1320"/>
               <w:tab w:val="right" w:leader="dot" w:pos="9350"/>
@@ -3665,10 +3692,10 @@
               <w:szCs w:val="24"/>
             </w:rPr>
           </w:pPr>
-          <w:hyperlink w:anchor="_Toc196143161" w:history="1">
-            <w:r>
-              <w:rPr>
-                <w:rStyle w:val="Hyperlink"/>
+          <w:hyperlink w:anchor="_Toc209701238" w:history="1">
+            <w:r>
+              <w:rPr>
+                <w:rStyle w:val="Hipervnculo"/>
                 <w:noProof/>
               </w:rPr>
               <w:t>4.2.24</w:t>
@@ -3684,7 +3711,7 @@
             </w:r>
             <w:r>
               <w:rPr>
-                <w:rStyle w:val="Hyperlink"/>
+                <w:rStyle w:val="Hipervnculo"/>
                 <w:noProof/>
               </w:rPr>
               <w:t>OP – Open Upper Door</w:t>
@@ -3708,7 +3735,7 @@
                 <w:noProof/>
                 <w:webHidden/>
               </w:rPr>
-              <w:instrText xml:space="preserve"> PAGEREF _Toc196143161 \h </w:instrText>
+              <w:instrText xml:space="preserve"> PAGEREF _Toc209701238 \h </w:instrText>
             </w:r>
             <w:r>
               <w:rPr>
@@ -3728,7 +3755,7 @@
                 <w:noProof/>
                 <w:webHidden/>
               </w:rPr>
-              <w:t>19</w:t>
+              <w:t>20</w:t>
             </w:r>
             <w:r>
               <w:rPr>
@@ -3741,7 +3768,7 @@
         </w:p>
         <w:p>
           <w:pPr>
-            <w:pStyle w:val="TOC3"/>
+            <w:pStyle w:val="TDC3"/>
             <w:tabs>
               <w:tab w:val="left" w:pos="1320"/>
               <w:tab w:val="right" w:leader="dot" w:pos="9350"/>
@@ -3753,10 +3780,10 @@
               <w:szCs w:val="24"/>
             </w:rPr>
           </w:pPr>
-          <w:hyperlink w:anchor="_Toc196143162" w:history="1">
-            <w:r>
-              <w:rPr>
-                <w:rStyle w:val="Hyperlink"/>
+          <w:hyperlink w:anchor="_Toc209701239" w:history="1">
+            <w:r>
+              <w:rPr>
+                <w:rStyle w:val="Hipervnculo"/>
                 <w:noProof/>
               </w:rPr>
               <w:t>4.2.25</w:t>
@@ -3772,7 +3799,7 @@
             </w:r>
             <w:r>
               <w:rPr>
-                <w:rStyle w:val="Hyperlink"/>
+                <w:rStyle w:val="Hipervnculo"/>
                 <w:noProof/>
               </w:rPr>
               <w:t>RD – Set Reverse Delay</w:t>
@@ -3796,7 +3823,7 @@
                 <w:noProof/>
                 <w:webHidden/>
               </w:rPr>
-              <w:instrText xml:space="preserve"> PAGEREF _Toc196143162 \h </w:instrText>
+              <w:instrText xml:space="preserve"> PAGEREF _Toc209701239 \h </w:instrText>
             </w:r>
             <w:r>
               <w:rPr>
@@ -3829,7 +3856,7 @@
         </w:p>
         <w:p>
           <w:pPr>
-            <w:pStyle w:val="TOC3"/>
+            <w:pStyle w:val="TDC3"/>
             <w:tabs>
               <w:tab w:val="left" w:pos="1320"/>
               <w:tab w:val="right" w:leader="dot" w:pos="9350"/>
@@ -3841,10 +3868,10 @@
               <w:szCs w:val="24"/>
             </w:rPr>
           </w:pPr>
-          <w:hyperlink w:anchor="_Toc196143163" w:history="1">
-            <w:r>
-              <w:rPr>
-                <w:rStyle w:val="Hyperlink"/>
+          <w:hyperlink w:anchor="_Toc209701240" w:history="1">
+            <w:r>
+              <w:rPr>
+                <w:rStyle w:val="Hipervnculo"/>
                 <w:noProof/>
               </w:rPr>
               <w:t>4.2.26</w:t>
@@ -3860,7 +3887,7 @@
             </w:r>
             <w:r>
               <w:rPr>
-                <w:rStyle w:val="Hyperlink"/>
+                <w:rStyle w:val="Hipervnculo"/>
                 <w:noProof/>
               </w:rPr>
               <w:t>RF – Disable Rain/Snow Shutdown</w:t>
@@ -3884,7 +3911,7 @@
                 <w:noProof/>
                 <w:webHidden/>
               </w:rPr>
-              <w:instrText xml:space="preserve"> PAGEREF _Toc196143163 \h </w:instrText>
+              <w:instrText xml:space="preserve"> PAGEREF _Toc209701240 \h </w:instrText>
             </w:r>
             <w:r>
               <w:rPr>
@@ -3917,7 +3944,7 @@
         </w:p>
         <w:p>
           <w:pPr>
-            <w:pStyle w:val="TOC3"/>
+            <w:pStyle w:val="TDC3"/>
             <w:tabs>
               <w:tab w:val="left" w:pos="1320"/>
               <w:tab w:val="right" w:leader="dot" w:pos="9350"/>
@@ -3929,10 +3956,10 @@
               <w:szCs w:val="24"/>
             </w:rPr>
           </w:pPr>
-          <w:hyperlink w:anchor="_Toc196143164" w:history="1">
-            <w:r>
-              <w:rPr>
-                <w:rStyle w:val="Hyperlink"/>
+          <w:hyperlink w:anchor="_Toc209701241" w:history="1">
+            <w:r>
+              <w:rPr>
+                <w:rStyle w:val="Hipervnculo"/>
                 <w:noProof/>
               </w:rPr>
               <w:t>4.2.27</w:t>
@@ -3948,7 +3975,7 @@
             </w:r>
             <w:r>
               <w:rPr>
-                <w:rStyle w:val="Hyperlink"/>
+                <w:rStyle w:val="Hipervnculo"/>
                 <w:noProof/>
               </w:rPr>
               <w:t>RO – Enable Rain/Snow Shutdown</w:t>
@@ -3972,7 +3999,7 @@
                 <w:noProof/>
                 <w:webHidden/>
               </w:rPr>
-              <w:instrText xml:space="preserve"> PAGEREF _Toc196143164 \h </w:instrText>
+              <w:instrText xml:space="preserve"> PAGEREF _Toc209701241 \h </w:instrText>
             </w:r>
             <w:r>
               <w:rPr>
@@ -4005,7 +4032,7 @@
         </w:p>
         <w:p>
           <w:pPr>
-            <w:pStyle w:val="TOC3"/>
+            <w:pStyle w:val="TDC3"/>
             <w:tabs>
               <w:tab w:val="left" w:pos="1320"/>
               <w:tab w:val="right" w:leader="dot" w:pos="9350"/>
@@ -4017,10 +4044,10 @@
               <w:szCs w:val="24"/>
             </w:rPr>
           </w:pPr>
-          <w:hyperlink w:anchor="_Toc196143165" w:history="1">
-            <w:r>
-              <w:rPr>
-                <w:rStyle w:val="Hyperlink"/>
+          <w:hyperlink w:anchor="_Toc209701242" w:history="1">
+            <w:r>
+              <w:rPr>
+                <w:rStyle w:val="Hipervnculo"/>
                 <w:noProof/>
               </w:rPr>
               <w:t>4.2.28</w:t>
@@ -4036,7 +4063,7 @@
             </w:r>
             <w:r>
               <w:rPr>
-                <w:rStyle w:val="Hyperlink"/>
+                <w:rStyle w:val="Hipervnculo"/>
                 <w:noProof/>
               </w:rPr>
               <w:t>RS – Set Rain/Snow Activate Delay</w:t>
@@ -4060,7 +4087,7 @@
                 <w:noProof/>
                 <w:webHidden/>
               </w:rPr>
-              <w:instrText xml:space="preserve"> PAGEREF _Toc196143165 \h </w:instrText>
+              <w:instrText xml:space="preserve"> PAGEREF _Toc209701242 \h </w:instrText>
             </w:r>
             <w:r>
               <w:rPr>
@@ -4093,7 +4120,7 @@
         </w:p>
         <w:p>
           <w:pPr>
-            <w:pStyle w:val="TOC3"/>
+            <w:pStyle w:val="TDC3"/>
             <w:tabs>
               <w:tab w:val="left" w:pos="1320"/>
               <w:tab w:val="right" w:leader="dot" w:pos="9350"/>
@@ -4105,10 +4132,10 @@
               <w:szCs w:val="24"/>
             </w:rPr>
           </w:pPr>
-          <w:hyperlink w:anchor="_Toc196143166" w:history="1">
-            <w:r>
-              <w:rPr>
-                <w:rStyle w:val="Hyperlink"/>
+          <w:hyperlink w:anchor="_Toc209701243" w:history="1">
+            <w:r>
+              <w:rPr>
+                <w:rStyle w:val="Hipervnculo"/>
                 <w:noProof/>
               </w:rPr>
               <w:t>4.2.29</w:t>
@@ -4124,7 +4151,7 @@
             </w:r>
             <w:r>
               <w:rPr>
-                <w:rStyle w:val="Hyperlink"/>
+                <w:rStyle w:val="Hipervnculo"/>
                 <w:noProof/>
               </w:rPr>
               <w:t>RD – Rotate Dome Right</w:t>
@@ -4148,7 +4175,7 @@
                 <w:noProof/>
                 <w:webHidden/>
               </w:rPr>
-              <w:instrText xml:space="preserve"> PAGEREF _Toc196143166 \h </w:instrText>
+              <w:instrText xml:space="preserve"> PAGEREF _Toc209701243 \h </w:instrText>
             </w:r>
             <w:r>
               <w:rPr>
@@ -4181,7 +4208,7 @@
         </w:p>
         <w:p>
           <w:pPr>
-            <w:pStyle w:val="TOC3"/>
+            <w:pStyle w:val="TDC3"/>
             <w:tabs>
               <w:tab w:val="left" w:pos="1320"/>
               <w:tab w:val="right" w:leader="dot" w:pos="9350"/>
@@ -4193,10 +4220,10 @@
               <w:szCs w:val="24"/>
             </w:rPr>
           </w:pPr>
-          <w:hyperlink w:anchor="_Toc196143167" w:history="1">
-            <w:r>
-              <w:rPr>
-                <w:rStyle w:val="Hyperlink"/>
+          <w:hyperlink w:anchor="_Toc209701244" w:history="1">
+            <w:r>
+              <w:rPr>
+                <w:rStyle w:val="Hipervnculo"/>
                 <w:noProof/>
               </w:rPr>
               <w:t>4.2.30</w:t>
@@ -4212,7 +4239,7 @@
             </w:r>
             <w:r>
               <w:rPr>
-                <w:rStyle w:val="Hyperlink"/>
+                <w:rStyle w:val="Hipervnculo"/>
                 <w:noProof/>
               </w:rPr>
               <w:t>SC – Sync Close</w:t>
@@ -4236,7 +4263,7 @@
                 <w:noProof/>
                 <w:webHidden/>
               </w:rPr>
-              <w:instrText xml:space="preserve"> PAGEREF _Toc196143167 \h </w:instrText>
+              <w:instrText xml:space="preserve"> PAGEREF _Toc209701244 \h </w:instrText>
             </w:r>
             <w:r>
               <w:rPr>
@@ -4269,7 +4296,7 @@
         </w:p>
         <w:p>
           <w:pPr>
-            <w:pStyle w:val="TOC3"/>
+            <w:pStyle w:val="TDC3"/>
             <w:tabs>
               <w:tab w:val="left" w:pos="1320"/>
               <w:tab w:val="right" w:leader="dot" w:pos="9350"/>
@@ -4281,10 +4308,10 @@
               <w:szCs w:val="24"/>
             </w:rPr>
           </w:pPr>
-          <w:hyperlink w:anchor="_Toc196143168" w:history="1">
-            <w:r>
-              <w:rPr>
-                <w:rStyle w:val="Hyperlink"/>
+          <w:hyperlink w:anchor="_Toc209701245" w:history="1">
+            <w:r>
+              <w:rPr>
+                <w:rStyle w:val="Hipervnculo"/>
                 <w:noProof/>
               </w:rPr>
               <w:t>4.2.31</w:t>
@@ -4300,7 +4327,7 @@
             </w:r>
             <w:r>
               <w:rPr>
-                <w:rStyle w:val="Hyperlink"/>
+                <w:rStyle w:val="Hipervnculo"/>
                 <w:noProof/>
               </w:rPr>
               <w:t>SO – Sync Open</w:t>
@@ -4324,7 +4351,7 @@
                 <w:noProof/>
                 <w:webHidden/>
               </w:rPr>
-              <w:instrText xml:space="preserve"> PAGEREF _Toc196143168 \h </w:instrText>
+              <w:instrText xml:space="preserve"> PAGEREF _Toc209701245 \h </w:instrText>
             </w:r>
             <w:r>
               <w:rPr>
@@ -4357,7 +4384,7 @@
         </w:p>
         <w:p>
           <w:pPr>
-            <w:pStyle w:val="TOC3"/>
+            <w:pStyle w:val="TDC3"/>
             <w:tabs>
               <w:tab w:val="left" w:pos="1320"/>
               <w:tab w:val="right" w:leader="dot" w:pos="9350"/>
@@ -4369,10 +4396,10 @@
               <w:szCs w:val="24"/>
             </w:rPr>
           </w:pPr>
-          <w:hyperlink w:anchor="_Toc196143169" w:history="1">
-            <w:r>
-              <w:rPr>
-                <w:rStyle w:val="Hyperlink"/>
+          <w:hyperlink w:anchor="_Toc209701246" w:history="1">
+            <w:r>
+              <w:rPr>
+                <w:rStyle w:val="Hipervnculo"/>
                 <w:noProof/>
               </w:rPr>
               <w:t>4.2.32</w:t>
@@ -4388,7 +4415,7 @@
             </w:r>
             <w:r>
               <w:rPr>
-                <w:rStyle w:val="Hyperlink"/>
+                <w:rStyle w:val="Hipervnculo"/>
                 <w:noProof/>
               </w:rPr>
               <w:t>AWO – Enable Control WIFI Antenna</w:t>
@@ -4412,7 +4439,7 @@
                 <w:noProof/>
                 <w:webHidden/>
               </w:rPr>
-              <w:instrText xml:space="preserve"> PAGEREF _Toc196143169 \h </w:instrText>
+              <w:instrText xml:space="preserve"> PAGEREF _Toc209701246 \h </w:instrText>
             </w:r>
             <w:r>
               <w:rPr>
@@ -4445,7 +4472,7 @@
         </w:p>
         <w:p>
           <w:pPr>
-            <w:pStyle w:val="TOC3"/>
+            <w:pStyle w:val="TDC3"/>
             <w:tabs>
               <w:tab w:val="left" w:pos="1320"/>
               <w:tab w:val="right" w:leader="dot" w:pos="9350"/>
@@ -4457,10 +4484,10 @@
               <w:szCs w:val="24"/>
             </w:rPr>
           </w:pPr>
-          <w:hyperlink w:anchor="_Toc196143170" w:history="1">
-            <w:r>
-              <w:rPr>
-                <w:rStyle w:val="Hyperlink"/>
+          <w:hyperlink w:anchor="_Toc209701247" w:history="1">
+            <w:r>
+              <w:rPr>
+                <w:rStyle w:val="Hipervnculo"/>
                 <w:noProof/>
               </w:rPr>
               <w:t>4.2.33</w:t>
@@ -4476,7 +4503,7 @@
             </w:r>
             <w:r>
               <w:rPr>
-                <w:rStyle w:val="Hyperlink"/>
+                <w:rStyle w:val="Hipervnculo"/>
                 <w:noProof/>
               </w:rPr>
               <w:t>AWF – Disable Control WIFI Antenna</w:t>
@@ -4500,7 +4527,7 @@
                 <w:noProof/>
                 <w:webHidden/>
               </w:rPr>
-              <w:instrText xml:space="preserve"> PAGEREF _Toc196143170 \h </w:instrText>
+              <w:instrText xml:space="preserve"> PAGEREF _Toc209701247 \h </w:instrText>
             </w:r>
             <w:r>
               <w:rPr>
@@ -4520,7 +4547,7 @@
                 <w:noProof/>
                 <w:webHidden/>
               </w:rPr>
-              <w:t>20</w:t>
+              <w:t>21</w:t>
             </w:r>
             <w:r>
               <w:rPr>
@@ -4533,7 +4560,271 @@
         </w:p>
         <w:p>
           <w:pPr>
-            <w:pStyle w:val="TOC2"/>
+            <w:pStyle w:val="TDC3"/>
+            <w:tabs>
+              <w:tab w:val="left" w:pos="1320"/>
+              <w:tab w:val="right" w:leader="dot" w:pos="9350"/>
+            </w:tabs>
+            <w:rPr>
+              <w:rFonts w:asciiTheme="minorHAnsi" w:eastAsiaTheme="minorEastAsia" w:hAnsiTheme="minorHAnsi" w:cstheme="minorBidi"/>
+              <w:noProof/>
+              <w:sz w:val="24"/>
+              <w:szCs w:val="24"/>
+            </w:rPr>
+          </w:pPr>
+          <w:hyperlink w:anchor="_Toc209701248" w:history="1">
+            <w:r>
+              <w:rPr>
+                <w:rStyle w:val="Hipervnculo"/>
+                <w:noProof/>
+              </w:rPr>
+              <w:t>4.2.34</w:t>
+            </w:r>
+            <w:r>
+              <w:rPr>
+                <w:rFonts w:asciiTheme="minorHAnsi" w:eastAsiaTheme="minorEastAsia" w:hAnsiTheme="minorHAnsi" w:cstheme="minorBidi"/>
+                <w:noProof/>
+                <w:sz w:val="24"/>
+                <w:szCs w:val="24"/>
+              </w:rPr>
+              <w:tab/>
+            </w:r>
+            <w:r>
+              <w:rPr>
+                <w:rStyle w:val="Hipervnculo"/>
+                <w:noProof/>
+              </w:rPr>
+              <w:t>AWA – Remote WIFI Antenna is Alive</w:t>
+            </w:r>
+            <w:r>
+              <w:rPr>
+                <w:noProof/>
+                <w:webHidden/>
+              </w:rPr>
+              <w:tab/>
+            </w:r>
+            <w:r>
+              <w:rPr>
+                <w:noProof/>
+                <w:webHidden/>
+              </w:rPr>
+              <w:fldChar w:fldCharType="begin"/>
+            </w:r>
+            <w:r>
+              <w:rPr>
+                <w:noProof/>
+                <w:webHidden/>
+              </w:rPr>
+              <w:instrText xml:space="preserve"> PAGEREF _Toc209701248 \h </w:instrText>
+            </w:r>
+            <w:r>
+              <w:rPr>
+                <w:noProof/>
+                <w:webHidden/>
+              </w:rPr>
+            </w:r>
+            <w:r>
+              <w:rPr>
+                <w:noProof/>
+                <w:webHidden/>
+              </w:rPr>
+              <w:fldChar w:fldCharType="separate"/>
+            </w:r>
+            <w:r>
+              <w:rPr>
+                <w:noProof/>
+                <w:webHidden/>
+              </w:rPr>
+              <w:t>21</w:t>
+            </w:r>
+            <w:r>
+              <w:rPr>
+                <w:noProof/>
+                <w:webHidden/>
+              </w:rPr>
+              <w:fldChar w:fldCharType="end"/>
+            </w:r>
+          </w:hyperlink>
+        </w:p>
+        <w:p>
+          <w:pPr>
+            <w:pStyle w:val="TDC3"/>
+            <w:tabs>
+              <w:tab w:val="left" w:pos="1320"/>
+              <w:tab w:val="right" w:leader="dot" w:pos="9350"/>
+            </w:tabs>
+            <w:rPr>
+              <w:rFonts w:asciiTheme="minorHAnsi" w:eastAsiaTheme="minorEastAsia" w:hAnsiTheme="minorHAnsi" w:cstheme="minorBidi"/>
+              <w:noProof/>
+              <w:sz w:val="24"/>
+              <w:szCs w:val="24"/>
+            </w:rPr>
+          </w:pPr>
+          <w:hyperlink w:anchor="_Toc209701249" w:history="1">
+            <w:r>
+              <w:rPr>
+                <w:rStyle w:val="Hipervnculo"/>
+                <w:noProof/>
+              </w:rPr>
+              <w:t>4.2.35</w:t>
+            </w:r>
+            <w:r>
+              <w:rPr>
+                <w:rFonts w:asciiTheme="minorHAnsi" w:eastAsiaTheme="minorEastAsia" w:hAnsiTheme="minorHAnsi" w:cstheme="minorBidi"/>
+                <w:noProof/>
+                <w:sz w:val="24"/>
+                <w:szCs w:val="24"/>
+              </w:rPr>
+              <w:tab/>
+            </w:r>
+            <w:r>
+              <w:rPr>
+                <w:rStyle w:val="Hipervnculo"/>
+                <w:noProof/>
+              </w:rPr>
+              <w:t>AWC – Local WIFI Antenna Connections</w:t>
+            </w:r>
+            <w:r>
+              <w:rPr>
+                <w:noProof/>
+                <w:webHidden/>
+              </w:rPr>
+              <w:tab/>
+            </w:r>
+            <w:r>
+              <w:rPr>
+                <w:noProof/>
+                <w:webHidden/>
+              </w:rPr>
+              <w:fldChar w:fldCharType="begin"/>
+            </w:r>
+            <w:r>
+              <w:rPr>
+                <w:noProof/>
+                <w:webHidden/>
+              </w:rPr>
+              <w:instrText xml:space="preserve"> PAGEREF _Toc209701249 \h </w:instrText>
+            </w:r>
+            <w:r>
+              <w:rPr>
+                <w:noProof/>
+                <w:webHidden/>
+              </w:rPr>
+            </w:r>
+            <w:r>
+              <w:rPr>
+                <w:noProof/>
+                <w:webHidden/>
+              </w:rPr>
+              <w:fldChar w:fldCharType="separate"/>
+            </w:r>
+            <w:r>
+              <w:rPr>
+                <w:noProof/>
+                <w:webHidden/>
+              </w:rPr>
+              <w:t>21</w:t>
+            </w:r>
+            <w:r>
+              <w:rPr>
+                <w:noProof/>
+                <w:webHidden/>
+              </w:rPr>
+              <w:fldChar w:fldCharType="end"/>
+            </w:r>
+          </w:hyperlink>
+        </w:p>
+        <w:p>
+          <w:pPr>
+            <w:pStyle w:val="TDC3"/>
+            <w:tabs>
+              <w:tab w:val="left" w:pos="1320"/>
+              <w:tab w:val="right" w:leader="dot" w:pos="9350"/>
+            </w:tabs>
+            <w:rPr>
+              <w:rFonts w:asciiTheme="minorHAnsi" w:eastAsiaTheme="minorEastAsia" w:hAnsiTheme="minorHAnsi" w:cstheme="minorBidi"/>
+              <w:noProof/>
+              <w:sz w:val="24"/>
+              <w:szCs w:val="24"/>
+            </w:rPr>
+          </w:pPr>
+          <w:hyperlink w:anchor="_Toc209701250" w:history="1">
+            <w:r>
+              <w:rPr>
+                <w:rStyle w:val="Hipervnculo"/>
+                <w:noProof/>
+              </w:rPr>
+              <w:t>4.2.36</w:t>
+            </w:r>
+            <w:r>
+              <w:rPr>
+                <w:rFonts w:asciiTheme="minorHAnsi" w:eastAsiaTheme="minorEastAsia" w:hAnsiTheme="minorHAnsi" w:cstheme="minorBidi"/>
+                <w:noProof/>
+                <w:sz w:val="24"/>
+                <w:szCs w:val="24"/>
+              </w:rPr>
+              <w:tab/>
+            </w:r>
+            <w:r>
+              <w:rPr>
+                <w:rStyle w:val="Hipervnculo"/>
+                <w:noProof/>
+              </w:rPr>
+              <w:t>AWR – Local WIFI Antenna Reboot</w:t>
+            </w:r>
+            <w:r>
+              <w:rPr>
+                <w:noProof/>
+                <w:webHidden/>
+              </w:rPr>
+              <w:tab/>
+            </w:r>
+            <w:r>
+              <w:rPr>
+                <w:noProof/>
+                <w:webHidden/>
+              </w:rPr>
+              <w:fldChar w:fldCharType="begin"/>
+            </w:r>
+            <w:r>
+              <w:rPr>
+                <w:noProof/>
+                <w:webHidden/>
+              </w:rPr>
+              <w:instrText xml:space="preserve"> PAGEREF _Toc209701250 \h </w:instrText>
+            </w:r>
+            <w:r>
+              <w:rPr>
+                <w:noProof/>
+                <w:webHidden/>
+              </w:rPr>
+            </w:r>
+            <w:r>
+              <w:rPr>
+                <w:noProof/>
+                <w:webHidden/>
+              </w:rPr>
+              <w:fldChar w:fldCharType="separate"/>
+            </w:r>
+            <w:r>
+              <w:rPr>
+                <w:noProof/>
+                <w:webHidden/>
+              </w:rPr>
+              <w:t>21</w:t>
+            </w:r>
+            <w:r>
+              <w:rPr>
+                <w:noProof/>
+                <w:webHidden/>
+              </w:rPr>
+              <w:fldChar w:fldCharType="end"/>
+            </w:r>
+          </w:hyperlink>
+        </w:p>
+        <w:p>
+          <w:pPr>
+            <w:pStyle w:val="TDC2"/>
             <w:tabs>
               <w:tab w:val="left" w:pos="880"/>
               <w:tab w:val="right" w:leader="dot" w:pos="9350"/>
@@ -4547,10 +4838,10 @@
               <w:szCs w:val="24"/>
             </w:rPr>
           </w:pPr>
-          <w:hyperlink w:anchor="_Toc196143171" w:history="1">
-            <w:r>
-              <w:rPr>
-                <w:rStyle w:val="Hyperlink"/>
+          <w:hyperlink w:anchor="_Toc209701251" w:history="1">
+            <w:r>
+              <w:rPr>
+                <w:rStyle w:val="Hipervnculo"/>
                 <w:noProof/>
               </w:rPr>
               <w:t>4.3</w:t>
@@ -4568,7 +4859,7 @@
             </w:r>
             <w:r>
               <w:rPr>
-                <w:rStyle w:val="Hyperlink"/>
+                <w:rStyle w:val="Hipervnculo"/>
                 <w:noProof/>
               </w:rPr>
               <w:t>Central Control Loop (CCL)</w:t>
@@ -4592,7 +4883,7 @@
                 <w:noProof/>
                 <w:webHidden/>
               </w:rPr>
-              <w:instrText xml:space="preserve"> PAGEREF _Toc196143171 \h </w:instrText>
+              <w:instrText xml:space="preserve"> PAGEREF _Toc209701251 \h </w:instrText>
             </w:r>
             <w:r>
               <w:rPr>
@@ -4625,7 +4916,7 @@
         </w:p>
         <w:p>
           <w:pPr>
-            <w:pStyle w:val="TOC2"/>
+            <w:pStyle w:val="TDC2"/>
             <w:tabs>
               <w:tab w:val="left" w:pos="880"/>
               <w:tab w:val="right" w:leader="dot" w:pos="9350"/>
@@ -4639,10 +4930,10 @@
               <w:szCs w:val="24"/>
             </w:rPr>
           </w:pPr>
-          <w:hyperlink w:anchor="_Toc196143172" w:history="1">
-            <w:r>
-              <w:rPr>
-                <w:rStyle w:val="Hyperlink"/>
+          <w:hyperlink w:anchor="_Toc209701252" w:history="1">
+            <w:r>
+              <w:rPr>
+                <w:rStyle w:val="Hipervnculo"/>
                 <w:noProof/>
               </w:rPr>
               <w:t>4.4</w:t>
@@ -4660,7 +4951,7 @@
             </w:r>
             <w:r>
               <w:rPr>
-                <w:rStyle w:val="Hyperlink"/>
+                <w:rStyle w:val="Hipervnculo"/>
                 <w:noProof/>
               </w:rPr>
               <w:t>TopBox Communication</w:t>
@@ -4684,7 +4975,7 @@
                 <w:noProof/>
                 <w:webHidden/>
               </w:rPr>
-              <w:instrText xml:space="preserve"> PAGEREF _Toc196143172 \h </w:instrText>
+              <w:instrText xml:space="preserve"> PAGEREF _Toc209701252 \h </w:instrText>
             </w:r>
             <w:r>
               <w:rPr>
@@ -4717,7 +5008,7 @@
         </w:p>
         <w:p>
           <w:pPr>
-            <w:pStyle w:val="TOC3"/>
+            <w:pStyle w:val="TDC3"/>
             <w:tabs>
               <w:tab w:val="left" w:pos="1320"/>
               <w:tab w:val="right" w:leader="dot" w:pos="9350"/>
@@ -4729,10 +5020,10 @@
               <w:szCs w:val="24"/>
             </w:rPr>
           </w:pPr>
-          <w:hyperlink w:anchor="_Toc196143173" w:history="1">
-            <w:r>
-              <w:rPr>
-                <w:rStyle w:val="Hyperlink"/>
+          <w:hyperlink w:anchor="_Toc209701253" w:history="1">
+            <w:r>
+              <w:rPr>
+                <w:rStyle w:val="Hipervnculo"/>
                 <w:noProof/>
               </w:rPr>
               <w:t>4.4.1</w:t>
@@ -4748,7 +5039,7 @@
             </w:r>
             <w:r>
               <w:rPr>
-                <w:rStyle w:val="Hyperlink"/>
+                <w:rStyle w:val="Hipervnculo"/>
                 <w:noProof/>
               </w:rPr>
               <w:t>Connection Process</w:t>
@@ -4772,7 +5063,7 @@
                 <w:noProof/>
                 <w:webHidden/>
               </w:rPr>
-              <w:instrText xml:space="preserve"> PAGEREF _Toc196143173 \h </w:instrText>
+              <w:instrText xml:space="preserve"> PAGEREF _Toc209701253 \h </w:instrText>
             </w:r>
             <w:r>
               <w:rPr>
@@ -4805,7 +5096,7 @@
         </w:p>
         <w:p>
           <w:pPr>
-            <w:pStyle w:val="TOC3"/>
+            <w:pStyle w:val="TDC3"/>
             <w:tabs>
               <w:tab w:val="left" w:pos="1320"/>
               <w:tab w:val="right" w:leader="dot" w:pos="9350"/>
@@ -4817,10 +5108,10 @@
               <w:szCs w:val="24"/>
             </w:rPr>
           </w:pPr>
-          <w:hyperlink w:anchor="_Toc196143174" w:history="1">
-            <w:r>
-              <w:rPr>
-                <w:rStyle w:val="Hyperlink"/>
+          <w:hyperlink w:anchor="_Toc209701254" w:history="1">
+            <w:r>
+              <w:rPr>
+                <w:rStyle w:val="Hipervnculo"/>
                 <w:noProof/>
               </w:rPr>
               <w:t>4.4.2</w:t>
@@ -4836,7 +5127,7 @@
             </w:r>
             <w:r>
               <w:rPr>
-                <w:rStyle w:val="Hyperlink"/>
+                <w:rStyle w:val="Hipervnculo"/>
                 <w:noProof/>
               </w:rPr>
               <w:t>Command and Reply Transmission</w:t>
@@ -4860,7 +5151,7 @@
                 <w:noProof/>
                 <w:webHidden/>
               </w:rPr>
-              <w:instrText xml:space="preserve"> PAGEREF _Toc196143174 \h </w:instrText>
+              <w:instrText xml:space="preserve"> PAGEREF _Toc209701254 \h </w:instrText>
             </w:r>
             <w:r>
               <w:rPr>
@@ -4880,7 +5171,7 @@
                 <w:noProof/>
                 <w:webHidden/>
               </w:rPr>
-              <w:t>21</w:t>
+              <w:t>22</w:t>
             </w:r>
             <w:r>
               <w:rPr>
@@ -4893,7 +5184,7 @@
         </w:p>
         <w:p>
           <w:pPr>
-            <w:pStyle w:val="TOC3"/>
+            <w:pStyle w:val="TDC3"/>
             <w:tabs>
               <w:tab w:val="left" w:pos="1320"/>
               <w:tab w:val="right" w:leader="dot" w:pos="9350"/>
@@ -4905,10 +5196,10 @@
               <w:szCs w:val="24"/>
             </w:rPr>
           </w:pPr>
-          <w:hyperlink w:anchor="_Toc196143175" w:history="1">
-            <w:r>
-              <w:rPr>
-                <w:rStyle w:val="Hyperlink"/>
+          <w:hyperlink w:anchor="_Toc209701255" w:history="1">
+            <w:r>
+              <w:rPr>
+                <w:rStyle w:val="Hipervnculo"/>
                 <w:noProof/>
               </w:rPr>
               <w:t>4.4.3</w:t>
@@ -4924,7 +5215,7 @@
             </w:r>
             <w:r>
               <w:rPr>
-                <w:rStyle w:val="Hyperlink"/>
+                <w:rStyle w:val="Hipervnculo"/>
                 <w:noProof/>
               </w:rPr>
               <w:t>Communication</w:t>
@@ -4948,7 +5239,7 @@
                 <w:noProof/>
                 <w:webHidden/>
               </w:rPr>
-              <w:instrText xml:space="preserve"> PAGEREF _Toc196143175 \h </w:instrText>
+              <w:instrText xml:space="preserve"> PAGEREF _Toc209701255 \h </w:instrText>
             </w:r>
             <w:r>
               <w:rPr>
@@ -4981,7 +5272,7 @@
         </w:p>
         <w:p>
           <w:pPr>
-            <w:pStyle w:val="TOC3"/>
+            <w:pStyle w:val="TDC3"/>
             <w:tabs>
               <w:tab w:val="left" w:pos="1320"/>
               <w:tab w:val="right" w:leader="dot" w:pos="9350"/>
@@ -4993,10 +5284,10 @@
               <w:szCs w:val="24"/>
             </w:rPr>
           </w:pPr>
-          <w:hyperlink w:anchor="_Toc196143176" w:history="1">
-            <w:r>
-              <w:rPr>
-                <w:rStyle w:val="Hyperlink"/>
+          <w:hyperlink w:anchor="_Toc209701256" w:history="1">
+            <w:r>
+              <w:rPr>
+                <w:rStyle w:val="Hipervnculo"/>
                 <w:noProof/>
               </w:rPr>
               <w:t>4.4.4</w:t>
@@ -5012,7 +5303,7 @@
             </w:r>
             <w:r>
               <w:rPr>
-                <w:rStyle w:val="Hyperlink"/>
+                <w:rStyle w:val="Hipervnculo"/>
                 <w:noProof/>
               </w:rPr>
               <w:t>TCP Connection Handling</w:t>
@@ -5036,7 +5327,7 @@
                 <w:noProof/>
                 <w:webHidden/>
               </w:rPr>
-              <w:instrText xml:space="preserve"> PAGEREF _Toc196143176 \h </w:instrText>
+              <w:instrText xml:space="preserve"> PAGEREF _Toc209701256 \h </w:instrText>
             </w:r>
             <w:r>
               <w:rPr>
@@ -5069,7 +5360,7 @@
         </w:p>
         <w:p>
           <w:pPr>
-            <w:pStyle w:val="TOC2"/>
+            <w:pStyle w:val="TDC2"/>
             <w:tabs>
               <w:tab w:val="left" w:pos="880"/>
               <w:tab w:val="right" w:leader="dot" w:pos="9350"/>
@@ -5083,10 +5374,10 @@
               <w:szCs w:val="24"/>
             </w:rPr>
           </w:pPr>
-          <w:hyperlink w:anchor="_Toc196143177" w:history="1">
-            <w:r>
-              <w:rPr>
-                <w:rStyle w:val="Hyperlink"/>
+          <w:hyperlink w:anchor="_Toc209701257" w:history="1">
+            <w:r>
+              <w:rPr>
+                <w:rStyle w:val="Hipervnculo"/>
                 <w:noProof/>
               </w:rPr>
               <w:t>4.5</w:t>
@@ -5104,7 +5395,7 @@
             </w:r>
             <w:r>
               <w:rPr>
-                <w:rStyle w:val="Hyperlink"/>
+                <w:rStyle w:val="Hipervnculo"/>
                 <w:noProof/>
               </w:rPr>
               <w:t>Antenna Communication (Ant Comms)</w:t>
@@ -5128,7 +5419,7 @@
                 <w:noProof/>
                 <w:webHidden/>
               </w:rPr>
-              <w:instrText xml:space="preserve"> PAGEREF _Toc196143177 \h </w:instrText>
+              <w:instrText xml:space="preserve"> PAGEREF _Toc209701257 \h </w:instrText>
             </w:r>
             <w:r>
               <w:rPr>
@@ -5148,7 +5439,7 @@
                 <w:noProof/>
                 <w:webHidden/>
               </w:rPr>
-              <w:t>23</w:t>
+              <w:t>24</w:t>
             </w:r>
             <w:r>
               <w:rPr>
@@ -5161,7 +5452,7 @@
         </w:p>
         <w:p>
           <w:pPr>
-            <w:pStyle w:val="TOC2"/>
+            <w:pStyle w:val="TDC2"/>
             <w:tabs>
               <w:tab w:val="left" w:pos="880"/>
               <w:tab w:val="right" w:leader="dot" w:pos="9350"/>
@@ -5175,10 +5466,10 @@
               <w:szCs w:val="24"/>
             </w:rPr>
           </w:pPr>
-          <w:hyperlink w:anchor="_Toc196143178" w:history="1">
-            <w:r>
-              <w:rPr>
-                <w:rStyle w:val="Hyperlink"/>
+          <w:hyperlink w:anchor="_Toc209701258" w:history="1">
+            <w:r>
+              <w:rPr>
+                <w:rStyle w:val="Hipervnculo"/>
                 <w:noProof/>
               </w:rPr>
               <w:t>4.6</w:t>
@@ -5196,7 +5487,7 @@
             </w:r>
             <w:r>
               <w:rPr>
-                <w:rStyle w:val="Hyperlink"/>
+                <w:rStyle w:val="Hipervnculo"/>
                 <w:noProof/>
               </w:rPr>
               <w:t>Log Process (Log)</w:t>
@@ -5220,7 +5511,7 @@
                 <w:noProof/>
                 <w:webHidden/>
               </w:rPr>
-              <w:instrText xml:space="preserve"> PAGEREF _Toc196143178 \h </w:instrText>
+              <w:instrText xml:space="preserve"> PAGEREF _Toc209701258 \h </w:instrText>
             </w:r>
             <w:r>
               <w:rPr>
@@ -5253,7 +5544,7 @@
         </w:p>
         <w:p>
           <w:pPr>
-            <w:pStyle w:val="TOC2"/>
+            <w:pStyle w:val="TDC2"/>
             <w:tabs>
               <w:tab w:val="left" w:pos="880"/>
               <w:tab w:val="right" w:leader="dot" w:pos="9350"/>
@@ -5267,10 +5558,10 @@
               <w:szCs w:val="24"/>
             </w:rPr>
           </w:pPr>
-          <w:hyperlink w:anchor="_Toc196143179" w:history="1">
-            <w:r>
-              <w:rPr>
-                <w:rStyle w:val="Hyperlink"/>
+          <w:hyperlink w:anchor="_Toc209701259" w:history="1">
+            <w:r>
+              <w:rPr>
+                <w:rStyle w:val="Hipervnculo"/>
                 <w:noProof/>
               </w:rPr>
               <w:t>4.7</w:t>
@@ -5288,7 +5579,7 @@
             </w:r>
             <w:r>
               <w:rPr>
-                <w:rStyle w:val="Hyperlink"/>
+                <w:rStyle w:val="Hipervnculo"/>
                 <w:noProof/>
               </w:rPr>
               <w:t>Real-Time Status (RT Status)</w:t>
@@ -5312,7 +5603,7 @@
                 <w:noProof/>
                 <w:webHidden/>
               </w:rPr>
-              <w:instrText xml:space="preserve"> PAGEREF _Toc196143179 \h </w:instrText>
+              <w:instrText xml:space="preserve"> PAGEREF _Toc209701259 \h </w:instrText>
             </w:r>
             <w:r>
               <w:rPr>
@@ -5332,7 +5623,7 @@
                 <w:noProof/>
                 <w:webHidden/>
               </w:rPr>
-              <w:t>24</w:t>
+              <w:t>25</w:t>
             </w:r>
             <w:r>
               <w:rPr>
@@ -5357,9 +5648,9 @@
     </w:sdt>
     <w:p>
       <w:pPr>
-        <w:pStyle w:val="Heading1"/>
+        <w:pStyle w:val="Ttulo1"/>
       </w:pPr>
-      <w:bookmarkStart w:id="0" w:name="_Toc196143122"/>
+      <w:bookmarkStart w:id="0" w:name="_Toc209701199"/>
       <w:r>
         <w:lastRenderedPageBreak/>
         <w:t>Introduction</w:t>
@@ -5464,7 +5755,7 @@
     </w:p>
     <w:p>
       <w:pPr>
-        <w:pStyle w:val="Caption"/>
+        <w:pStyle w:val="Descripcin"/>
       </w:pPr>
       <w:bookmarkStart w:id="1" w:name="_Ref155870663"/>
       <w:r>
@@ -5500,7 +5791,7 @@
     <w:p/>
     <w:tbl>
       <w:tblPr>
-        <w:tblStyle w:val="TableGrid"/>
+        <w:tblStyle w:val="Tablaconcuadrcula"/>
         <w:tblW w:w="0" w:type="auto"/>
         <w:jc w:val="center"/>
         <w:tblLook w:val="04A0" w:firstRow="1" w:lastRow="0" w:firstColumn="1" w:lastColumn="0" w:noHBand="0" w:noVBand="1"/>
@@ -5755,7 +6046,7 @@
     </w:tbl>
     <w:p>
       <w:pPr>
-        <w:pStyle w:val="Caption"/>
+        <w:pStyle w:val="Descripcin"/>
       </w:pPr>
       <w:r>
         <w:t xml:space="preserve">Table </w:t>
@@ -6882,7 +7173,7 @@
     </w:p>
     <w:p>
       <w:pPr>
-        <w:pStyle w:val="Caption"/>
+        <w:pStyle w:val="Descripcin"/>
       </w:pPr>
       <w:r>
         <w:t xml:space="preserve">Figure </w:t>
@@ -6932,9 +7223,9 @@
     </w:p>
     <w:p>
       <w:pPr>
-        <w:pStyle w:val="Heading1"/>
+        <w:pStyle w:val="Ttulo1"/>
       </w:pPr>
-      <w:bookmarkStart w:id="2" w:name="_Toc196143123"/>
+      <w:bookmarkStart w:id="2" w:name="_Toc209701200"/>
       <w:r>
         <w:lastRenderedPageBreak/>
         <w:t>Field Programmable Array (FPGA)</w:t>
@@ -6943,9 +7234,9 @@
     </w:p>
     <w:p>
       <w:pPr>
-        <w:pStyle w:val="Heading2"/>
+        <w:pStyle w:val="Ttulo2"/>
       </w:pPr>
-      <w:bookmarkStart w:id="3" w:name="_Toc196143124"/>
+      <w:bookmarkStart w:id="3" w:name="_Toc209701201"/>
       <w:r>
         <w:t>Digital</w:t>
       </w:r>
@@ -7182,9 +7473,9 @@
     </w:p>
     <w:p>
       <w:pPr>
-        <w:pStyle w:val="Heading2"/>
+        <w:pStyle w:val="Ttulo2"/>
       </w:pPr>
-      <w:bookmarkStart w:id="4" w:name="_Toc196143125"/>
+      <w:bookmarkStart w:id="4" w:name="_Toc209701202"/>
       <w:r>
         <w:t>Digital</w:t>
       </w:r>
@@ -7274,9 +7565,9 @@
     </w:p>
     <w:p>
       <w:pPr>
-        <w:pStyle w:val="Heading2"/>
+        <w:pStyle w:val="Ttulo2"/>
       </w:pPr>
-      <w:bookmarkStart w:id="5" w:name="_Toc196143126"/>
+      <w:bookmarkStart w:id="5" w:name="_Toc209701203"/>
       <w:r>
         <w:t>Encoder</w:t>
       </w:r>
@@ -7331,9 +7622,9 @@
     </w:p>
     <w:p>
       <w:pPr>
-        <w:pStyle w:val="Heading2"/>
+        <w:pStyle w:val="Ttulo2"/>
       </w:pPr>
-      <w:bookmarkStart w:id="6" w:name="_Toc196143127"/>
+      <w:bookmarkStart w:id="6" w:name="_Toc209701204"/>
       <w:r>
         <w:lastRenderedPageBreak/>
         <w:t>State Machine</w:t>
@@ -7787,9 +8078,9 @@
     </w:p>
     <w:p>
       <w:pPr>
-        <w:pStyle w:val="Heading3"/>
+        <w:pStyle w:val="Ttulo3"/>
       </w:pPr>
-      <w:bookmarkStart w:id="7" w:name="_Toc196143128"/>
+      <w:bookmarkStart w:id="7" w:name="_Toc209701205"/>
       <w:r>
         <w:lastRenderedPageBreak/>
         <w:t>Stop Mode</w:t>
@@ -7806,9 +8097,9 @@
     </w:p>
     <w:p>
       <w:pPr>
-        <w:pStyle w:val="Heading3"/>
+        <w:pStyle w:val="Ttulo3"/>
       </w:pPr>
-      <w:bookmarkStart w:id="8" w:name="_Toc196143129"/>
+      <w:bookmarkStart w:id="8" w:name="_Toc209701206"/>
       <w:r>
         <w:t>Home Mode</w:t>
       </w:r>
@@ -7858,9 +8149,9 @@
     <w:p/>
     <w:p>
       <w:pPr>
-        <w:pStyle w:val="Heading3"/>
+        <w:pStyle w:val="Ttulo3"/>
       </w:pPr>
-      <w:bookmarkStart w:id="9" w:name="_Toc196143130"/>
+      <w:bookmarkStart w:id="9" w:name="_Toc209701207"/>
       <w:r>
         <w:t>Position Mode</w:t>
       </w:r>
@@ -8358,7 +8649,7 @@
       </w:r>
       <w:r>
         <w:rPr>
-          <w:rStyle w:val="Strong"/>
+          <w:rStyle w:val="Textoennegrita"/>
           <w:b w:val="0"/>
           <w:bCs w:val="0"/>
         </w:rPr>
@@ -8369,7 +8660,7 @@
       </w:r>
       <w:r>
         <w:rPr>
-          <w:rStyle w:val="Strong"/>
+          <w:rStyle w:val="Textoennegrita"/>
           <w:rFonts w:ascii="Consolas" w:hAnsi="Consolas" w:cs="Consolas"/>
           <w:b w:val="0"/>
           <w:bCs w:val="0"/>
@@ -8383,7 +8674,7 @@
     <w:p/>
     <w:tbl>
       <w:tblPr>
-        <w:tblStyle w:val="TableGrid"/>
+        <w:tblStyle w:val="Tablaconcuadrcula"/>
         <w:tblW w:w="5000" w:type="pct"/>
         <w:tblLook w:val="04A0" w:firstRow="1" w:lastRow="0" w:firstColumn="1" w:lastColumn="0" w:noHBand="0" w:noVBand="1"/>
       </w:tblPr>
@@ -8876,7 +9167,7 @@
           </w:tcPr>
           <w:p>
             <w:pPr>
-              <w:pStyle w:val="Caption"/>
+              <w:pStyle w:val="Descripcin"/>
             </w:pPr>
             <w:r>
               <w:t>(</w:t>
@@ -8915,9 +9206,9 @@
     </w:p>
     <w:p>
       <w:pPr>
-        <w:pStyle w:val="Heading3"/>
+        <w:pStyle w:val="Ttulo3"/>
       </w:pPr>
-      <w:bookmarkStart w:id="10" w:name="_Toc196143131"/>
+      <w:bookmarkStart w:id="10" w:name="_Toc209701208"/>
       <w:r>
         <w:t>Center Mode</w:t>
       </w:r>
@@ -8939,9 +9230,9 @@
     </w:p>
     <w:p>
       <w:pPr>
-        <w:pStyle w:val="Heading3"/>
+        <w:pStyle w:val="Ttulo3"/>
       </w:pPr>
-      <w:bookmarkStart w:id="11" w:name="_Toc196143132"/>
+      <w:bookmarkStart w:id="11" w:name="_Toc209701209"/>
       <w:r>
         <w:t>Error Mode</w:t>
       </w:r>
@@ -8960,9 +9251,9 @@
     </w:p>
     <w:p>
       <w:pPr>
-        <w:pStyle w:val="Heading2"/>
+        <w:pStyle w:val="Ttulo2"/>
       </w:pPr>
-      <w:bookmarkStart w:id="12" w:name="_Toc196143133"/>
+      <w:bookmarkStart w:id="12" w:name="_Toc209701210"/>
       <w:r>
         <w:t>Position Calculation</w:t>
       </w:r>
@@ -9206,12 +9497,12 @@
     </w:p>
     <w:p>
       <w:pPr>
-        <w:pStyle w:val="Heading2"/>
+        <w:pStyle w:val="Ttulo2"/>
         <w:rPr>
           <w:rFonts w:eastAsiaTheme="minorEastAsia"/>
         </w:rPr>
       </w:pPr>
-      <w:bookmarkStart w:id="13" w:name="_Toc196143134"/>
+      <w:bookmarkStart w:id="13" w:name="_Toc209701211"/>
       <w:r>
         <w:rPr>
           <w:rFonts w:eastAsiaTheme="minorEastAsia"/>
@@ -9246,7 +9537,7 @@
     <w:p/>
     <w:tbl>
       <w:tblPr>
-        <w:tblStyle w:val="TableGrid"/>
+        <w:tblStyle w:val="Tablaconcuadrcula"/>
         <w:tblW w:w="5000" w:type="pct"/>
         <w:jc w:val="center"/>
         <w:tblLook w:val="04A0" w:firstRow="1" w:lastRow="0" w:firstColumn="1" w:lastColumn="0" w:noHBand="0" w:noVBand="1"/>
@@ -10410,15 +10701,7 @@
               <w:jc w:val="left"/>
             </w:pPr>
             <w:r>
-              <w:t xml:space="preserve">Indicates </w:t>
-            </w:r>
-            <w:proofErr w:type="gramStart"/>
-            <w:r>
-              <w:t>last</w:t>
-            </w:r>
-            <w:proofErr w:type="gramEnd"/>
-            <w:r>
-              <w:t xml:space="preserve"> dome rotation direction: none, forward, reverse.</w:t>
+              <w:t>Indicates last dome rotation direction: none, forward, reverse.</w:t>
             </w:r>
           </w:p>
         </w:tc>
@@ -11192,9 +11475,9 @@
     <w:p/>
     <w:p>
       <w:pPr>
-        <w:pStyle w:val="Heading1"/>
+        <w:pStyle w:val="Ttulo1"/>
       </w:pPr>
-      <w:bookmarkStart w:id="14" w:name="_Toc196143135"/>
+      <w:bookmarkStart w:id="14" w:name="_Toc209701212"/>
       <w:r>
         <w:lastRenderedPageBreak/>
         <w:t>Real-Time (RT)</w:t>
@@ -11203,10 +11486,10 @@
     </w:p>
     <w:p>
       <w:pPr>
-        <w:pStyle w:val="Heading2"/>
+        <w:pStyle w:val="Ttulo2"/>
       </w:pPr>
       <w:bookmarkStart w:id="15" w:name="_Ref156396168"/>
-      <w:bookmarkStart w:id="16" w:name="_Toc196143136"/>
+      <w:bookmarkStart w:id="16" w:name="_Toc209701213"/>
       <w:r>
         <w:t>Configuration (C</w:t>
       </w:r>
@@ -11298,15 +11581,15 @@
     <w:p/>
     <w:tbl>
       <w:tblPr>
-        <w:tblStyle w:val="TableGrid"/>
+        <w:tblStyle w:val="Tablaconcuadrcula"/>
         <w:tblW w:w="0" w:type="auto"/>
         <w:tblLook w:val="04A0" w:firstRow="1" w:lastRow="0" w:firstColumn="1" w:lastColumn="0" w:noHBand="0" w:noVBand="1"/>
       </w:tblPr>
       <w:tblGrid>
-        <w:gridCol w:w="1668"/>
+        <w:gridCol w:w="1910"/>
         <w:gridCol w:w="1024"/>
         <w:gridCol w:w="821"/>
-        <w:gridCol w:w="5837"/>
+        <w:gridCol w:w="5595"/>
       </w:tblGrid>
       <w:tr>
         <w:tc>
@@ -12158,6 +12441,7 @@
               <w:rPr>
                 <w:rFonts w:ascii="Consolas" w:hAnsi="Consolas"/>
               </w:rPr>
+              <w:lastRenderedPageBreak/>
               <w:t>CloudEn</w:t>
             </w:r>
             <w:proofErr w:type="spellEnd"/>
@@ -12226,7 +12510,6 @@
               <w:rPr>
                 <w:rFonts w:ascii="Consolas" w:hAnsi="Consolas"/>
               </w:rPr>
-              <w:lastRenderedPageBreak/>
               <w:t>AutoShutEn</w:t>
             </w:r>
             <w:proofErr w:type="spellEnd"/>
@@ -12711,8 +12994,47 @@
                 <w:lang w:val="es-ES"/>
               </w:rPr>
             </w:pPr>
-            <w:r>
-              <w:t>Internal encoder no error status.</w:t>
+            <w:proofErr w:type="spellStart"/>
+            <w:r>
+              <w:rPr>
+                <w:lang w:val="es-MX"/>
+              </w:rPr>
+              <w:t>Internal</w:t>
+            </w:r>
+            <w:proofErr w:type="spellEnd"/>
+            <w:r>
+              <w:rPr>
+                <w:lang w:val="es-MX"/>
+              </w:rPr>
+              <w:t xml:space="preserve"> </w:t>
+            </w:r>
+            <w:proofErr w:type="spellStart"/>
+            <w:r>
+              <w:rPr>
+                <w:lang w:val="es-MX"/>
+              </w:rPr>
+              <w:t>encoder</w:t>
+            </w:r>
+            <w:proofErr w:type="spellEnd"/>
+            <w:r>
+              <w:rPr>
+                <w:lang w:val="es-MX"/>
+              </w:rPr>
+              <w:t xml:space="preserve"> no error </w:t>
+            </w:r>
+            <w:proofErr w:type="gramStart"/>
+            <w:r>
+              <w:rPr>
+                <w:lang w:val="es-MX"/>
+              </w:rPr>
+              <w:t>status</w:t>
+            </w:r>
+            <w:proofErr w:type="gramEnd"/>
+            <w:r>
+              <w:rPr>
+                <w:lang w:val="es-MX"/>
+              </w:rPr>
+              <w:t>.</w:t>
             </w:r>
           </w:p>
         </w:tc>
@@ -12832,7 +13154,13 @@
           </w:tcPr>
           <w:p>
             <w:r>
-              <w:t>TopBox/MainBox WIFI-6 Control Link Ip address. Default is 10.0.1.4</w:t>
+              <w:t>TopBox/MainBox WIFI-6 Control Link I</w:t>
+            </w:r>
+            <w:r>
+              <w:t>P</w:t>
+            </w:r>
+            <w:r>
+              <w:t xml:space="preserve"> address. Default is 10.0.1.4</w:t>
             </w:r>
           </w:p>
         </w:tc>
@@ -12899,6 +13227,186 @@
           <w:p>
             <w:r>
               <w:t>TopBox/MainBox WIFI-6 Control Link TCP port.</w:t>
+            </w:r>
+          </w:p>
+        </w:tc>
+      </w:tr>
+      <w:tr>
+        <w:tc>
+          <w:tcPr>
+            <w:tcW w:w="0" w:type="auto"/>
+          </w:tcPr>
+          <w:p>
+            <w:pPr>
+              <w:rPr>
+                <w:rFonts w:ascii="Consolas" w:hAnsi="Consolas"/>
+              </w:rPr>
+            </w:pPr>
+            <w:proofErr w:type="spellStart"/>
+            <w:r>
+              <w:rPr>
+                <w:rFonts w:ascii="Consolas" w:hAnsi="Consolas"/>
+              </w:rPr>
+              <w:t>LocalAntAddr</w:t>
+            </w:r>
+            <w:proofErr w:type="spellEnd"/>
+          </w:p>
+        </w:tc>
+        <w:tc>
+          <w:tcPr>
+            <w:tcW w:w="0" w:type="auto"/>
+          </w:tcPr>
+          <w:p>
+            <w:r>
+              <w:t>String</w:t>
+            </w:r>
+          </w:p>
+        </w:tc>
+        <w:tc>
+          <w:tcPr>
+            <w:tcW w:w="0" w:type="auto"/>
+          </w:tcPr>
+          <w:p>
+            <w:pPr>
+              <w:rPr>
+                <w:rFonts w:ascii="Consolas" w:hAnsi="Consolas" w:cs="Consolas"/>
+              </w:rPr>
+            </w:pPr>
+            <w:r>
+              <w:rPr>
+                <w:rFonts w:ascii="Consolas" w:hAnsi="Consolas" w:cs="Consolas"/>
+              </w:rPr>
+              <w:t>-</w:t>
+            </w:r>
+          </w:p>
+        </w:tc>
+        <w:tc>
+          <w:tcPr>
+            <w:tcW w:w="0" w:type="auto"/>
+          </w:tcPr>
+          <w:p>
+            <w:r>
+              <w:t>Local WIFI-6 antenna IP address. Default is 10.0.1.1</w:t>
+            </w:r>
+          </w:p>
+        </w:tc>
+      </w:tr>
+      <w:tr>
+        <w:tc>
+          <w:tcPr>
+            <w:tcW w:w="0" w:type="auto"/>
+          </w:tcPr>
+          <w:p>
+            <w:pPr>
+              <w:rPr>
+                <w:rFonts w:ascii="Consolas" w:hAnsi="Consolas"/>
+              </w:rPr>
+            </w:pPr>
+            <w:proofErr w:type="spellStart"/>
+            <w:r>
+              <w:rPr>
+                <w:rFonts w:ascii="Consolas" w:hAnsi="Consolas"/>
+              </w:rPr>
+              <w:t>RemoteAntAddr</w:t>
+            </w:r>
+            <w:proofErr w:type="spellEnd"/>
+          </w:p>
+        </w:tc>
+        <w:tc>
+          <w:tcPr>
+            <w:tcW w:w="0" w:type="auto"/>
+          </w:tcPr>
+          <w:p>
+            <w:r>
+              <w:t>String</w:t>
+            </w:r>
+          </w:p>
+        </w:tc>
+        <w:tc>
+          <w:tcPr>
+            <w:tcW w:w="0" w:type="auto"/>
+          </w:tcPr>
+          <w:p>
+            <w:pPr>
+              <w:rPr>
+                <w:rFonts w:ascii="Consolas" w:hAnsi="Consolas" w:cs="Consolas"/>
+              </w:rPr>
+            </w:pPr>
+            <w:r>
+              <w:rPr>
+                <w:rFonts w:ascii="Consolas" w:hAnsi="Consolas" w:cs="Consolas"/>
+              </w:rPr>
+              <w:t>-</w:t>
+            </w:r>
+          </w:p>
+        </w:tc>
+        <w:tc>
+          <w:tcPr>
+            <w:tcW w:w="0" w:type="auto"/>
+          </w:tcPr>
+          <w:p>
+            <w:r>
+              <w:t>Remote WIFI-6 antenna IP address. Default is 10.0.1.2</w:t>
+            </w:r>
+          </w:p>
+        </w:tc>
+      </w:tr>
+      <w:tr>
+        <w:tc>
+          <w:tcPr>
+            <w:tcW w:w="0" w:type="auto"/>
+          </w:tcPr>
+          <w:p>
+            <w:pPr>
+              <w:rPr>
+                <w:rFonts w:ascii="Consolas" w:hAnsi="Consolas"/>
+              </w:rPr>
+            </w:pPr>
+            <w:proofErr w:type="spellStart"/>
+            <w:r>
+              <w:rPr>
+                <w:rFonts w:ascii="Consolas" w:hAnsi="Consolas"/>
+              </w:rPr>
+              <w:t>LocalAntSecret</w:t>
+            </w:r>
+            <w:proofErr w:type="spellEnd"/>
+          </w:p>
+        </w:tc>
+        <w:tc>
+          <w:tcPr>
+            <w:tcW w:w="0" w:type="auto"/>
+          </w:tcPr>
+          <w:p>
+            <w:r>
+              <w:t>String</w:t>
+            </w:r>
+          </w:p>
+        </w:tc>
+        <w:tc>
+          <w:tcPr>
+            <w:tcW w:w="0" w:type="auto"/>
+          </w:tcPr>
+          <w:p>
+            <w:pPr>
+              <w:rPr>
+                <w:rFonts w:ascii="Consolas" w:hAnsi="Consolas" w:cs="Consolas"/>
+              </w:rPr>
+            </w:pPr>
+            <w:r>
+              <w:rPr>
+                <w:rFonts w:ascii="Consolas" w:hAnsi="Consolas" w:cs="Consolas"/>
+              </w:rPr>
+              <w:t>-</w:t>
+            </w:r>
+          </w:p>
+        </w:tc>
+        <w:tc>
+          <w:tcPr>
+            <w:tcW w:w="0" w:type="auto"/>
+          </w:tcPr>
+          <w:p>
+            <w:r>
+              <w:t>Local WIFI-6 antenna secret for token.</w:t>
             </w:r>
           </w:p>
         </w:tc>
@@ -12906,14 +13414,14 @@
     </w:tbl>
     <w:p>
       <w:pPr>
-        <w:pStyle w:val="Heading2"/>
+        <w:pStyle w:val="Ttulo2"/>
       </w:pPr>
-      <w:bookmarkStart w:id="17" w:name="_Toc196143137"/>
-      <w:bookmarkStart w:id="18" w:name="_Ref163909962"/>
+      <w:bookmarkStart w:id="17" w:name="_Ref163909962"/>
+      <w:bookmarkStart w:id="18" w:name="_Toc209701214"/>
       <w:r>
         <w:t>Main Host Communication (Main Host Comms)</w:t>
       </w:r>
-      <w:bookmarkEnd w:id="17"/>
+      <w:bookmarkEnd w:id="18"/>
     </w:p>
     <w:p>
       <w:r>
@@ -12945,6 +13453,7 @@
     <w:p/>
     <w:p>
       <w:r>
+        <w:lastRenderedPageBreak/>
         <w:t xml:space="preserve">For </w:t>
       </w:r>
       <w:r>
@@ -13034,7 +13543,6 @@
     <w:p/>
     <w:p>
       <w:r>
-        <w:lastRenderedPageBreak/>
         <w:t>The protocol for commands is “</w:t>
       </w:r>
       <w:r>
@@ -13124,9 +13632,9 @@
     </w:p>
     <w:p>
       <w:pPr>
-        <w:pStyle w:val="Heading3"/>
+        <w:pStyle w:val="Ttulo3"/>
       </w:pPr>
-      <w:bookmarkStart w:id="19" w:name="_Toc196143138"/>
+      <w:bookmarkStart w:id="19" w:name="_Toc209701215"/>
       <w:r>
         <w:t>+ - Full Status</w:t>
       </w:r>
@@ -13201,7 +13709,7 @@
     </w:p>
     <w:tbl>
       <w:tblPr>
-        <w:tblStyle w:val="TableGrid"/>
+        <w:tblStyle w:val="Tablaconcuadrcula"/>
         <w:tblW w:w="0" w:type="auto"/>
         <w:tblLook w:val="04A0" w:firstRow="1" w:lastRow="0" w:firstColumn="1" w:lastColumn="0" w:noHBand="0" w:noVBand="1"/>
       </w:tblPr>
@@ -13948,13 +14456,14 @@
           </w:p>
           <w:p>
             <w:pPr>
-              <w:pStyle w:val="ListParagraph"/>
+              <w:pStyle w:val="Prrafodelista"/>
               <w:numPr>
                 <w:ilvl w:val="0"/>
                 <w:numId w:val="2"/>
               </w:numPr>
             </w:pPr>
             <w:r>
+              <w:lastRenderedPageBreak/>
               <w:t xml:space="preserve">Bit 0 (LSB): </w:t>
             </w:r>
             <w:r>
@@ -13980,7 +14489,7 @@
           </w:p>
           <w:p>
             <w:pPr>
-              <w:pStyle w:val="ListParagraph"/>
+              <w:pStyle w:val="Prrafodelista"/>
               <w:numPr>
                 <w:ilvl w:val="0"/>
                 <w:numId w:val="2"/>
@@ -14012,7 +14521,7 @@
           </w:p>
           <w:p>
             <w:pPr>
-              <w:pStyle w:val="ListParagraph"/>
+              <w:pStyle w:val="Prrafodelista"/>
               <w:numPr>
                 <w:ilvl w:val="0"/>
                 <w:numId w:val="2"/>
@@ -14044,7 +14553,7 @@
           </w:p>
           <w:p>
             <w:pPr>
-              <w:pStyle w:val="ListParagraph"/>
+              <w:pStyle w:val="Prrafodelista"/>
               <w:numPr>
                 <w:ilvl w:val="0"/>
                 <w:numId w:val="2"/>
@@ -14076,7 +14585,7 @@
           </w:p>
           <w:p>
             <w:pPr>
-              <w:pStyle w:val="ListParagraph"/>
+              <w:pStyle w:val="Prrafodelista"/>
               <w:numPr>
                 <w:ilvl w:val="0"/>
                 <w:numId w:val="2"/>
@@ -14108,7 +14617,7 @@
           </w:p>
           <w:p>
             <w:pPr>
-              <w:pStyle w:val="ListParagraph"/>
+              <w:pStyle w:val="Prrafodelista"/>
               <w:numPr>
                 <w:ilvl w:val="0"/>
                 <w:numId w:val="2"/>
@@ -14140,7 +14649,7 @@
           </w:p>
           <w:p>
             <w:pPr>
-              <w:pStyle w:val="ListParagraph"/>
+              <w:pStyle w:val="Prrafodelista"/>
               <w:numPr>
                 <w:ilvl w:val="0"/>
                 <w:numId w:val="2"/>
@@ -14172,14 +14681,13 @@
           </w:p>
           <w:p>
             <w:pPr>
-              <w:pStyle w:val="ListParagraph"/>
+              <w:pStyle w:val="Prrafodelista"/>
               <w:numPr>
                 <w:ilvl w:val="0"/>
                 <w:numId w:val="2"/>
               </w:numPr>
             </w:pPr>
             <w:r>
-              <w:lastRenderedPageBreak/>
               <w:t xml:space="preserve">Bit 7 (MSB): </w:t>
             </w:r>
             <w:r>
@@ -15019,6 +15527,7 @@
               <w:rPr>
                 <w:rFonts w:ascii="Consolas" w:hAnsi="Consolas" w:cs="Consolas"/>
               </w:rPr>
+              <w:lastRenderedPageBreak/>
               <w:t>&lt;SP&gt;&lt;Value&gt;</w:t>
             </w:r>
           </w:p>
@@ -15029,6 +15538,7 @@
           </w:tcPr>
           <w:p>
             <w:r>
+              <w:lastRenderedPageBreak/>
               <w:t>Azimuth timeout in seconds to reach commanded position in position mode.</w:t>
             </w:r>
           </w:p>
@@ -15267,7 +15777,6 @@
               <w:rPr>
                 <w:rFonts w:ascii="Consolas" w:hAnsi="Consolas" w:cs="Consolas"/>
               </w:rPr>
-              <w:lastRenderedPageBreak/>
               <w:t>&lt;SP&gt;&lt;Value&gt;</w:t>
             </w:r>
           </w:p>
@@ -15278,16 +15787,7 @@
           </w:tcPr>
           <w:p>
             <w:r>
-              <w:lastRenderedPageBreak/>
-              <w:t xml:space="preserve">Configured </w:t>
-            </w:r>
-            <w:proofErr w:type="gramStart"/>
-            <w:r>
-              <w:t>TopBox</w:t>
-            </w:r>
-            <w:proofErr w:type="gramEnd"/>
-            <w:r>
-              <w:t xml:space="preserve"> dropout timer in seconds.</w:t>
+              <w:t>Configured TopBox dropout timer in seconds.</w:t>
             </w:r>
           </w:p>
         </w:tc>
@@ -15728,9 +16228,9 @@
     </w:p>
     <w:p>
       <w:pPr>
-        <w:pStyle w:val="Heading3"/>
+        <w:pStyle w:val="Ttulo3"/>
       </w:pPr>
-      <w:bookmarkStart w:id="20" w:name="_Toc196143139"/>
+      <w:bookmarkStart w:id="20" w:name="_Toc209701216"/>
       <w:r>
         <w:t>? – Short Status</w:t>
       </w:r>
@@ -15749,9 +16249,9 @@
     </w:p>
     <w:p>
       <w:pPr>
-        <w:pStyle w:val="Heading3"/>
+        <w:pStyle w:val="Ttulo3"/>
       </w:pPr>
-      <w:bookmarkStart w:id="21" w:name="_Toc196143140"/>
+      <w:bookmarkStart w:id="21" w:name="_Toc209701217"/>
       <w:r>
         <w:t>AEN – A</w:t>
       </w:r>
@@ -15770,10 +16270,11 @@
     </w:p>
     <w:p>
       <w:pPr>
-        <w:pStyle w:val="Heading3"/>
+        <w:pStyle w:val="Ttulo3"/>
       </w:pPr>
-      <w:bookmarkStart w:id="22" w:name="_Toc196143141"/>
-      <w:r>
+      <w:bookmarkStart w:id="22" w:name="_Toc209701218"/>
+      <w:r>
+        <w:lastRenderedPageBreak/>
         <w:t>AEP – A</w:t>
       </w:r>
       <w:r>
@@ -15791,9 +16292,9 @@
     </w:p>
     <w:p>
       <w:pPr>
-        <w:pStyle w:val="Heading3"/>
+        <w:pStyle w:val="Ttulo3"/>
       </w:pPr>
-      <w:bookmarkStart w:id="23" w:name="_Toc196143142"/>
+      <w:bookmarkStart w:id="23" w:name="_Toc209701219"/>
       <w:r>
         <w:t>AF, OF – Disable Autoshutdown</w:t>
       </w:r>
@@ -15806,9 +16307,9 @@
     </w:p>
     <w:p>
       <w:pPr>
-        <w:pStyle w:val="Heading3"/>
+        <w:pStyle w:val="Ttulo3"/>
       </w:pPr>
-      <w:bookmarkStart w:id="24" w:name="_Toc196143143"/>
+      <w:bookmarkStart w:id="24" w:name="_Toc209701220"/>
       <w:r>
         <w:t>AO, ON – Enable Autoshutdown</w:t>
       </w:r>
@@ -15821,11 +16322,10 @@
     </w:p>
     <w:p>
       <w:pPr>
-        <w:pStyle w:val="Heading3"/>
+        <w:pStyle w:val="Ttulo3"/>
       </w:pPr>
-      <w:bookmarkStart w:id="25" w:name="_Toc196143144"/>
-      <w:r>
-        <w:lastRenderedPageBreak/>
+      <w:bookmarkStart w:id="25" w:name="_Toc209701221"/>
+      <w:r>
         <w:t>AT – Set Az move timeout</w:t>
       </w:r>
       <w:bookmarkEnd w:id="25"/>
@@ -15879,9 +16379,9 @@
     </w:p>
     <w:p>
       <w:pPr>
-        <w:pStyle w:val="Heading3"/>
+        <w:pStyle w:val="Ttulo3"/>
       </w:pPr>
-      <w:bookmarkStart w:id="26" w:name="_Toc196143145"/>
+      <w:bookmarkStart w:id="26" w:name="_Toc209701222"/>
       <w:r>
         <w:t>CF – Disable Cloud Shutdown</w:t>
       </w:r>
@@ -15894,9 +16394,9 @@
     </w:p>
     <w:p>
       <w:pPr>
-        <w:pStyle w:val="Heading3"/>
+        <w:pStyle w:val="Ttulo3"/>
       </w:pPr>
-      <w:bookmarkStart w:id="27" w:name="_Toc196143146"/>
+      <w:bookmarkStart w:id="27" w:name="_Toc209701223"/>
       <w:r>
         <w:t>CFR – Read Configuration File</w:t>
       </w:r>
@@ -15909,9 +16409,9 @@
     </w:p>
     <w:p>
       <w:pPr>
-        <w:pStyle w:val="Heading3"/>
+        <w:pStyle w:val="Ttulo3"/>
       </w:pPr>
-      <w:bookmarkStart w:id="28" w:name="_Toc196143147"/>
+      <w:bookmarkStart w:id="28" w:name="_Toc209701224"/>
       <w:r>
         <w:t xml:space="preserve">CFS – Save </w:t>
       </w:r>
@@ -15927,9 +16427,9 @@
     </w:p>
     <w:p>
       <w:pPr>
-        <w:pStyle w:val="Heading3"/>
+        <w:pStyle w:val="Ttulo3"/>
       </w:pPr>
-      <w:bookmarkStart w:id="29" w:name="_Toc196143148"/>
+      <w:bookmarkStart w:id="29" w:name="_Toc209701225"/>
       <w:r>
         <w:t>CL – Close Upper Door</w:t>
       </w:r>
@@ -15942,9 +16442,9 @@
     </w:p>
     <w:p>
       <w:pPr>
-        <w:pStyle w:val="Heading3"/>
+        <w:pStyle w:val="Ttulo3"/>
       </w:pPr>
-      <w:bookmarkStart w:id="30" w:name="_Toc196143149"/>
+      <w:bookmarkStart w:id="30" w:name="_Toc209701226"/>
       <w:r>
         <w:t>CO – Enable Cloud Shutdown</w:t>
       </w:r>
@@ -15957,9 +16457,9 @@
     </w:p>
     <w:p>
       <w:pPr>
-        <w:pStyle w:val="Heading3"/>
+        <w:pStyle w:val="Ttulo3"/>
       </w:pPr>
-      <w:bookmarkStart w:id="31" w:name="_Toc196143150"/>
+      <w:bookmarkStart w:id="31" w:name="_Toc209701227"/>
       <w:r>
         <w:t>CS – Set Coast Threshold (Deprecated)</w:t>
       </w:r>
@@ -15972,9 +16472,9 @@
     </w:p>
     <w:p>
       <w:pPr>
-        <w:pStyle w:val="Heading3"/>
+        <w:pStyle w:val="Ttulo3"/>
       </w:pPr>
-      <w:bookmarkStart w:id="32" w:name="_Toc196143151"/>
+      <w:bookmarkStart w:id="32" w:name="_Toc209701228"/>
       <w:r>
         <w:t>DN – Open Lower Door</w:t>
       </w:r>
@@ -15987,10 +16487,11 @@
     </w:p>
     <w:p>
       <w:pPr>
-        <w:pStyle w:val="Heading3"/>
+        <w:pStyle w:val="Ttulo3"/>
       </w:pPr>
-      <w:bookmarkStart w:id="33" w:name="_Toc196143152"/>
-      <w:r>
+      <w:bookmarkStart w:id="33" w:name="_Toc209701229"/>
+      <w:r>
+        <w:lastRenderedPageBreak/>
         <w:t>DT – Set Door Move Timeout</w:t>
       </w:r>
       <w:bookmarkEnd w:id="33"/>
@@ -16044,9 +16545,9 @@
     </w:p>
     <w:p>
       <w:pPr>
-        <w:pStyle w:val="Heading3"/>
+        <w:pStyle w:val="Ttulo3"/>
       </w:pPr>
-      <w:bookmarkStart w:id="34" w:name="_Toc196143153"/>
+      <w:bookmarkStart w:id="34" w:name="_Toc209701230"/>
       <w:r>
         <w:t>HELP – Help Text</w:t>
       </w:r>
@@ -16059,11 +16560,10 @@
     </w:p>
     <w:p>
       <w:pPr>
-        <w:pStyle w:val="Heading3"/>
+        <w:pStyle w:val="Ttulo3"/>
       </w:pPr>
-      <w:bookmarkStart w:id="35" w:name="_Toc196143154"/>
-      <w:r>
-        <w:lastRenderedPageBreak/>
+      <w:bookmarkStart w:id="35" w:name="_Toc209701231"/>
+      <w:r>
         <w:t>HM – Send Dome to Home</w:t>
       </w:r>
       <w:bookmarkEnd w:id="35"/>
@@ -16078,9 +16578,9 @@
     </w:p>
     <w:p>
       <w:pPr>
-        <w:pStyle w:val="Heading3"/>
+        <w:pStyle w:val="Ttulo3"/>
       </w:pPr>
-      <w:bookmarkStart w:id="36" w:name="_Toc196143155"/>
+      <w:bookmarkStart w:id="36" w:name="_Toc209701232"/>
       <w:r>
         <w:t>CN – Send Dome to Encoder Center</w:t>
       </w:r>
@@ -16088,23 +16588,7 @@
     </w:p>
     <w:p>
       <w:r>
-        <w:t xml:space="preserve">Send </w:t>
-      </w:r>
-      <w:proofErr w:type="gramStart"/>
-      <w:r>
-        <w:t>dome</w:t>
-      </w:r>
-      <w:proofErr w:type="gramEnd"/>
-      <w:r>
-        <w:t xml:space="preserve"> to </w:t>
-      </w:r>
-      <w:proofErr w:type="gramStart"/>
-      <w:r>
-        <w:t>encoder</w:t>
-      </w:r>
-      <w:proofErr w:type="gramEnd"/>
-      <w:r>
-        <w:t xml:space="preserve"> center. </w:t>
+        <w:t xml:space="preserve">Send dome to encoder center. </w:t>
       </w:r>
       <w:r>
         <w:t>This command changes the operational dome mode to Center Mode.</w:t>
@@ -16112,9 +16596,9 @@
     </w:p>
     <w:p>
       <w:pPr>
-        <w:pStyle w:val="Heading3"/>
+        <w:pStyle w:val="Ttulo3"/>
       </w:pPr>
-      <w:bookmarkStart w:id="37" w:name="_Toc196143156"/>
+      <w:bookmarkStart w:id="37" w:name="_Toc209701233"/>
       <w:r>
         <w:t>HS – Set High Speed Threshold</w:t>
       </w:r>
@@ -16166,9 +16650,9 @@
     </w:p>
     <w:p>
       <w:pPr>
-        <w:pStyle w:val="Heading3"/>
+        <w:pStyle w:val="Ttulo3"/>
       </w:pPr>
-      <w:bookmarkStart w:id="38" w:name="_Toc196143157"/>
+      <w:bookmarkStart w:id="38" w:name="_Toc209701234"/>
       <w:r>
         <w:t>HZ – Define Home Position</w:t>
       </w:r>
@@ -16220,9 +16704,9 @@
     </w:p>
     <w:p>
       <w:pPr>
-        <w:pStyle w:val="Heading3"/>
+        <w:pStyle w:val="Ttulo3"/>
       </w:pPr>
-      <w:bookmarkStart w:id="39" w:name="_Toc196143158"/>
+      <w:bookmarkStart w:id="39" w:name="_Toc209701235"/>
       <w:r>
         <w:t>LF – Rotate Dome Left</w:t>
       </w:r>
@@ -16274,9 +16758,9 @@
     </w:p>
     <w:p>
       <w:pPr>
-        <w:pStyle w:val="Heading3"/>
+        <w:pStyle w:val="Ttulo3"/>
       </w:pPr>
-      <w:bookmarkStart w:id="40" w:name="_Toc196143159"/>
+      <w:bookmarkStart w:id="40" w:name="_Toc209701236"/>
       <w:r>
         <w:t>LM – Set Encoder Step</w:t>
       </w:r>
@@ -16331,10 +16815,11 @@
     </w:p>
     <w:p>
       <w:pPr>
-        <w:pStyle w:val="Heading3"/>
+        <w:pStyle w:val="Ttulo3"/>
       </w:pPr>
-      <w:bookmarkStart w:id="41" w:name="_Toc196143160"/>
-      <w:r>
+      <w:bookmarkStart w:id="41" w:name="_Toc209701237"/>
+      <w:r>
+        <w:lastRenderedPageBreak/>
         <w:t>MV – Rotate to A</w:t>
       </w:r>
       <w:r>
@@ -16388,9 +16873,9 @@
     </w:p>
     <w:p>
       <w:pPr>
-        <w:pStyle w:val="Heading3"/>
+        <w:pStyle w:val="Ttulo3"/>
       </w:pPr>
-      <w:bookmarkStart w:id="42" w:name="_Toc196143161"/>
+      <w:bookmarkStart w:id="42" w:name="_Toc209701238"/>
       <w:r>
         <w:t>OP – Open Upper Door</w:t>
       </w:r>
@@ -16403,11 +16888,10 @@
     </w:p>
     <w:p>
       <w:pPr>
-        <w:pStyle w:val="Heading3"/>
+        <w:pStyle w:val="Ttulo3"/>
       </w:pPr>
-      <w:bookmarkStart w:id="43" w:name="_Toc196143162"/>
-      <w:r>
-        <w:lastRenderedPageBreak/>
+      <w:bookmarkStart w:id="43" w:name="_Toc209701239"/>
+      <w:r>
         <w:t>RD – Set Reverse Delay</w:t>
       </w:r>
       <w:bookmarkEnd w:id="43"/>
@@ -16458,9 +16942,9 @@
     </w:p>
     <w:p>
       <w:pPr>
-        <w:pStyle w:val="Heading3"/>
+        <w:pStyle w:val="Ttulo3"/>
       </w:pPr>
-      <w:bookmarkStart w:id="44" w:name="_Toc196143163"/>
+      <w:bookmarkStart w:id="44" w:name="_Toc209701240"/>
       <w:r>
         <w:t>RF – Disable Rain/Snow Shutdown</w:t>
       </w:r>
@@ -16473,9 +16957,9 @@
     </w:p>
     <w:p>
       <w:pPr>
-        <w:pStyle w:val="Heading3"/>
+        <w:pStyle w:val="Ttulo3"/>
       </w:pPr>
-      <w:bookmarkStart w:id="45" w:name="_Toc196143164"/>
+      <w:bookmarkStart w:id="45" w:name="_Toc209701241"/>
       <w:r>
         <w:t>RO – Enable Rain/Snow Shutdown</w:t>
       </w:r>
@@ -16488,9 +16972,9 @@
     </w:p>
     <w:p>
       <w:pPr>
-        <w:pStyle w:val="Heading3"/>
+        <w:pStyle w:val="Ttulo3"/>
       </w:pPr>
-      <w:bookmarkStart w:id="46" w:name="_Toc196143165"/>
+      <w:bookmarkStart w:id="46" w:name="_Toc209701242"/>
       <w:r>
         <w:t>RS – Set Rain/Snow Activate Delay</w:t>
       </w:r>
@@ -16542,9 +17026,9 @@
     </w:p>
     <w:p>
       <w:pPr>
-        <w:pStyle w:val="Heading3"/>
+        <w:pStyle w:val="Ttulo3"/>
       </w:pPr>
-      <w:bookmarkStart w:id="47" w:name="_Toc196143166"/>
+      <w:bookmarkStart w:id="47" w:name="_Toc209701243"/>
       <w:r>
         <w:t>RD – Rotate Dome Right</w:t>
       </w:r>
@@ -16599,9 +17083,9 @@
     </w:p>
     <w:p>
       <w:pPr>
-        <w:pStyle w:val="Heading3"/>
+        <w:pStyle w:val="Ttulo3"/>
       </w:pPr>
-      <w:bookmarkStart w:id="48" w:name="_Toc196143167"/>
+      <w:bookmarkStart w:id="48" w:name="_Toc209701244"/>
       <w:r>
         <w:t>SC – Sync Close</w:t>
       </w:r>
@@ -16614,9 +17098,9 @@
     </w:p>
     <w:p>
       <w:pPr>
-        <w:pStyle w:val="Heading3"/>
+        <w:pStyle w:val="Ttulo3"/>
       </w:pPr>
-      <w:bookmarkStart w:id="49" w:name="_Toc196143168"/>
+      <w:bookmarkStart w:id="49" w:name="_Toc209701245"/>
       <w:r>
         <w:t>SO – Sync Open</w:t>
       </w:r>
@@ -16629,9 +17113,9 @@
     </w:p>
     <w:p>
       <w:pPr>
-        <w:pStyle w:val="Heading3"/>
+        <w:pStyle w:val="Ttulo3"/>
       </w:pPr>
-      <w:bookmarkStart w:id="50" w:name="_Toc196143169"/>
+      <w:bookmarkStart w:id="50" w:name="_Toc209701246"/>
       <w:r>
         <w:t>AWO – Enable Control WIFI Antenna</w:t>
       </w:r>
@@ -16644,10 +17128,11 @@
     </w:p>
     <w:p>
       <w:pPr>
-        <w:pStyle w:val="Heading3"/>
+        <w:pStyle w:val="Ttulo3"/>
       </w:pPr>
-      <w:bookmarkStart w:id="51" w:name="_Toc196143170"/>
-      <w:r>
+      <w:bookmarkStart w:id="51" w:name="_Toc209701247"/>
+      <w:r>
+        <w:lastRenderedPageBreak/>
         <w:t>AWF</w:t>
       </w:r>
       <w:r>
@@ -16665,58 +17150,156 @@
     </w:p>
     <w:p>
       <w:pPr>
-        <w:pStyle w:val="Heading2"/>
+        <w:pStyle w:val="Ttulo3"/>
       </w:pPr>
-      <w:bookmarkStart w:id="52" w:name="_Toc196143171"/>
-      <w:r>
-        <w:lastRenderedPageBreak/>
-        <w:t>Central Control Loop (CCL)</w:t>
+      <w:bookmarkStart w:id="52" w:name="_Toc209701248"/>
+      <w:r>
+        <w:t>AWA – Remote WIFI Antenna is Alive</w:t>
       </w:r>
       <w:bookmarkEnd w:id="52"/>
     </w:p>
     <w:p>
       <w:r>
-        <w:t xml:space="preserve">The Central Control Loop (CCL) is the main processing unit, operating at 10 Hz. It </w:t>
-      </w:r>
-      <w:proofErr w:type="gramStart"/>
-      <w:r>
-        <w:t>receive</w:t>
-      </w:r>
-      <w:proofErr w:type="gramEnd"/>
-      <w:r>
-        <w:t xml:space="preserve"> </w:t>
-      </w:r>
-      <w:r>
-        <w:t>commands from the Main Queue, updates the status between MainBox and the FPGA, and sends commands to TopBox through the Top Queue.</w:t>
+        <w:t xml:space="preserve">Returns </w:t>
+      </w:r>
+      <w:r>
+        <w:rPr>
+          <w:rFonts w:ascii="Consolas" w:hAnsi="Consolas"/>
+        </w:rPr>
+        <w:t>true</w:t>
+      </w:r>
+      <w:r>
+        <w:t xml:space="preserve"> if remote WIFI antenna defined in is alive using remote antenna IP address defined in “</w:t>
+      </w:r>
+      <w:proofErr w:type="spellStart"/>
+      <w:r>
+        <w:rPr>
+          <w:rFonts w:ascii="Consolas" w:hAnsi="Consolas"/>
+        </w:rPr>
+        <w:t>RemoteAntAddr</w:t>
+      </w:r>
+      <w:proofErr w:type="spellEnd"/>
+      <w:r>
+        <w:t>” in configuration file.</w:t>
       </w:r>
     </w:p>
     <w:p>
       <w:pPr>
-        <w:pStyle w:val="Heading2"/>
+        <w:pStyle w:val="Ttulo3"/>
       </w:pPr>
-      <w:bookmarkStart w:id="53" w:name="_Toc196143172"/>
-      <w:r>
-        <w:t>TopBox Communication</w:t>
+      <w:bookmarkStart w:id="53" w:name="_Toc209701249"/>
+      <w:r>
+        <w:t>AWC – Local WIFI Antenna Connections</w:t>
       </w:r>
       <w:bookmarkEnd w:id="53"/>
     </w:p>
     <w:p>
       <w:r>
-        <w:t>The TopBox Communication VI establishes a connection between MainBox and the TopBox TCP server for control communication.</w:t>
+        <w:t>Returns local WIFI antenna current connections using local antenna HTTP API. To execute this command, a token should be retrieved from API using “</w:t>
+      </w:r>
+      <w:proofErr w:type="spellStart"/>
+      <w:r>
+        <w:rPr>
+          <w:rFonts w:ascii="Consolas" w:hAnsi="Consolas"/>
+        </w:rPr>
+        <w:t>LocalAntSecret</w:t>
+      </w:r>
+      <w:proofErr w:type="spellEnd"/>
+      <w:r>
+        <w:t>” secret defined in configuration file.</w:t>
       </w:r>
     </w:p>
     <w:p>
       <w:pPr>
-        <w:pStyle w:val="Heading3"/>
+        <w:pStyle w:val="Ttulo3"/>
       </w:pPr>
-      <w:bookmarkStart w:id="54" w:name="_Toc196143173"/>
-      <w:r>
-        <w:t>Connection Process</w:t>
+      <w:bookmarkStart w:id="54" w:name="_Toc209701250"/>
+      <w:r>
+        <w:t>AWR – Local WIFI Antenna Reboot</w:t>
       </w:r>
       <w:bookmarkEnd w:id="54"/>
     </w:p>
     <w:p>
       <w:r>
+        <w:t>This command reboots local WIFI antenna using local antenna HTTP API. To execute this command, a token should be retrieved from API using</w:t>
+      </w:r>
+      <w:r>
+        <w:t xml:space="preserve"> “</w:t>
+      </w:r>
+      <w:proofErr w:type="spellStart"/>
+      <w:r>
+        <w:rPr>
+          <w:rFonts w:ascii="Consolas" w:hAnsi="Consolas"/>
+        </w:rPr>
+        <w:t>LocalAntSecret</w:t>
+      </w:r>
+      <w:proofErr w:type="spellEnd"/>
+      <w:r>
+        <w:t>” secret defined in configuration file.</w:t>
+      </w:r>
+      <w:r>
+        <w:t xml:space="preserve"> </w:t>
+      </w:r>
+      <w:r>
+        <w:t>This command can be executed again after 60 seconds of the first one being executed.</w:t>
+      </w:r>
+      <w:r>
+        <w:t xml:space="preserve"> </w:t>
+      </w:r>
+    </w:p>
+    <w:p>
+      <w:pPr>
+        <w:pStyle w:val="Ttulo2"/>
+      </w:pPr>
+      <w:bookmarkStart w:id="55" w:name="_Toc209701251"/>
+      <w:r>
+        <w:t>Central Control Loop (CCL)</w:t>
+      </w:r>
+      <w:bookmarkEnd w:id="55"/>
+    </w:p>
+    <w:p>
+      <w:r>
+        <w:t xml:space="preserve">The Central Control Loop (CCL) is the main processing unit, operating at 10 Hz. It </w:t>
+      </w:r>
+      <w:proofErr w:type="gramStart"/>
+      <w:r>
+        <w:t>receive</w:t>
+      </w:r>
+      <w:proofErr w:type="gramEnd"/>
+      <w:r>
+        <w:t xml:space="preserve"> </w:t>
+      </w:r>
+      <w:r>
+        <w:t>commands from the Main Queue, updates the status between MainBox and the FPGA, and sends commands to TopBox through the Top Queue.</w:t>
+      </w:r>
+    </w:p>
+    <w:p>
+      <w:pPr>
+        <w:pStyle w:val="Ttulo2"/>
+      </w:pPr>
+      <w:bookmarkStart w:id="56" w:name="_Toc209701252"/>
+      <w:r>
+        <w:t>TopBox Communication</w:t>
+      </w:r>
+      <w:bookmarkEnd w:id="56"/>
+    </w:p>
+    <w:p>
+      <w:r>
+        <w:t>The TopBox Communication VI establishes a connection between MainBox and the TopBox TCP server for control communication.</w:t>
+      </w:r>
+    </w:p>
+    <w:p>
+      <w:pPr>
+        <w:pStyle w:val="Ttulo3"/>
+      </w:pPr>
+      <w:bookmarkStart w:id="57" w:name="_Toc209701253"/>
+      <w:r>
+        <w:t>Connection Process</w:t>
+      </w:r>
+      <w:bookmarkEnd w:id="57"/>
+    </w:p>
+    <w:p>
+      <w:r>
         <w:t xml:space="preserve">The </w:t>
       </w:r>
       <w:proofErr w:type="spellStart"/>
@@ -16802,7 +17385,11 @@
         <w:t>&gt;</w:t>
       </w:r>
       <w:r>
-        <w:t>", which provides the TCP server port and address required for establishing the final connection. This method utilizes the first Ethernet socket, which is connected to a general-purpose WIFI antenna integrated into the general telescope network.</w:t>
+        <w:t xml:space="preserve">", </w:t>
+      </w:r>
+      <w:r>
+        <w:lastRenderedPageBreak/>
+        <w:t>which provides the TCP server port and address required for establishing the final connection. This method utilizes the first Ethernet socket, which is connected to a general-purpose WIFI antenna integrated into the general telescope network.</w:t>
       </w:r>
     </w:p>
     <w:p/>
@@ -16852,9 +17439,9 @@
     </w:p>
     <w:p>
       <w:pPr>
-        <w:pStyle w:val="Heading3"/>
+        <w:pStyle w:val="Ttulo3"/>
       </w:pPr>
-      <w:bookmarkStart w:id="55" w:name="_Toc196143174"/>
+      <w:bookmarkStart w:id="58" w:name="_Toc209701254"/>
       <w:r>
         <w:t>Command</w:t>
       </w:r>
@@ -16864,7 +17451,7 @@
       <w:r>
         <w:t xml:space="preserve"> Transmission</w:t>
       </w:r>
-      <w:bookmarkEnd w:id="55"/>
+      <w:bookmarkEnd w:id="58"/>
     </w:p>
     <w:p>
       <w:r>
@@ -16945,11 +17532,7 @@
       </w:r>
       <w:proofErr w:type="spellEnd"/>
       <w:r>
-        <w:t xml:space="preserve"> state remains updated in TopBox, the TopBox communication VI guarantees that at least one </w:t>
-      </w:r>
-      <w:r>
-        <w:lastRenderedPageBreak/>
-        <w:t xml:space="preserve">command is sent to TopBox every second. This is managed using the global variable </w:t>
+        <w:t xml:space="preserve"> state remains updated in TopBox, the TopBox communication VI guarantees that at least one command is sent to TopBox every second. This is managed using the global variable </w:t>
       </w:r>
       <w:proofErr w:type="spellStart"/>
       <w:r>
@@ -16988,13 +17571,13 @@
     </w:p>
     <w:p>
       <w:pPr>
-        <w:pStyle w:val="Heading3"/>
+        <w:pStyle w:val="Ttulo3"/>
       </w:pPr>
-      <w:bookmarkStart w:id="56" w:name="_Toc196143175"/>
+      <w:bookmarkStart w:id="59" w:name="_Toc209701255"/>
       <w:r>
         <w:t>Communication</w:t>
       </w:r>
-      <w:bookmarkEnd w:id="56"/>
+      <w:bookmarkEnd w:id="59"/>
     </w:p>
     <w:p>
       <w:pPr>
@@ -17144,6 +17727,7 @@
     <w:p/>
     <w:p>
       <w:r>
+        <w:lastRenderedPageBreak/>
         <w:t>Most commands in JSON format only use the "</w:t>
       </w:r>
       <w:r>
@@ -17317,14 +17901,13 @@
     </w:p>
     <w:p>
       <w:pPr>
-        <w:pStyle w:val="Heading3"/>
+        <w:pStyle w:val="Ttulo3"/>
       </w:pPr>
-      <w:bookmarkStart w:id="57" w:name="_Toc196143176"/>
-      <w:r>
-        <w:lastRenderedPageBreak/>
+      <w:bookmarkStart w:id="60" w:name="_Toc209701256"/>
+      <w:r>
         <w:t>TCP Connection Handling</w:t>
       </w:r>
-      <w:bookmarkEnd w:id="57"/>
+      <w:bookmarkEnd w:id="60"/>
     </w:p>
     <w:p>
       <w:r>
@@ -17375,18 +17958,19 @@
     <w:p/>
     <w:p>
       <w:r>
+        <w:lastRenderedPageBreak/>
         <w:t>This reconnection mechanism guarantees continuous operation and minimizes downtime, ensuring that MainBox maintains control over TopBox even in the presence of network instability or configuration changes.</w:t>
       </w:r>
     </w:p>
     <w:p>
       <w:pPr>
-        <w:pStyle w:val="Heading2"/>
+        <w:pStyle w:val="Ttulo2"/>
       </w:pPr>
-      <w:bookmarkStart w:id="58" w:name="_Toc196143177"/>
+      <w:bookmarkStart w:id="61" w:name="_Toc209701257"/>
       <w:r>
         <w:t>Antenna Communication (Ant Comms)</w:t>
       </w:r>
-      <w:bookmarkEnd w:id="58"/>
+      <w:bookmarkEnd w:id="61"/>
     </w:p>
     <w:p>
       <w:r>
@@ -17457,14 +18041,13 @@
     </w:p>
     <w:p>
       <w:pPr>
-        <w:pStyle w:val="Heading2"/>
+        <w:pStyle w:val="Ttulo2"/>
       </w:pPr>
-      <w:bookmarkStart w:id="59" w:name="_Toc196143178"/>
-      <w:r>
-        <w:lastRenderedPageBreak/>
+      <w:bookmarkStart w:id="62" w:name="_Toc209701258"/>
+      <w:r>
         <w:t>Log Process (Log)</w:t>
       </w:r>
-      <w:bookmarkEnd w:id="59"/>
+      <w:bookmarkEnd w:id="62"/>
     </w:p>
     <w:p>
       <w:r>
@@ -17605,7 +18188,11 @@
         <w:t>INFO</w:t>
       </w:r>
       <w:r>
-        <w:t xml:space="preserve"> for general operational messages, and </w:t>
+        <w:t xml:space="preserve"> for general </w:t>
+      </w:r>
+      <w:r>
+        <w:lastRenderedPageBreak/>
+        <w:t xml:space="preserve">operational messages, and </w:t>
       </w:r>
       <w:r>
         <w:rPr>
@@ -17649,15 +18236,15 @@
     </w:p>
     <w:p>
       <w:pPr>
-        <w:pStyle w:val="Heading2"/>
+        <w:pStyle w:val="Ttulo2"/>
       </w:pPr>
-      <w:bookmarkStart w:id="60" w:name="_Toc196143179"/>
+      <w:bookmarkStart w:id="63" w:name="_Toc209701259"/>
       <w:r>
         <w:t>Real-Time Status (RT Status)</w:t>
       </w:r>
-      <w:bookmarkEnd w:id="60"/>
+      <w:bookmarkEnd w:id="63"/>
     </w:p>
-    <w:bookmarkEnd w:id="18"/>
+    <w:bookmarkEnd w:id="17"/>
     <w:p>
       <w:r>
         <w:t xml:space="preserve">This VI operates as a TCP server on port </w:t>
@@ -17740,7 +18327,6 @@
     <w:p/>
     <w:p>
       <w:r>
-        <w:lastRenderedPageBreak/>
         <w:t xml:space="preserve">An </w:t>
       </w:r>
       <w:r>
@@ -17773,7 +18359,14 @@
         <w:rPr>
           <w:rFonts w:ascii="Consolas" w:hAnsi="Consolas"/>
         </w:rPr>
-        <w:t>","modeReq":"stop","subMode":0,"cmd":0,"buttons":{"EMStop":true,"forward":false,"reverse":false,"open":false,"close":false,"up":false,"down":false,"forceStop":false},"envSensor":false,"homed":true,"homing":false,"homeSensor":false,"config":{"cloudEn":false,"AZEncNeg":false,"AZEncRef":102281101370,"AZEncStep":4018143232,"homePos":0,"AZTimeout":120000,"AZEncNoError":1025,"posHSThreshold":5.0000000372529029846,"posTol":0.4999999701976776123,"cloudTimeout":5000,"revDly":4000,"AZEncCenter":68719476735,"AZEncCenterThreshold":55807545,"AZEncCenterTol":5580754,"watchdogTim":600,"autoShutEn":true,"antWifi":true},"errors":{"EMStop":true,"AZEnc":false,"AZTimeout":false,"cloud":false,"M1":false,"M2":false,"M4":false,"watchdogTime":true,"shutdown":true},"logs":{"time":[],"messages":[]}}</w:t>
+        <w:t>","modeReq":"stop","subMode":0,"cmd":0,"buttons":{"EMStop":true,"forward":false,"reverse":false,"open":false,"close":false,"up":false,"down":false,"forceStop":false},"envSensor":false,"homed":true,"homing":false,"homeSensor":false,"config":{"cloudEn":false,"AZEncNeg":false,"AZEncRef":102281101370,"AZEncStep":4018143232,"homePos":0,"AZTimeout":120000,"AZEncNoError":1025,"posHSThreshold":5.0000000372529029846,"posTol":0.4999999701976776123,"cloudTimeout":5000,"revDly":4000,"AZEncCenter":68719476735,"AZEncCenterThreshold":55807545,"AZEncCenterTol":5580754</w:t>
+      </w:r>
+      <w:r>
+        <w:rPr>
+          <w:rFonts w:ascii="Consolas" w:hAnsi="Consolas"/>
+        </w:rPr>
+        <w:lastRenderedPageBreak/>
+        <w:t>,"watchdogTim":600,"autoShutEn":true,"antWifi":true},"errors":{"EMStop":true,"AZEnc":false,"AZTimeout":false,"cloud":false,"M1":false,"M2":false,"M4":false,"watchdogTime":true,"shutdown":true},"logs":{"time":[],"messages":[]}}</w:t>
       </w:r>
     </w:p>
     <w:sectPr>
@@ -17813,7 +18406,7 @@
   <w:sdt>
     <w:sdtPr>
       <w:rPr>
-        <w:rStyle w:val="PageNumber"/>
+        <w:rStyle w:val="Nmerodepgina"/>
       </w:rPr>
       <w:id w:val="-1130173254"/>
       <w:docPartObj>
@@ -17824,27 +18417,27 @@
     <w:sdtContent>
       <w:p>
         <w:pPr>
-          <w:pStyle w:val="Footer"/>
+          <w:pStyle w:val="Piedepgina"/>
           <w:framePr w:wrap="none" w:vAnchor="text" w:hAnchor="margin" w:xAlign="right" w:y="1"/>
           <w:rPr>
-            <w:rStyle w:val="PageNumber"/>
+            <w:rStyle w:val="Nmerodepgina"/>
           </w:rPr>
         </w:pPr>
         <w:r>
           <w:rPr>
-            <w:rStyle w:val="PageNumber"/>
+            <w:rStyle w:val="Nmerodepgina"/>
           </w:rPr>
           <w:fldChar w:fldCharType="begin"/>
         </w:r>
         <w:r>
           <w:rPr>
-            <w:rStyle w:val="PageNumber"/>
+            <w:rStyle w:val="Nmerodepgina"/>
           </w:rPr>
           <w:instrText xml:space="preserve"> PAGE </w:instrText>
         </w:r>
         <w:r>
           <w:rPr>
-            <w:rStyle w:val="PageNumber"/>
+            <w:rStyle w:val="Nmerodepgina"/>
           </w:rPr>
           <w:fldChar w:fldCharType="end"/>
         </w:r>
@@ -17853,7 +18446,7 @@
   </w:sdt>
   <w:p>
     <w:pPr>
-      <w:pStyle w:val="Footer"/>
+      <w:pStyle w:val="Piedepgina"/>
       <w:ind w:right="360"/>
     </w:pPr>
   </w:p>
@@ -17865,7 +18458,7 @@
   <w:sdt>
     <w:sdtPr>
       <w:rPr>
-        <w:rStyle w:val="PageNumber"/>
+        <w:rStyle w:val="Nmerodepgina"/>
       </w:rPr>
       <w:id w:val="550739824"/>
       <w:docPartObj>
@@ -17876,40 +18469,40 @@
     <w:sdtContent>
       <w:p>
         <w:pPr>
-          <w:pStyle w:val="Footer"/>
+          <w:pStyle w:val="Piedepgina"/>
           <w:framePr w:wrap="none" w:vAnchor="text" w:hAnchor="margin" w:xAlign="right" w:y="1"/>
           <w:rPr>
-            <w:rStyle w:val="PageNumber"/>
+            <w:rStyle w:val="Nmerodepgina"/>
           </w:rPr>
         </w:pPr>
         <w:r>
           <w:rPr>
-            <w:rStyle w:val="PageNumber"/>
+            <w:rStyle w:val="Nmerodepgina"/>
           </w:rPr>
           <w:fldChar w:fldCharType="begin"/>
         </w:r>
         <w:r>
           <w:rPr>
-            <w:rStyle w:val="PageNumber"/>
+            <w:rStyle w:val="Nmerodepgina"/>
           </w:rPr>
           <w:instrText xml:space="preserve"> PAGE </w:instrText>
         </w:r>
         <w:r>
           <w:rPr>
-            <w:rStyle w:val="PageNumber"/>
+            <w:rStyle w:val="Nmerodepgina"/>
           </w:rPr>
           <w:fldChar w:fldCharType="separate"/>
         </w:r>
         <w:r>
           <w:rPr>
-            <w:rStyle w:val="PageNumber"/>
+            <w:rStyle w:val="Nmerodepgina"/>
             <w:noProof/>
           </w:rPr>
           <w:t>3</w:t>
         </w:r>
         <w:r>
           <w:rPr>
-            <w:rStyle w:val="PageNumber"/>
+            <w:rStyle w:val="Nmerodepgina"/>
           </w:rPr>
           <w:fldChar w:fldCharType="end"/>
         </w:r>
@@ -17918,7 +18511,7 @@
   </w:sdt>
   <w:p>
     <w:pPr>
-      <w:pStyle w:val="Footer"/>
+      <w:pStyle w:val="Piedepgina"/>
       <w:ind w:right="360"/>
     </w:pPr>
   </w:p>
@@ -17953,7 +18546,7 @@
     <w:lvl w:ilvl="0">
       <w:start w:val="1"/>
       <w:numFmt w:val="decimal"/>
-      <w:pStyle w:val="Heading1"/>
+      <w:pStyle w:val="Ttulo1"/>
       <w:lvlText w:val="%1"/>
       <w:lvlJc w:val="left"/>
       <w:pPr>
@@ -17963,7 +18556,7 @@
     <w:lvl w:ilvl="1">
       <w:start w:val="1"/>
       <w:numFmt w:val="decimal"/>
-      <w:pStyle w:val="Heading2"/>
+      <w:pStyle w:val="Ttulo2"/>
       <w:lvlText w:val="%1.%2"/>
       <w:lvlJc w:val="left"/>
       <w:pPr>
@@ -17976,7 +18569,7 @@
     <w:lvl w:ilvl="2">
       <w:start w:val="1"/>
       <w:numFmt w:val="decimal"/>
-      <w:pStyle w:val="Heading3"/>
+      <w:pStyle w:val="Ttulo3"/>
       <w:lvlText w:val="%1.%2.%3"/>
       <w:lvlJc w:val="left"/>
       <w:pPr>
@@ -17986,7 +18579,7 @@
     <w:lvl w:ilvl="3">
       <w:start w:val="1"/>
       <w:numFmt w:val="decimal"/>
-      <w:pStyle w:val="Heading4"/>
+      <w:pStyle w:val="Ttulo4"/>
       <w:lvlText w:val="%1.%2.%3.%4"/>
       <w:lvlJc w:val="left"/>
       <w:pPr>
@@ -17996,7 +18589,7 @@
     <w:lvl w:ilvl="4">
       <w:start w:val="1"/>
       <w:numFmt w:val="decimal"/>
-      <w:pStyle w:val="Heading5"/>
+      <w:pStyle w:val="Ttulo5"/>
       <w:lvlText w:val="%1.%2.%3.%4.%5"/>
       <w:lvlJc w:val="left"/>
       <w:pPr>
@@ -18006,7 +18599,7 @@
     <w:lvl w:ilvl="5">
       <w:start w:val="1"/>
       <w:numFmt w:val="decimal"/>
-      <w:pStyle w:val="Heading6"/>
+      <w:pStyle w:val="Ttulo6"/>
       <w:lvlText w:val="%1.%2.%3.%4.%5.%6"/>
       <w:lvlJc w:val="left"/>
       <w:pPr>
@@ -18016,7 +18609,7 @@
     <w:lvl w:ilvl="6">
       <w:start w:val="1"/>
       <w:numFmt w:val="decimal"/>
-      <w:pStyle w:val="Heading7"/>
+      <w:pStyle w:val="Ttulo7"/>
       <w:lvlText w:val="%1.%2.%3.%4.%5.%6.%7"/>
       <w:lvlJc w:val="left"/>
       <w:pPr>
@@ -18026,7 +18619,7 @@
     <w:lvl w:ilvl="7">
       <w:start w:val="1"/>
       <w:numFmt w:val="decimal"/>
-      <w:pStyle w:val="Heading8"/>
+      <w:pStyle w:val="Ttulo8"/>
       <w:lvlText w:val="%1.%2.%3.%4.%5.%6.%7.%8"/>
       <w:lvlJc w:val="left"/>
       <w:pPr>
@@ -18036,7 +18629,7 @@
     <w:lvl w:ilvl="8">
       <w:start w:val="1"/>
       <w:numFmt w:val="decimal"/>
-      <w:pStyle w:val="Heading9"/>
+      <w:pStyle w:val="Ttulo9"/>
       <w:lvlText w:val="%1.%2.%3.%4.%5.%6.%7.%8.%9"/>
       <w:lvlJc w:val="left"/>
       <w:pPr>
@@ -18576,11 +19169,11 @@
       <w:rFonts w:ascii="Arial" w:hAnsi="Arial" w:cs="Arial"/>
     </w:rPr>
   </w:style>
-  <w:style w:type="paragraph" w:styleId="Heading1">
+  <w:style w:type="paragraph" w:styleId="Ttulo1">
     <w:name w:val="heading 1"/>
     <w:basedOn w:val="Normal"/>
-    <w:next w:val="Heading2"/>
-    <w:link w:val="Heading1Char"/>
+    <w:next w:val="Ttulo2"/>
+    <w:link w:val="Ttulo1Car"/>
     <w:uiPriority w:val="9"/>
     <w:qFormat/>
     <w:rsid w:val="00D51CCE"/>
@@ -18601,11 +19194,11 @@
       <w:szCs w:val="32"/>
     </w:rPr>
   </w:style>
-  <w:style w:type="paragraph" w:styleId="Heading2">
+  <w:style w:type="paragraph" w:styleId="Ttulo2">
     <w:name w:val="heading 2"/>
     <w:basedOn w:val="Normal"/>
     <w:next w:val="Normal"/>
-    <w:link w:val="Heading2Char"/>
+    <w:link w:val="Ttulo2Car"/>
     <w:uiPriority w:val="9"/>
     <w:unhideWhenUsed/>
     <w:qFormat/>
@@ -18627,11 +19220,11 @@
       <w:szCs w:val="26"/>
     </w:rPr>
   </w:style>
-  <w:style w:type="paragraph" w:styleId="Heading3">
+  <w:style w:type="paragraph" w:styleId="Ttulo3">
     <w:name w:val="heading 3"/>
     <w:basedOn w:val="Normal"/>
     <w:next w:val="Normal"/>
-    <w:link w:val="Heading3Char"/>
+    <w:link w:val="Ttulo3Car"/>
     <w:uiPriority w:val="9"/>
     <w:unhideWhenUsed/>
     <w:qFormat/>
@@ -18653,11 +19246,11 @@
       <w:szCs w:val="24"/>
     </w:rPr>
   </w:style>
-  <w:style w:type="paragraph" w:styleId="Heading4">
+  <w:style w:type="paragraph" w:styleId="Ttulo4">
     <w:name w:val="heading 4"/>
     <w:basedOn w:val="Normal"/>
     <w:next w:val="Normal"/>
-    <w:link w:val="Heading4Char"/>
+    <w:link w:val="Ttulo4Car"/>
     <w:uiPriority w:val="9"/>
     <w:unhideWhenUsed/>
     <w:qFormat/>
@@ -18679,11 +19272,11 @@
       <w:color w:val="9D3511" w:themeColor="accent1" w:themeShade="BF"/>
     </w:rPr>
   </w:style>
-  <w:style w:type="paragraph" w:styleId="Heading5">
+  <w:style w:type="paragraph" w:styleId="Ttulo5">
     <w:name w:val="heading 5"/>
     <w:basedOn w:val="Normal"/>
     <w:next w:val="Normal"/>
-    <w:link w:val="Heading5Char"/>
+    <w:link w:val="Ttulo5Car"/>
     <w:uiPriority w:val="9"/>
     <w:semiHidden/>
     <w:unhideWhenUsed/>
@@ -18704,11 +19297,11 @@
       <w:color w:val="9D3511" w:themeColor="accent1" w:themeShade="BF"/>
     </w:rPr>
   </w:style>
-  <w:style w:type="paragraph" w:styleId="Heading6">
+  <w:style w:type="paragraph" w:styleId="Ttulo6">
     <w:name w:val="heading 6"/>
     <w:basedOn w:val="Normal"/>
     <w:next w:val="Normal"/>
-    <w:link w:val="Heading6Char"/>
+    <w:link w:val="Ttulo6Car"/>
     <w:uiPriority w:val="9"/>
     <w:semiHidden/>
     <w:unhideWhenUsed/>
@@ -18729,11 +19322,11 @@
       <w:color w:val="68230B" w:themeColor="accent1" w:themeShade="7F"/>
     </w:rPr>
   </w:style>
-  <w:style w:type="paragraph" w:styleId="Heading7">
+  <w:style w:type="paragraph" w:styleId="Ttulo7">
     <w:name w:val="heading 7"/>
     <w:basedOn w:val="Normal"/>
     <w:next w:val="Normal"/>
-    <w:link w:val="Heading7Char"/>
+    <w:link w:val="Ttulo7Car"/>
     <w:uiPriority w:val="9"/>
     <w:semiHidden/>
     <w:unhideWhenUsed/>
@@ -18756,11 +19349,11 @@
       <w:color w:val="68230B" w:themeColor="accent1" w:themeShade="7F"/>
     </w:rPr>
   </w:style>
-  <w:style w:type="paragraph" w:styleId="Heading8">
+  <w:style w:type="paragraph" w:styleId="Ttulo8">
     <w:name w:val="heading 8"/>
     <w:basedOn w:val="Normal"/>
     <w:next w:val="Normal"/>
-    <w:link w:val="Heading8Char"/>
+    <w:link w:val="Ttulo8Car"/>
     <w:uiPriority w:val="9"/>
     <w:semiHidden/>
     <w:unhideWhenUsed/>
@@ -18783,11 +19376,11 @@
       <w:szCs w:val="21"/>
     </w:rPr>
   </w:style>
-  <w:style w:type="paragraph" w:styleId="Heading9">
+  <w:style w:type="paragraph" w:styleId="Ttulo9">
     <w:name w:val="heading 9"/>
     <w:basedOn w:val="Normal"/>
     <w:next w:val="Normal"/>
-    <w:link w:val="Heading9Char"/>
+    <w:link w:val="Ttulo9Car"/>
     <w:uiPriority w:val="9"/>
     <w:semiHidden/>
     <w:unhideWhenUsed/>
@@ -18812,13 +19405,13 @@
       <w:szCs w:val="21"/>
     </w:rPr>
   </w:style>
-  <w:style w:type="character" w:default="1" w:styleId="DefaultParagraphFont">
+  <w:style w:type="character" w:default="1" w:styleId="Fuentedeprrafopredeter">
     <w:name w:val="Default Paragraph Font"/>
     <w:uiPriority w:val="1"/>
     <w:semiHidden/>
     <w:unhideWhenUsed/>
   </w:style>
-  <w:style w:type="table" w:default="1" w:styleId="TableNormal">
+  <w:style w:type="table" w:default="1" w:styleId="Tablanormal">
     <w:name w:val="Normal Table"/>
     <w:uiPriority w:val="99"/>
     <w:semiHidden/>
@@ -18833,16 +19426,16 @@
       </w:tblCellMar>
     </w:tblPr>
   </w:style>
-  <w:style w:type="numbering" w:default="1" w:styleId="NoList">
+  <w:style w:type="numbering" w:default="1" w:styleId="Sinlista">
     <w:name w:val="No List"/>
     <w:uiPriority w:val="99"/>
     <w:semiHidden/>
     <w:unhideWhenUsed/>
   </w:style>
-  <w:style w:type="character" w:customStyle="1" w:styleId="Heading2Char">
-    <w:name w:val="Heading 2 Char"/>
-    <w:basedOn w:val="DefaultParagraphFont"/>
-    <w:link w:val="Heading2"/>
+  <w:style w:type="character" w:customStyle="1" w:styleId="Ttulo2Car">
+    <w:name w:val="Título 2 Car"/>
+    <w:basedOn w:val="Fuentedeprrafopredeter"/>
+    <w:link w:val="Ttulo2"/>
     <w:uiPriority w:val="9"/>
     <w:rsid w:val="00D51CCE"/>
     <w:rPr>
@@ -18852,10 +19445,10 @@
       <w:szCs w:val="26"/>
     </w:rPr>
   </w:style>
-  <w:style w:type="character" w:customStyle="1" w:styleId="Heading1Char">
-    <w:name w:val="Heading 1 Char"/>
-    <w:basedOn w:val="DefaultParagraphFont"/>
-    <w:link w:val="Heading1"/>
+  <w:style w:type="character" w:customStyle="1" w:styleId="Ttulo1Car">
+    <w:name w:val="Título 1 Car"/>
+    <w:basedOn w:val="Fuentedeprrafopredeter"/>
+    <w:link w:val="Ttulo1"/>
     <w:uiPriority w:val="9"/>
     <w:rsid w:val="00D51CCE"/>
     <w:rPr>
@@ -18865,10 +19458,10 @@
       <w:szCs w:val="32"/>
     </w:rPr>
   </w:style>
-  <w:style w:type="character" w:customStyle="1" w:styleId="Heading3Char">
-    <w:name w:val="Heading 3 Char"/>
-    <w:basedOn w:val="DefaultParagraphFont"/>
-    <w:link w:val="Heading3"/>
+  <w:style w:type="character" w:customStyle="1" w:styleId="Ttulo3Car">
+    <w:name w:val="Título 3 Car"/>
+    <w:basedOn w:val="Fuentedeprrafopredeter"/>
+    <w:link w:val="Ttulo3"/>
     <w:uiPriority w:val="9"/>
     <w:rsid w:val="0078574B"/>
     <w:rPr>
@@ -18878,10 +19471,10 @@
       <w:szCs w:val="24"/>
     </w:rPr>
   </w:style>
-  <w:style w:type="character" w:customStyle="1" w:styleId="Heading4Char">
-    <w:name w:val="Heading 4 Char"/>
-    <w:basedOn w:val="DefaultParagraphFont"/>
-    <w:link w:val="Heading4"/>
+  <w:style w:type="character" w:customStyle="1" w:styleId="Ttulo4Car">
+    <w:name w:val="Título 4 Car"/>
+    <w:basedOn w:val="Fuentedeprrafopredeter"/>
+    <w:link w:val="Ttulo4"/>
     <w:uiPriority w:val="9"/>
     <w:rsid w:val="00CC587A"/>
     <w:rPr>
@@ -18891,10 +19484,10 @@
       <w:color w:val="9D3511" w:themeColor="accent1" w:themeShade="BF"/>
     </w:rPr>
   </w:style>
-  <w:style w:type="character" w:customStyle="1" w:styleId="Heading5Char">
-    <w:name w:val="Heading 5 Char"/>
-    <w:basedOn w:val="DefaultParagraphFont"/>
-    <w:link w:val="Heading5"/>
+  <w:style w:type="character" w:customStyle="1" w:styleId="Ttulo5Car">
+    <w:name w:val="Título 5 Car"/>
+    <w:basedOn w:val="Fuentedeprrafopredeter"/>
+    <w:link w:val="Ttulo5"/>
     <w:uiPriority w:val="9"/>
     <w:semiHidden/>
     <w:rsid w:val="00CC587A"/>
@@ -18903,10 +19496,10 @@
       <w:color w:val="9D3511" w:themeColor="accent1" w:themeShade="BF"/>
     </w:rPr>
   </w:style>
-  <w:style w:type="character" w:customStyle="1" w:styleId="Heading6Char">
-    <w:name w:val="Heading 6 Char"/>
-    <w:basedOn w:val="DefaultParagraphFont"/>
-    <w:link w:val="Heading6"/>
+  <w:style w:type="character" w:customStyle="1" w:styleId="Ttulo6Car">
+    <w:name w:val="Título 6 Car"/>
+    <w:basedOn w:val="Fuentedeprrafopredeter"/>
+    <w:link w:val="Ttulo6"/>
     <w:uiPriority w:val="9"/>
     <w:semiHidden/>
     <w:rsid w:val="00CC587A"/>
@@ -18915,10 +19508,10 @@
       <w:color w:val="68230B" w:themeColor="accent1" w:themeShade="7F"/>
     </w:rPr>
   </w:style>
-  <w:style w:type="character" w:customStyle="1" w:styleId="Heading7Char">
-    <w:name w:val="Heading 7 Char"/>
-    <w:basedOn w:val="DefaultParagraphFont"/>
-    <w:link w:val="Heading7"/>
+  <w:style w:type="character" w:customStyle="1" w:styleId="Ttulo7Car">
+    <w:name w:val="Título 7 Car"/>
+    <w:basedOn w:val="Fuentedeprrafopredeter"/>
+    <w:link w:val="Ttulo7"/>
     <w:uiPriority w:val="9"/>
     <w:semiHidden/>
     <w:rsid w:val="00CC587A"/>
@@ -18929,10 +19522,10 @@
       <w:color w:val="68230B" w:themeColor="accent1" w:themeShade="7F"/>
     </w:rPr>
   </w:style>
-  <w:style w:type="character" w:customStyle="1" w:styleId="Heading8Char">
-    <w:name w:val="Heading 8 Char"/>
-    <w:basedOn w:val="DefaultParagraphFont"/>
-    <w:link w:val="Heading8"/>
+  <w:style w:type="character" w:customStyle="1" w:styleId="Ttulo8Car">
+    <w:name w:val="Título 8 Car"/>
+    <w:basedOn w:val="Fuentedeprrafopredeter"/>
+    <w:link w:val="Ttulo8"/>
     <w:uiPriority w:val="9"/>
     <w:semiHidden/>
     <w:rsid w:val="00CC587A"/>
@@ -18943,10 +19536,10 @@
       <w:szCs w:val="21"/>
     </w:rPr>
   </w:style>
-  <w:style w:type="character" w:customStyle="1" w:styleId="Heading9Char">
-    <w:name w:val="Heading 9 Char"/>
-    <w:basedOn w:val="DefaultParagraphFont"/>
-    <w:link w:val="Heading9"/>
+  <w:style w:type="character" w:customStyle="1" w:styleId="Ttulo9Car">
+    <w:name w:val="Título 9 Car"/>
+    <w:basedOn w:val="Fuentedeprrafopredeter"/>
+    <w:link w:val="Ttulo9"/>
     <w:uiPriority w:val="9"/>
     <w:semiHidden/>
     <w:rsid w:val="00CC587A"/>
@@ -18959,10 +19552,10 @@
       <w:szCs w:val="21"/>
     </w:rPr>
   </w:style>
-  <w:style w:type="paragraph" w:styleId="Header">
+  <w:style w:type="paragraph" w:styleId="Encabezado">
     <w:name w:val="header"/>
     <w:basedOn w:val="Normal"/>
-    <w:link w:val="HeaderChar"/>
+    <w:link w:val="EncabezadoCar"/>
     <w:uiPriority w:val="99"/>
     <w:unhideWhenUsed/>
     <w:rsid w:val="006C6FA8"/>
@@ -18973,17 +19566,17 @@
       </w:tabs>
     </w:pPr>
   </w:style>
-  <w:style w:type="character" w:customStyle="1" w:styleId="HeaderChar">
-    <w:name w:val="Header Char"/>
-    <w:basedOn w:val="DefaultParagraphFont"/>
-    <w:link w:val="Header"/>
+  <w:style w:type="character" w:customStyle="1" w:styleId="EncabezadoCar">
+    <w:name w:val="Encabezado Car"/>
+    <w:basedOn w:val="Fuentedeprrafopredeter"/>
+    <w:link w:val="Encabezado"/>
     <w:uiPriority w:val="99"/>
     <w:rsid w:val="006C6FA8"/>
   </w:style>
-  <w:style w:type="paragraph" w:styleId="Footer">
+  <w:style w:type="paragraph" w:styleId="Piedepgina">
     <w:name w:val="footer"/>
     <w:basedOn w:val="Normal"/>
-    <w:link w:val="FooterChar"/>
+    <w:link w:val="PiedepginaCar"/>
     <w:uiPriority w:val="99"/>
     <w:unhideWhenUsed/>
     <w:rsid w:val="006C6FA8"/>
@@ -18994,18 +19587,18 @@
       </w:tabs>
     </w:pPr>
   </w:style>
-  <w:style w:type="character" w:customStyle="1" w:styleId="FooterChar">
-    <w:name w:val="Footer Char"/>
-    <w:basedOn w:val="DefaultParagraphFont"/>
-    <w:link w:val="Footer"/>
+  <w:style w:type="character" w:customStyle="1" w:styleId="PiedepginaCar">
+    <w:name w:val="Pie de página Car"/>
+    <w:basedOn w:val="Fuentedeprrafopredeter"/>
+    <w:link w:val="Piedepgina"/>
     <w:uiPriority w:val="99"/>
     <w:rsid w:val="006C6FA8"/>
   </w:style>
-  <w:style w:type="paragraph" w:styleId="Title">
+  <w:style w:type="paragraph" w:styleId="Ttulo">
     <w:name w:val="Title"/>
     <w:basedOn w:val="Normal"/>
     <w:next w:val="Normal"/>
-    <w:link w:val="TitleChar"/>
+    <w:link w:val="TtuloCar"/>
     <w:uiPriority w:val="10"/>
     <w:qFormat/>
     <w:rsid w:val="00CB7CE3"/>
@@ -19022,10 +19615,10 @@
       <w:szCs w:val="56"/>
     </w:rPr>
   </w:style>
-  <w:style w:type="character" w:customStyle="1" w:styleId="TitleChar">
-    <w:name w:val="Title Char"/>
-    <w:basedOn w:val="DefaultParagraphFont"/>
-    <w:link w:val="Title"/>
+  <w:style w:type="character" w:customStyle="1" w:styleId="TtuloCar">
+    <w:name w:val="Título Car"/>
+    <w:basedOn w:val="Fuentedeprrafopredeter"/>
+    <w:link w:val="Ttulo"/>
     <w:uiPriority w:val="10"/>
     <w:rsid w:val="00CB7CE3"/>
     <w:rPr>
@@ -19036,11 +19629,11 @@
       <w:szCs w:val="56"/>
     </w:rPr>
   </w:style>
-  <w:style w:type="paragraph" w:styleId="Subtitle">
+  <w:style w:type="paragraph" w:styleId="Subttulo">
     <w:name w:val="Subtitle"/>
-    <w:basedOn w:val="Title"/>
+    <w:basedOn w:val="Ttulo"/>
     <w:next w:val="Normal"/>
-    <w:link w:val="SubtitleChar"/>
+    <w:link w:val="SubttuloCar"/>
     <w:uiPriority w:val="11"/>
     <w:qFormat/>
     <w:rsid w:val="00D17787"/>
@@ -19058,10 +19651,10 @@
       <w:sz w:val="36"/>
     </w:rPr>
   </w:style>
-  <w:style w:type="character" w:customStyle="1" w:styleId="SubtitleChar">
-    <w:name w:val="Subtitle Char"/>
-    <w:basedOn w:val="DefaultParagraphFont"/>
-    <w:link w:val="Subtitle"/>
+  <w:style w:type="character" w:customStyle="1" w:styleId="SubttuloCar">
+    <w:name w:val="Subtítulo Car"/>
+    <w:basedOn w:val="Fuentedeprrafopredeter"/>
+    <w:link w:val="Subttulo"/>
     <w:uiPriority w:val="11"/>
     <w:rsid w:val="00D17787"/>
     <w:rPr>
@@ -19073,9 +19666,9 @@
       <w:szCs w:val="56"/>
     </w:rPr>
   </w:style>
-  <w:style w:type="paragraph" w:styleId="TOCHeading">
+  <w:style w:type="paragraph" w:styleId="TtuloTDC">
     <w:name w:val="TOC Heading"/>
-    <w:basedOn w:val="Heading1"/>
+    <w:basedOn w:val="Ttulo1"/>
     <w:next w:val="Normal"/>
     <w:uiPriority w:val="39"/>
     <w:unhideWhenUsed/>
@@ -19090,7 +19683,7 @@
       <w:kern w:val="0"/>
     </w:rPr>
   </w:style>
-  <w:style w:type="paragraph" w:styleId="TOC1">
+  <w:style w:type="paragraph" w:styleId="TDC1">
     <w:name w:val="toc 1"/>
     <w:basedOn w:val="Normal"/>
     <w:next w:val="Normal"/>
@@ -19112,7 +19705,7 @@
       <w:szCs w:val="24"/>
     </w:rPr>
   </w:style>
-  <w:style w:type="paragraph" w:styleId="TOC2">
+  <w:style w:type="paragraph" w:styleId="TDC2">
     <w:name w:val="toc 2"/>
     <w:basedOn w:val="Normal"/>
     <w:next w:val="Normal"/>
@@ -19131,9 +19724,9 @@
       <w:bCs/>
     </w:rPr>
   </w:style>
-  <w:style w:type="character" w:styleId="Hyperlink">
+  <w:style w:type="character" w:styleId="Hipervnculo">
     <w:name w:val="Hyperlink"/>
-    <w:basedOn w:val="DefaultParagraphFont"/>
+    <w:basedOn w:val="Fuentedeprrafopredeter"/>
     <w:uiPriority w:val="99"/>
     <w:unhideWhenUsed/>
     <w:rsid w:val="00CC587A"/>
@@ -19142,7 +19735,7 @@
       <w:u w:val="single"/>
     </w:rPr>
   </w:style>
-  <w:style w:type="paragraph" w:styleId="ListParagraph">
+  <w:style w:type="paragraph" w:styleId="Prrafodelista">
     <w:name w:val="List Paragraph"/>
     <w:basedOn w:val="Normal"/>
     <w:uiPriority w:val="34"/>
@@ -19153,9 +19746,9 @@
       <w:contextualSpacing/>
     </w:pPr>
   </w:style>
-  <w:style w:type="character" w:styleId="PlaceholderText">
+  <w:style w:type="character" w:styleId="Textodelmarcadordeposicin">
     <w:name w:val="Placeholder Text"/>
-    <w:basedOn w:val="DefaultParagraphFont"/>
+    <w:basedOn w:val="Fuentedeprrafopredeter"/>
     <w:uiPriority w:val="99"/>
     <w:semiHidden/>
     <w:rsid w:val="00A82511"/>
@@ -19163,7 +19756,7 @@
       <w:color w:val="666666"/>
     </w:rPr>
   </w:style>
-  <w:style w:type="paragraph" w:styleId="TOC3">
+  <w:style w:type="paragraph" w:styleId="TDC3">
     <w:name w:val="toc 3"/>
     <w:basedOn w:val="Normal"/>
     <w:next w:val="Normal"/>
@@ -19181,7 +19774,7 @@
       <w:szCs w:val="20"/>
     </w:rPr>
   </w:style>
-  <w:style w:type="paragraph" w:styleId="TOC4">
+  <w:style w:type="paragraph" w:styleId="TDC4">
     <w:name w:val="toc 4"/>
     <w:basedOn w:val="Normal"/>
     <w:next w:val="Normal"/>
@@ -19199,7 +19792,7 @@
       <w:szCs w:val="20"/>
     </w:rPr>
   </w:style>
-  <w:style w:type="paragraph" w:styleId="TOC5">
+  <w:style w:type="paragraph" w:styleId="TDC5">
     <w:name w:val="toc 5"/>
     <w:basedOn w:val="Normal"/>
     <w:next w:val="Normal"/>
@@ -19217,7 +19810,7 @@
       <w:szCs w:val="20"/>
     </w:rPr>
   </w:style>
-  <w:style w:type="paragraph" w:styleId="TOC6">
+  <w:style w:type="paragraph" w:styleId="TDC6">
     <w:name w:val="toc 6"/>
     <w:basedOn w:val="Normal"/>
     <w:next w:val="Normal"/>
@@ -19235,7 +19828,7 @@
       <w:szCs w:val="20"/>
     </w:rPr>
   </w:style>
-  <w:style w:type="paragraph" w:styleId="TOC7">
+  <w:style w:type="paragraph" w:styleId="TDC7">
     <w:name w:val="toc 7"/>
     <w:basedOn w:val="Normal"/>
     <w:next w:val="Normal"/>
@@ -19253,7 +19846,7 @@
       <w:szCs w:val="20"/>
     </w:rPr>
   </w:style>
-  <w:style w:type="paragraph" w:styleId="TOC8">
+  <w:style w:type="paragraph" w:styleId="TDC8">
     <w:name w:val="toc 8"/>
     <w:basedOn w:val="Normal"/>
     <w:next w:val="Normal"/>
@@ -19271,7 +19864,7 @@
       <w:szCs w:val="20"/>
     </w:rPr>
   </w:style>
-  <w:style w:type="paragraph" w:styleId="TOC9">
+  <w:style w:type="paragraph" w:styleId="TDC9">
     <w:name w:val="toc 9"/>
     <w:basedOn w:val="Normal"/>
     <w:next w:val="Normal"/>
@@ -19289,9 +19882,9 @@
       <w:szCs w:val="20"/>
     </w:rPr>
   </w:style>
-  <w:style w:type="character" w:styleId="IntenseEmphasis">
+  <w:style w:type="character" w:styleId="nfasisintenso">
     <w:name w:val="Intense Emphasis"/>
-    <w:basedOn w:val="DefaultParagraphFont"/>
+    <w:basedOn w:val="Fuentedeprrafopredeter"/>
     <w:uiPriority w:val="21"/>
     <w:qFormat/>
     <w:rsid w:val="00D17787"/>
@@ -19301,7 +19894,7 @@
       <w:color w:val="D34817" w:themeColor="accent1"/>
     </w:rPr>
   </w:style>
-  <w:style w:type="paragraph" w:styleId="NoSpacing">
+  <w:style w:type="paragraph" w:styleId="Sinespaciado">
     <w:name w:val="No Spacing"/>
     <w:uiPriority w:val="1"/>
     <w:qFormat/>
@@ -19329,9 +19922,9 @@
       <w:szCs w:val="24"/>
     </w:rPr>
   </w:style>
-  <w:style w:type="table" w:styleId="TableGrid">
+  <w:style w:type="table" w:styleId="Tablaconcuadrcula">
     <w:name w:val="Table Grid"/>
-    <w:basedOn w:val="TableNormal"/>
+    <w:basedOn w:val="Tablanormal"/>
     <w:uiPriority w:val="39"/>
     <w:rsid w:val="00E36D54"/>
     <w:pPr>
@@ -19348,7 +19941,7 @@
       </w:tblBorders>
     </w:tblPr>
   </w:style>
-  <w:style w:type="paragraph" w:styleId="Caption">
+  <w:style w:type="paragraph" w:styleId="Descripcin">
     <w:name w:val="caption"/>
     <w:basedOn w:val="Normal"/>
     <w:next w:val="Normal"/>
@@ -19380,9 +19973,9 @@
       <w14:ligatures w14:val="none"/>
     </w:rPr>
   </w:style>
-  <w:style w:type="character" w:styleId="SubtleEmphasis">
+  <w:style w:type="character" w:styleId="nfasissutil">
     <w:name w:val="Subtle Emphasis"/>
-    <w:basedOn w:val="DefaultParagraphFont"/>
+    <w:basedOn w:val="Fuentedeprrafopredeter"/>
     <w:uiPriority w:val="19"/>
     <w:qFormat/>
     <w:rsid w:val="009A19A1"/>
@@ -19392,9 +19985,9 @@
       <w:color w:val="404040" w:themeColor="text1" w:themeTint="BF"/>
     </w:rPr>
   </w:style>
-  <w:style w:type="character" w:styleId="UnresolvedMention">
+  <w:style w:type="character" w:styleId="Mencinsinresolver">
     <w:name w:val="Unresolved Mention"/>
-    <w:basedOn w:val="DefaultParagraphFont"/>
+    <w:basedOn w:val="Fuentedeprrafopredeter"/>
     <w:uiPriority w:val="99"/>
     <w:semiHidden/>
     <w:unhideWhenUsed/>
@@ -19404,9 +19997,9 @@
       <w:shd w:val="clear" w:color="auto" w:fill="E1DFDD"/>
     </w:rPr>
   </w:style>
-  <w:style w:type="character" w:styleId="CommentReference">
+  <w:style w:type="character" w:styleId="Refdecomentario">
     <w:name w:val="annotation reference"/>
-    <w:basedOn w:val="DefaultParagraphFont"/>
+    <w:basedOn w:val="Fuentedeprrafopredeter"/>
     <w:uiPriority w:val="99"/>
     <w:semiHidden/>
     <w:unhideWhenUsed/>
@@ -19416,10 +20009,10 @@
       <w:szCs w:val="16"/>
     </w:rPr>
   </w:style>
-  <w:style w:type="paragraph" w:styleId="CommentText">
+  <w:style w:type="paragraph" w:styleId="Textocomentario">
     <w:name w:val="annotation text"/>
     <w:basedOn w:val="Normal"/>
-    <w:link w:val="CommentTextChar"/>
+    <w:link w:val="TextocomentarioCar"/>
     <w:uiPriority w:val="99"/>
     <w:semiHidden/>
     <w:unhideWhenUsed/>
@@ -19432,10 +20025,10 @@
       <w:szCs w:val="20"/>
     </w:rPr>
   </w:style>
-  <w:style w:type="character" w:customStyle="1" w:styleId="CommentTextChar">
-    <w:name w:val="Comment Text Char"/>
-    <w:basedOn w:val="DefaultParagraphFont"/>
-    <w:link w:val="CommentText"/>
+  <w:style w:type="character" w:customStyle="1" w:styleId="TextocomentarioCar">
+    <w:name w:val="Texto comentario Car"/>
+    <w:basedOn w:val="Fuentedeprrafopredeter"/>
+    <w:link w:val="Textocomentario"/>
     <w:uiPriority w:val="99"/>
     <w:semiHidden/>
     <w:rsid w:val="00257CDC"/>
@@ -19445,11 +20038,11 @@
       <w:szCs w:val="20"/>
     </w:rPr>
   </w:style>
-  <w:style w:type="paragraph" w:styleId="CommentSubject">
+  <w:style w:type="paragraph" w:styleId="Asuntodelcomentario">
     <w:name w:val="annotation subject"/>
-    <w:basedOn w:val="CommentText"/>
-    <w:next w:val="CommentText"/>
-    <w:link w:val="CommentSubjectChar"/>
+    <w:basedOn w:val="Textocomentario"/>
+    <w:next w:val="Textocomentario"/>
+    <w:link w:val="AsuntodelcomentarioCar"/>
     <w:uiPriority w:val="99"/>
     <w:semiHidden/>
     <w:unhideWhenUsed/>
@@ -19459,10 +20052,10 @@
       <w:bCs/>
     </w:rPr>
   </w:style>
-  <w:style w:type="character" w:customStyle="1" w:styleId="CommentSubjectChar">
-    <w:name w:val="Comment Subject Char"/>
-    <w:basedOn w:val="CommentTextChar"/>
-    <w:link w:val="CommentSubject"/>
+  <w:style w:type="character" w:customStyle="1" w:styleId="AsuntodelcomentarioCar">
+    <w:name w:val="Asunto del comentario Car"/>
+    <w:basedOn w:val="TextocomentarioCar"/>
+    <w:link w:val="Asuntodelcomentario"/>
     <w:uiPriority w:val="99"/>
     <w:semiHidden/>
     <w:rsid w:val="00257CDC"/>
@@ -19474,7 +20067,7 @@
       <w:szCs w:val="20"/>
     </w:rPr>
   </w:style>
-  <w:style w:type="paragraph" w:styleId="Revision">
+  <w:style w:type="paragraph" w:styleId="Revisin">
     <w:name w:val="Revision"/>
     <w:hidden/>
     <w:uiPriority w:val="99"/>
@@ -19487,9 +20080,9 @@
       <w:rFonts w:ascii="Arial" w:hAnsi="Arial" w:cs="Arial"/>
     </w:rPr>
   </w:style>
-  <w:style w:type="character" w:styleId="HTMLCode">
+  <w:style w:type="character" w:styleId="CdigoHTML">
     <w:name w:val="HTML Code"/>
-    <w:basedOn w:val="DefaultParagraphFont"/>
+    <w:basedOn w:val="Fuentedeprrafopredeter"/>
     <w:uiPriority w:val="99"/>
     <w:semiHidden/>
     <w:unhideWhenUsed/>
@@ -19500,9 +20093,9 @@
       <w:szCs w:val="20"/>
     </w:rPr>
   </w:style>
-  <w:style w:type="character" w:styleId="Strong">
+  <w:style w:type="character" w:styleId="Textoennegrita">
     <w:name w:val="Strong"/>
-    <w:basedOn w:val="DefaultParagraphFont"/>
+    <w:basedOn w:val="Fuentedeprrafopredeter"/>
     <w:uiPriority w:val="22"/>
     <w:qFormat/>
     <w:rsid w:val="004A1DBA"/>
@@ -19511,10 +20104,10 @@
       <w:bCs/>
     </w:rPr>
   </w:style>
-  <w:style w:type="paragraph" w:styleId="HTMLPreformatted">
+  <w:style w:type="paragraph" w:styleId="HTMLconformatoprevio">
     <w:name w:val="HTML Preformatted"/>
     <w:basedOn w:val="Normal"/>
-    <w:link w:val="HTMLPreformattedChar"/>
+    <w:link w:val="HTMLconformatoprevioCar"/>
     <w:uiPriority w:val="99"/>
     <w:semiHidden/>
     <w:unhideWhenUsed/>
@@ -19549,10 +20142,10 @@
       <w14:ligatures w14:val="none"/>
     </w:rPr>
   </w:style>
-  <w:style w:type="character" w:customStyle="1" w:styleId="HTMLPreformattedChar">
-    <w:name w:val="HTML Preformatted Char"/>
-    <w:basedOn w:val="DefaultParagraphFont"/>
-    <w:link w:val="HTMLPreformatted"/>
+  <w:style w:type="character" w:customStyle="1" w:styleId="HTMLconformatoprevioCar">
+    <w:name w:val="HTML con formato previo Car"/>
+    <w:basedOn w:val="Fuentedeprrafopredeter"/>
+    <w:link w:val="HTMLconformatoprevio"/>
     <w:uiPriority w:val="99"/>
     <w:semiHidden/>
     <w:rsid w:val="004A1DBA"/>
@@ -19566,37 +20159,37 @@
   </w:style>
   <w:style w:type="character" w:customStyle="1" w:styleId="language-xml">
     <w:name w:val="language-xml"/>
-    <w:basedOn w:val="DefaultParagraphFont"/>
+    <w:basedOn w:val="Fuentedeprrafopredeter"/>
     <w:rsid w:val="004A1DBA"/>
   </w:style>
   <w:style w:type="character" w:customStyle="1" w:styleId="hljs-tag">
     <w:name w:val="hljs-tag"/>
-    <w:basedOn w:val="DefaultParagraphFont"/>
+    <w:basedOn w:val="Fuentedeprrafopredeter"/>
     <w:rsid w:val="004A1DBA"/>
   </w:style>
   <w:style w:type="character" w:customStyle="1" w:styleId="hljs-name">
     <w:name w:val="hljs-name"/>
-    <w:basedOn w:val="DefaultParagraphFont"/>
+    <w:basedOn w:val="Fuentedeprrafopredeter"/>
     <w:rsid w:val="004A1DBA"/>
   </w:style>
   <w:style w:type="character" w:customStyle="1" w:styleId="hljs-punctuation">
     <w:name w:val="hljs-punctuation"/>
-    <w:basedOn w:val="DefaultParagraphFont"/>
+    <w:basedOn w:val="Fuentedeprrafopredeter"/>
     <w:rsid w:val="00F8262F"/>
   </w:style>
   <w:style w:type="character" w:customStyle="1" w:styleId="hljs-attr">
     <w:name w:val="hljs-attr"/>
-    <w:basedOn w:val="DefaultParagraphFont"/>
+    <w:basedOn w:val="Fuentedeprrafopredeter"/>
     <w:rsid w:val="00F8262F"/>
   </w:style>
   <w:style w:type="character" w:customStyle="1" w:styleId="hljs-string">
     <w:name w:val="hljs-string"/>
-    <w:basedOn w:val="DefaultParagraphFont"/>
+    <w:basedOn w:val="Fuentedeprrafopredeter"/>
     <w:rsid w:val="00F8262F"/>
   </w:style>
-  <w:style w:type="character" w:styleId="PageNumber">
+  <w:style w:type="character" w:styleId="Nmerodepgina">
     <w:name w:val="page number"/>
-    <w:basedOn w:val="DefaultParagraphFont"/>
+    <w:basedOn w:val="Fuentedeprrafopredeter"/>
     <w:uiPriority w:val="99"/>
     <w:semiHidden/>
     <w:unhideWhenUsed/>
@@ -19604,57 +20197,57 @@
   </w:style>
   <w:style w:type="character" w:customStyle="1" w:styleId="hljs-number">
     <w:name w:val="hljs-number"/>
-    <w:basedOn w:val="DefaultParagraphFont"/>
+    <w:basedOn w:val="Fuentedeprrafopredeter"/>
     <w:rsid w:val="00212244"/>
   </w:style>
   <w:style w:type="character" w:customStyle="1" w:styleId="hljs-keyword">
     <w:name w:val="hljs-keyword"/>
-    <w:basedOn w:val="DefaultParagraphFont"/>
+    <w:basedOn w:val="Fuentedeprrafopredeter"/>
     <w:rsid w:val="00212244"/>
   </w:style>
   <w:style w:type="character" w:customStyle="1" w:styleId="hljs-builtin">
     <w:name w:val="hljs-built_in"/>
-    <w:basedOn w:val="DefaultParagraphFont"/>
+    <w:basedOn w:val="Fuentedeprrafopredeter"/>
     <w:rsid w:val="00212244"/>
   </w:style>
   <w:style w:type="character" w:customStyle="1" w:styleId="mord">
     <w:name w:val="mord"/>
-    <w:basedOn w:val="DefaultParagraphFont"/>
+    <w:basedOn w:val="Fuentedeprrafopredeter"/>
     <w:rsid w:val="00212244"/>
   </w:style>
   <w:style w:type="character" w:customStyle="1" w:styleId="mopen">
     <w:name w:val="mopen"/>
-    <w:basedOn w:val="DefaultParagraphFont"/>
+    <w:basedOn w:val="Fuentedeprrafopredeter"/>
     <w:rsid w:val="00212244"/>
   </w:style>
   <w:style w:type="character" w:customStyle="1" w:styleId="mclose">
     <w:name w:val="mclose"/>
-    <w:basedOn w:val="DefaultParagraphFont"/>
+    <w:basedOn w:val="Fuentedeprrafopredeter"/>
     <w:rsid w:val="00212244"/>
   </w:style>
   <w:style w:type="character" w:customStyle="1" w:styleId="mrel">
     <w:name w:val="mrel"/>
-    <w:basedOn w:val="DefaultParagraphFont"/>
+    <w:basedOn w:val="Fuentedeprrafopredeter"/>
     <w:rsid w:val="00212244"/>
   </w:style>
   <w:style w:type="character" w:customStyle="1" w:styleId="mbin">
     <w:name w:val="mbin"/>
-    <w:basedOn w:val="DefaultParagraphFont"/>
+    <w:basedOn w:val="Fuentedeprrafopredeter"/>
     <w:rsid w:val="00212244"/>
   </w:style>
   <w:style w:type="character" w:customStyle="1" w:styleId="mop">
     <w:name w:val="mop"/>
-    <w:basedOn w:val="DefaultParagraphFont"/>
+    <w:basedOn w:val="Fuentedeprrafopredeter"/>
     <w:rsid w:val="00212244"/>
   </w:style>
   <w:style w:type="character" w:customStyle="1" w:styleId="mpunct">
     <w:name w:val="mpunct"/>
-    <w:basedOn w:val="DefaultParagraphFont"/>
+    <w:basedOn w:val="Fuentedeprrafopredeter"/>
     <w:rsid w:val="00212244"/>
   </w:style>
   <w:style w:type="character" w:customStyle="1" w:styleId="katex-mathml">
     <w:name w:val="katex-mathml"/>
-    <w:basedOn w:val="DefaultParagraphFont"/>
+    <w:basedOn w:val="Fuentedeprrafopredeter"/>
     <w:rsid w:val="00C56838"/>
   </w:style>
 </w:styles>

--- a/docs/Dome Manual.docx
+++ b/docs/Dome Manual.docx
@@ -218,7 +218,7 @@
           <w:r>
             <w:fldChar w:fldCharType="separate"/>
           </w:r>
-          <w:hyperlink w:anchor="_Toc209701199" w:history="1">
+          <w:hyperlink w:anchor="_Toc209774153" w:history="1">
             <w:r>
               <w:rPr>
                 <w:rStyle w:val="Hipervnculo"/>
@@ -263,7 +263,7 @@
                 <w:noProof/>
                 <w:webHidden/>
               </w:rPr>
-              <w:instrText xml:space="preserve"> PAGEREF _Toc209701199 \h </w:instrText>
+              <w:instrText xml:space="preserve"> PAGEREF _Toc209774153 \h </w:instrText>
             </w:r>
             <w:r>
               <w:rPr>
@@ -310,7 +310,7 @@
               <w:noProof/>
             </w:rPr>
           </w:pPr>
-          <w:hyperlink w:anchor="_Toc209701200" w:history="1">
+          <w:hyperlink w:anchor="_Toc209774154" w:history="1">
             <w:r>
               <w:rPr>
                 <w:rStyle w:val="Hipervnculo"/>
@@ -355,7 +355,7 @@
                 <w:noProof/>
                 <w:webHidden/>
               </w:rPr>
-              <w:instrText xml:space="preserve"> PAGEREF _Toc209701200 \h </w:instrText>
+              <w:instrText xml:space="preserve"> PAGEREF _Toc209774154 \h </w:instrText>
             </w:r>
             <w:r>
               <w:rPr>
@@ -402,7 +402,7 @@
               <w:szCs w:val="24"/>
             </w:rPr>
           </w:pPr>
-          <w:hyperlink w:anchor="_Toc209701201" w:history="1">
+          <w:hyperlink w:anchor="_Toc209774155" w:history="1">
             <w:r>
               <w:rPr>
                 <w:rStyle w:val="Hipervnculo"/>
@@ -447,7 +447,7 @@
                 <w:noProof/>
                 <w:webHidden/>
               </w:rPr>
-              <w:instrText xml:space="preserve"> PAGEREF _Toc209701201 \h </w:instrText>
+              <w:instrText xml:space="preserve"> PAGEREF _Toc209774155 \h </w:instrText>
             </w:r>
             <w:r>
               <w:rPr>
@@ -494,7 +494,7 @@
               <w:szCs w:val="24"/>
             </w:rPr>
           </w:pPr>
-          <w:hyperlink w:anchor="_Toc209701202" w:history="1">
+          <w:hyperlink w:anchor="_Toc209774156" w:history="1">
             <w:r>
               <w:rPr>
                 <w:rStyle w:val="Hipervnculo"/>
@@ -539,7 +539,7 @@
                 <w:noProof/>
                 <w:webHidden/>
               </w:rPr>
-              <w:instrText xml:space="preserve"> PAGEREF _Toc209701202 \h </w:instrText>
+              <w:instrText xml:space="preserve"> PAGEREF _Toc209774156 \h </w:instrText>
             </w:r>
             <w:r>
               <w:rPr>
@@ -586,7 +586,7 @@
               <w:szCs w:val="24"/>
             </w:rPr>
           </w:pPr>
-          <w:hyperlink w:anchor="_Toc209701203" w:history="1">
+          <w:hyperlink w:anchor="_Toc209774157" w:history="1">
             <w:r>
               <w:rPr>
                 <w:rStyle w:val="Hipervnculo"/>
@@ -631,7 +631,7 @@
                 <w:noProof/>
                 <w:webHidden/>
               </w:rPr>
-              <w:instrText xml:space="preserve"> PAGEREF _Toc209701203 \h </w:instrText>
+              <w:instrText xml:space="preserve"> PAGEREF _Toc209774157 \h </w:instrText>
             </w:r>
             <w:r>
               <w:rPr>
@@ -678,7 +678,7 @@
               <w:szCs w:val="24"/>
             </w:rPr>
           </w:pPr>
-          <w:hyperlink w:anchor="_Toc209701204" w:history="1">
+          <w:hyperlink w:anchor="_Toc209774158" w:history="1">
             <w:r>
               <w:rPr>
                 <w:rStyle w:val="Hipervnculo"/>
@@ -723,7 +723,7 @@
                 <w:noProof/>
                 <w:webHidden/>
               </w:rPr>
-              <w:instrText xml:space="preserve"> PAGEREF _Toc209701204 \h </w:instrText>
+              <w:instrText xml:space="preserve"> PAGEREF _Toc209774158 \h </w:instrText>
             </w:r>
             <w:r>
               <w:rPr>
@@ -768,7 +768,7 @@
               <w:szCs w:val="24"/>
             </w:rPr>
           </w:pPr>
-          <w:hyperlink w:anchor="_Toc209701205" w:history="1">
+          <w:hyperlink w:anchor="_Toc209774159" w:history="1">
             <w:r>
               <w:rPr>
                 <w:rStyle w:val="Hipervnculo"/>
@@ -811,7 +811,7 @@
                 <w:noProof/>
                 <w:webHidden/>
               </w:rPr>
-              <w:instrText xml:space="preserve"> PAGEREF _Toc209701205 \h </w:instrText>
+              <w:instrText xml:space="preserve"> PAGEREF _Toc209774159 \h </w:instrText>
             </w:r>
             <w:r>
               <w:rPr>
@@ -856,7 +856,7 @@
               <w:szCs w:val="24"/>
             </w:rPr>
           </w:pPr>
-          <w:hyperlink w:anchor="_Toc209701206" w:history="1">
+          <w:hyperlink w:anchor="_Toc209774160" w:history="1">
             <w:r>
               <w:rPr>
                 <w:rStyle w:val="Hipervnculo"/>
@@ -899,7 +899,7 @@
                 <w:noProof/>
                 <w:webHidden/>
               </w:rPr>
-              <w:instrText xml:space="preserve"> PAGEREF _Toc209701206 \h </w:instrText>
+              <w:instrText xml:space="preserve"> PAGEREF _Toc209774160 \h </w:instrText>
             </w:r>
             <w:r>
               <w:rPr>
@@ -944,7 +944,7 @@
               <w:szCs w:val="24"/>
             </w:rPr>
           </w:pPr>
-          <w:hyperlink w:anchor="_Toc209701207" w:history="1">
+          <w:hyperlink w:anchor="_Toc209774161" w:history="1">
             <w:r>
               <w:rPr>
                 <w:rStyle w:val="Hipervnculo"/>
@@ -987,7 +987,7 @@
                 <w:noProof/>
                 <w:webHidden/>
               </w:rPr>
-              <w:instrText xml:space="preserve"> PAGEREF _Toc209701207 \h </w:instrText>
+              <w:instrText xml:space="preserve"> PAGEREF _Toc209774161 \h </w:instrText>
             </w:r>
             <w:r>
               <w:rPr>
@@ -1032,7 +1032,7 @@
               <w:szCs w:val="24"/>
             </w:rPr>
           </w:pPr>
-          <w:hyperlink w:anchor="_Toc209701208" w:history="1">
+          <w:hyperlink w:anchor="_Toc209774162" w:history="1">
             <w:r>
               <w:rPr>
                 <w:rStyle w:val="Hipervnculo"/>
@@ -1075,7 +1075,7 @@
                 <w:noProof/>
                 <w:webHidden/>
               </w:rPr>
-              <w:instrText xml:space="preserve"> PAGEREF _Toc209701208 \h </w:instrText>
+              <w:instrText xml:space="preserve"> PAGEREF _Toc209774162 \h </w:instrText>
             </w:r>
             <w:r>
               <w:rPr>
@@ -1120,7 +1120,7 @@
               <w:szCs w:val="24"/>
             </w:rPr>
           </w:pPr>
-          <w:hyperlink w:anchor="_Toc209701209" w:history="1">
+          <w:hyperlink w:anchor="_Toc209774163" w:history="1">
             <w:r>
               <w:rPr>
                 <w:rStyle w:val="Hipervnculo"/>
@@ -1163,7 +1163,7 @@
                 <w:noProof/>
                 <w:webHidden/>
               </w:rPr>
-              <w:instrText xml:space="preserve"> PAGEREF _Toc209701209 \h </w:instrText>
+              <w:instrText xml:space="preserve"> PAGEREF _Toc209774163 \h </w:instrText>
             </w:r>
             <w:r>
               <w:rPr>
@@ -1210,7 +1210,7 @@
               <w:szCs w:val="24"/>
             </w:rPr>
           </w:pPr>
-          <w:hyperlink w:anchor="_Toc209701210" w:history="1">
+          <w:hyperlink w:anchor="_Toc209774164" w:history="1">
             <w:r>
               <w:rPr>
                 <w:rStyle w:val="Hipervnculo"/>
@@ -1255,7 +1255,7 @@
                 <w:noProof/>
                 <w:webHidden/>
               </w:rPr>
-              <w:instrText xml:space="preserve"> PAGEREF _Toc209701210 \h </w:instrText>
+              <w:instrText xml:space="preserve"> PAGEREF _Toc209774164 \h </w:instrText>
             </w:r>
             <w:r>
               <w:rPr>
@@ -1302,7 +1302,7 @@
               <w:szCs w:val="24"/>
             </w:rPr>
           </w:pPr>
-          <w:hyperlink w:anchor="_Toc209701211" w:history="1">
+          <w:hyperlink w:anchor="_Toc209774165" w:history="1">
             <w:r>
               <w:rPr>
                 <w:rStyle w:val="Hipervnculo"/>
@@ -1347,7 +1347,7 @@
                 <w:noProof/>
                 <w:webHidden/>
               </w:rPr>
-              <w:instrText xml:space="preserve"> PAGEREF _Toc209701211 \h </w:instrText>
+              <w:instrText xml:space="preserve"> PAGEREF _Toc209774165 \h </w:instrText>
             </w:r>
             <w:r>
               <w:rPr>
@@ -1394,7 +1394,7 @@
               <w:noProof/>
             </w:rPr>
           </w:pPr>
-          <w:hyperlink w:anchor="_Toc209701212" w:history="1">
+          <w:hyperlink w:anchor="_Toc209774166" w:history="1">
             <w:r>
               <w:rPr>
                 <w:rStyle w:val="Hipervnculo"/>
@@ -1439,7 +1439,7 @@
                 <w:noProof/>
                 <w:webHidden/>
               </w:rPr>
-              <w:instrText xml:space="preserve"> PAGEREF _Toc209701212 \h </w:instrText>
+              <w:instrText xml:space="preserve"> PAGEREF _Toc209774166 \h </w:instrText>
             </w:r>
             <w:r>
               <w:rPr>
@@ -1486,7 +1486,7 @@
               <w:szCs w:val="24"/>
             </w:rPr>
           </w:pPr>
-          <w:hyperlink w:anchor="_Toc209701213" w:history="1">
+          <w:hyperlink w:anchor="_Toc209774167" w:history="1">
             <w:r>
               <w:rPr>
                 <w:rStyle w:val="Hipervnculo"/>
@@ -1531,7 +1531,7 @@
                 <w:noProof/>
                 <w:webHidden/>
               </w:rPr>
-              <w:instrText xml:space="preserve"> PAGEREF _Toc209701213 \h </w:instrText>
+              <w:instrText xml:space="preserve"> PAGEREF _Toc209774167 \h </w:instrText>
             </w:r>
             <w:r>
               <w:rPr>
@@ -1578,7 +1578,7 @@
               <w:szCs w:val="24"/>
             </w:rPr>
           </w:pPr>
-          <w:hyperlink w:anchor="_Toc209701214" w:history="1">
+          <w:hyperlink w:anchor="_Toc209774168" w:history="1">
             <w:r>
               <w:rPr>
                 <w:rStyle w:val="Hipervnculo"/>
@@ -1623,7 +1623,7 @@
                 <w:noProof/>
                 <w:webHidden/>
               </w:rPr>
-              <w:instrText xml:space="preserve"> PAGEREF _Toc209701214 \h </w:instrText>
+              <w:instrText xml:space="preserve"> PAGEREF _Toc209774168 \h </w:instrText>
             </w:r>
             <w:r>
               <w:rPr>
@@ -1668,7 +1668,7 @@
               <w:szCs w:val="24"/>
             </w:rPr>
           </w:pPr>
-          <w:hyperlink w:anchor="_Toc209701215" w:history="1">
+          <w:hyperlink w:anchor="_Toc209774169" w:history="1">
             <w:r>
               <w:rPr>
                 <w:rStyle w:val="Hipervnculo"/>
@@ -1711,7 +1711,7 @@
                 <w:noProof/>
                 <w:webHidden/>
               </w:rPr>
-              <w:instrText xml:space="preserve"> PAGEREF _Toc209701215 \h </w:instrText>
+              <w:instrText xml:space="preserve"> PAGEREF _Toc209774169 \h </w:instrText>
             </w:r>
             <w:r>
               <w:rPr>
@@ -1756,7 +1756,7 @@
               <w:szCs w:val="24"/>
             </w:rPr>
           </w:pPr>
-          <w:hyperlink w:anchor="_Toc209701216" w:history="1">
+          <w:hyperlink w:anchor="_Toc209774170" w:history="1">
             <w:r>
               <w:rPr>
                 <w:rStyle w:val="Hipervnculo"/>
@@ -1799,7 +1799,7 @@
                 <w:noProof/>
                 <w:webHidden/>
               </w:rPr>
-              <w:instrText xml:space="preserve"> PAGEREF _Toc209701216 \h </w:instrText>
+              <w:instrText xml:space="preserve"> PAGEREF _Toc209774170 \h </w:instrText>
             </w:r>
             <w:r>
               <w:rPr>
@@ -1844,7 +1844,7 @@
               <w:szCs w:val="24"/>
             </w:rPr>
           </w:pPr>
-          <w:hyperlink w:anchor="_Toc209701217" w:history="1">
+          <w:hyperlink w:anchor="_Toc209774171" w:history="1">
             <w:r>
               <w:rPr>
                 <w:rStyle w:val="Hipervnculo"/>
@@ -1887,7 +1887,7 @@
                 <w:noProof/>
                 <w:webHidden/>
               </w:rPr>
-              <w:instrText xml:space="preserve"> PAGEREF _Toc209701217 \h </w:instrText>
+              <w:instrText xml:space="preserve"> PAGEREF _Toc209774171 \h </w:instrText>
             </w:r>
             <w:r>
               <w:rPr>
@@ -1932,7 +1932,7 @@
               <w:szCs w:val="24"/>
             </w:rPr>
           </w:pPr>
-          <w:hyperlink w:anchor="_Toc209701218" w:history="1">
+          <w:hyperlink w:anchor="_Toc209774172" w:history="1">
             <w:r>
               <w:rPr>
                 <w:rStyle w:val="Hipervnculo"/>
@@ -1975,7 +1975,7 @@
                 <w:noProof/>
                 <w:webHidden/>
               </w:rPr>
-              <w:instrText xml:space="preserve"> PAGEREF _Toc209701218 \h </w:instrText>
+              <w:instrText xml:space="preserve"> PAGEREF _Toc209774172 \h </w:instrText>
             </w:r>
             <w:r>
               <w:rPr>
@@ -2020,7 +2020,7 @@
               <w:szCs w:val="24"/>
             </w:rPr>
           </w:pPr>
-          <w:hyperlink w:anchor="_Toc209701219" w:history="1">
+          <w:hyperlink w:anchor="_Toc209774173" w:history="1">
             <w:r>
               <w:rPr>
                 <w:rStyle w:val="Hipervnculo"/>
@@ -2063,7 +2063,7 @@
                 <w:noProof/>
                 <w:webHidden/>
               </w:rPr>
-              <w:instrText xml:space="preserve"> PAGEREF _Toc209701219 \h </w:instrText>
+              <w:instrText xml:space="preserve"> PAGEREF _Toc209774173 \h </w:instrText>
             </w:r>
             <w:r>
               <w:rPr>
@@ -2108,7 +2108,7 @@
               <w:szCs w:val="24"/>
             </w:rPr>
           </w:pPr>
-          <w:hyperlink w:anchor="_Toc209701220" w:history="1">
+          <w:hyperlink w:anchor="_Toc209774174" w:history="1">
             <w:r>
               <w:rPr>
                 <w:rStyle w:val="Hipervnculo"/>
@@ -2151,7 +2151,7 @@
                 <w:noProof/>
                 <w:webHidden/>
               </w:rPr>
-              <w:instrText xml:space="preserve"> PAGEREF _Toc209701220 \h </w:instrText>
+              <w:instrText xml:space="preserve"> PAGEREF _Toc209774174 \h </w:instrText>
             </w:r>
             <w:r>
               <w:rPr>
@@ -2196,7 +2196,7 @@
               <w:szCs w:val="24"/>
             </w:rPr>
           </w:pPr>
-          <w:hyperlink w:anchor="_Toc209701221" w:history="1">
+          <w:hyperlink w:anchor="_Toc209774175" w:history="1">
             <w:r>
               <w:rPr>
                 <w:rStyle w:val="Hipervnculo"/>
@@ -2239,7 +2239,7 @@
                 <w:noProof/>
                 <w:webHidden/>
               </w:rPr>
-              <w:instrText xml:space="preserve"> PAGEREF _Toc209701221 \h </w:instrText>
+              <w:instrText xml:space="preserve"> PAGEREF _Toc209774175 \h </w:instrText>
             </w:r>
             <w:r>
               <w:rPr>
@@ -2284,7 +2284,7 @@
               <w:szCs w:val="24"/>
             </w:rPr>
           </w:pPr>
-          <w:hyperlink w:anchor="_Toc209701222" w:history="1">
+          <w:hyperlink w:anchor="_Toc209774176" w:history="1">
             <w:r>
               <w:rPr>
                 <w:rStyle w:val="Hipervnculo"/>
@@ -2327,7 +2327,7 @@
                 <w:noProof/>
                 <w:webHidden/>
               </w:rPr>
-              <w:instrText xml:space="preserve"> PAGEREF _Toc209701222 \h </w:instrText>
+              <w:instrText xml:space="preserve"> PAGEREF _Toc209774176 \h </w:instrText>
             </w:r>
             <w:r>
               <w:rPr>
@@ -2372,7 +2372,7 @@
               <w:szCs w:val="24"/>
             </w:rPr>
           </w:pPr>
-          <w:hyperlink w:anchor="_Toc209701223" w:history="1">
+          <w:hyperlink w:anchor="_Toc209774177" w:history="1">
             <w:r>
               <w:rPr>
                 <w:rStyle w:val="Hipervnculo"/>
@@ -2415,7 +2415,7 @@
                 <w:noProof/>
                 <w:webHidden/>
               </w:rPr>
-              <w:instrText xml:space="preserve"> PAGEREF _Toc209701223 \h </w:instrText>
+              <w:instrText xml:space="preserve"> PAGEREF _Toc209774177 \h </w:instrText>
             </w:r>
             <w:r>
               <w:rPr>
@@ -2460,7 +2460,7 @@
               <w:szCs w:val="24"/>
             </w:rPr>
           </w:pPr>
-          <w:hyperlink w:anchor="_Toc209701224" w:history="1">
+          <w:hyperlink w:anchor="_Toc209774178" w:history="1">
             <w:r>
               <w:rPr>
                 <w:rStyle w:val="Hipervnculo"/>
@@ -2503,7 +2503,7 @@
                 <w:noProof/>
                 <w:webHidden/>
               </w:rPr>
-              <w:instrText xml:space="preserve"> PAGEREF _Toc209701224 \h </w:instrText>
+              <w:instrText xml:space="preserve"> PAGEREF _Toc209774178 \h </w:instrText>
             </w:r>
             <w:r>
               <w:rPr>
@@ -2548,7 +2548,7 @@
               <w:szCs w:val="24"/>
             </w:rPr>
           </w:pPr>
-          <w:hyperlink w:anchor="_Toc209701225" w:history="1">
+          <w:hyperlink w:anchor="_Toc209774179" w:history="1">
             <w:r>
               <w:rPr>
                 <w:rStyle w:val="Hipervnculo"/>
@@ -2591,7 +2591,7 @@
                 <w:noProof/>
                 <w:webHidden/>
               </w:rPr>
-              <w:instrText xml:space="preserve"> PAGEREF _Toc209701225 \h </w:instrText>
+              <w:instrText xml:space="preserve"> PAGEREF _Toc209774179 \h </w:instrText>
             </w:r>
             <w:r>
               <w:rPr>
@@ -2636,7 +2636,7 @@
               <w:szCs w:val="24"/>
             </w:rPr>
           </w:pPr>
-          <w:hyperlink w:anchor="_Toc209701226" w:history="1">
+          <w:hyperlink w:anchor="_Toc209774180" w:history="1">
             <w:r>
               <w:rPr>
                 <w:rStyle w:val="Hipervnculo"/>
@@ -2679,7 +2679,7 @@
                 <w:noProof/>
                 <w:webHidden/>
               </w:rPr>
-              <w:instrText xml:space="preserve"> PAGEREF _Toc209701226 \h </w:instrText>
+              <w:instrText xml:space="preserve"> PAGEREF _Toc209774180 \h </w:instrText>
             </w:r>
             <w:r>
               <w:rPr>
@@ -2724,7 +2724,7 @@
               <w:szCs w:val="24"/>
             </w:rPr>
           </w:pPr>
-          <w:hyperlink w:anchor="_Toc209701227" w:history="1">
+          <w:hyperlink w:anchor="_Toc209774181" w:history="1">
             <w:r>
               <w:rPr>
                 <w:rStyle w:val="Hipervnculo"/>
@@ -2767,7 +2767,7 @@
                 <w:noProof/>
                 <w:webHidden/>
               </w:rPr>
-              <w:instrText xml:space="preserve"> PAGEREF _Toc209701227 \h </w:instrText>
+              <w:instrText xml:space="preserve"> PAGEREF _Toc209774181 \h </w:instrText>
             </w:r>
             <w:r>
               <w:rPr>
@@ -2812,7 +2812,7 @@
               <w:szCs w:val="24"/>
             </w:rPr>
           </w:pPr>
-          <w:hyperlink w:anchor="_Toc209701228" w:history="1">
+          <w:hyperlink w:anchor="_Toc209774182" w:history="1">
             <w:r>
               <w:rPr>
                 <w:rStyle w:val="Hipervnculo"/>
@@ -2855,7 +2855,7 @@
                 <w:noProof/>
                 <w:webHidden/>
               </w:rPr>
-              <w:instrText xml:space="preserve"> PAGEREF _Toc209701228 \h </w:instrText>
+              <w:instrText xml:space="preserve"> PAGEREF _Toc209774182 \h </w:instrText>
             </w:r>
             <w:r>
               <w:rPr>
@@ -2900,7 +2900,7 @@
               <w:szCs w:val="24"/>
             </w:rPr>
           </w:pPr>
-          <w:hyperlink w:anchor="_Toc209701229" w:history="1">
+          <w:hyperlink w:anchor="_Toc209774183" w:history="1">
             <w:r>
               <w:rPr>
                 <w:rStyle w:val="Hipervnculo"/>
@@ -2943,7 +2943,7 @@
                 <w:noProof/>
                 <w:webHidden/>
               </w:rPr>
-              <w:instrText xml:space="preserve"> PAGEREF _Toc209701229 \h </w:instrText>
+              <w:instrText xml:space="preserve"> PAGEREF _Toc209774183 \h </w:instrText>
             </w:r>
             <w:r>
               <w:rPr>
@@ -2988,7 +2988,7 @@
               <w:szCs w:val="24"/>
             </w:rPr>
           </w:pPr>
-          <w:hyperlink w:anchor="_Toc209701230" w:history="1">
+          <w:hyperlink w:anchor="_Toc209774184" w:history="1">
             <w:r>
               <w:rPr>
                 <w:rStyle w:val="Hipervnculo"/>
@@ -3031,7 +3031,7 @@
                 <w:noProof/>
                 <w:webHidden/>
               </w:rPr>
-              <w:instrText xml:space="preserve"> PAGEREF _Toc209701230 \h </w:instrText>
+              <w:instrText xml:space="preserve"> PAGEREF _Toc209774184 \h </w:instrText>
             </w:r>
             <w:r>
               <w:rPr>
@@ -3076,7 +3076,7 @@
               <w:szCs w:val="24"/>
             </w:rPr>
           </w:pPr>
-          <w:hyperlink w:anchor="_Toc209701231" w:history="1">
+          <w:hyperlink w:anchor="_Toc209774185" w:history="1">
             <w:r>
               <w:rPr>
                 <w:rStyle w:val="Hipervnculo"/>
@@ -3119,7 +3119,7 @@
                 <w:noProof/>
                 <w:webHidden/>
               </w:rPr>
-              <w:instrText xml:space="preserve"> PAGEREF _Toc209701231 \h </w:instrText>
+              <w:instrText xml:space="preserve"> PAGEREF _Toc209774185 \h </w:instrText>
             </w:r>
             <w:r>
               <w:rPr>
@@ -3164,7 +3164,7 @@
               <w:szCs w:val="24"/>
             </w:rPr>
           </w:pPr>
-          <w:hyperlink w:anchor="_Toc209701232" w:history="1">
+          <w:hyperlink w:anchor="_Toc209774186" w:history="1">
             <w:r>
               <w:rPr>
                 <w:rStyle w:val="Hipervnculo"/>
@@ -3207,7 +3207,7 @@
                 <w:noProof/>
                 <w:webHidden/>
               </w:rPr>
-              <w:instrText xml:space="preserve"> PAGEREF _Toc209701232 \h </w:instrText>
+              <w:instrText xml:space="preserve"> PAGEREF _Toc209774186 \h </w:instrText>
             </w:r>
             <w:r>
               <w:rPr>
@@ -3252,7 +3252,7 @@
               <w:szCs w:val="24"/>
             </w:rPr>
           </w:pPr>
-          <w:hyperlink w:anchor="_Toc209701233" w:history="1">
+          <w:hyperlink w:anchor="_Toc209774187" w:history="1">
             <w:r>
               <w:rPr>
                 <w:rStyle w:val="Hipervnculo"/>
@@ -3295,7 +3295,7 @@
                 <w:noProof/>
                 <w:webHidden/>
               </w:rPr>
-              <w:instrText xml:space="preserve"> PAGEREF _Toc209701233 \h </w:instrText>
+              <w:instrText xml:space="preserve"> PAGEREF _Toc209774187 \h </w:instrText>
             </w:r>
             <w:r>
               <w:rPr>
@@ -3340,7 +3340,7 @@
               <w:szCs w:val="24"/>
             </w:rPr>
           </w:pPr>
-          <w:hyperlink w:anchor="_Toc209701234" w:history="1">
+          <w:hyperlink w:anchor="_Toc209774188" w:history="1">
             <w:r>
               <w:rPr>
                 <w:rStyle w:val="Hipervnculo"/>
@@ -3383,7 +3383,7 @@
                 <w:noProof/>
                 <w:webHidden/>
               </w:rPr>
-              <w:instrText xml:space="preserve"> PAGEREF _Toc209701234 \h </w:instrText>
+              <w:instrText xml:space="preserve"> PAGEREF _Toc209774188 \h </w:instrText>
             </w:r>
             <w:r>
               <w:rPr>
@@ -3428,7 +3428,7 @@
               <w:szCs w:val="24"/>
             </w:rPr>
           </w:pPr>
-          <w:hyperlink w:anchor="_Toc209701235" w:history="1">
+          <w:hyperlink w:anchor="_Toc209774189" w:history="1">
             <w:r>
               <w:rPr>
                 <w:rStyle w:val="Hipervnculo"/>
@@ -3471,7 +3471,7 @@
                 <w:noProof/>
                 <w:webHidden/>
               </w:rPr>
-              <w:instrText xml:space="preserve"> PAGEREF _Toc209701235 \h </w:instrText>
+              <w:instrText xml:space="preserve"> PAGEREF _Toc209774189 \h </w:instrText>
             </w:r>
             <w:r>
               <w:rPr>
@@ -3516,7 +3516,7 @@
               <w:szCs w:val="24"/>
             </w:rPr>
           </w:pPr>
-          <w:hyperlink w:anchor="_Toc209701236" w:history="1">
+          <w:hyperlink w:anchor="_Toc209774190" w:history="1">
             <w:r>
               <w:rPr>
                 <w:rStyle w:val="Hipervnculo"/>
@@ -3559,7 +3559,7 @@
                 <w:noProof/>
                 <w:webHidden/>
               </w:rPr>
-              <w:instrText xml:space="preserve"> PAGEREF _Toc209701236 \h </w:instrText>
+              <w:instrText xml:space="preserve"> PAGEREF _Toc209774190 \h </w:instrText>
             </w:r>
             <w:r>
               <w:rPr>
@@ -3604,7 +3604,7 @@
               <w:szCs w:val="24"/>
             </w:rPr>
           </w:pPr>
-          <w:hyperlink w:anchor="_Toc209701237" w:history="1">
+          <w:hyperlink w:anchor="_Toc209774191" w:history="1">
             <w:r>
               <w:rPr>
                 <w:rStyle w:val="Hipervnculo"/>
@@ -3647,7 +3647,7 @@
                 <w:noProof/>
                 <w:webHidden/>
               </w:rPr>
-              <w:instrText xml:space="preserve"> PAGEREF _Toc209701237 \h </w:instrText>
+              <w:instrText xml:space="preserve"> PAGEREF _Toc209774191 \h </w:instrText>
             </w:r>
             <w:r>
               <w:rPr>
@@ -3692,7 +3692,7 @@
               <w:szCs w:val="24"/>
             </w:rPr>
           </w:pPr>
-          <w:hyperlink w:anchor="_Toc209701238" w:history="1">
+          <w:hyperlink w:anchor="_Toc209774192" w:history="1">
             <w:r>
               <w:rPr>
                 <w:rStyle w:val="Hipervnculo"/>
@@ -3735,7 +3735,7 @@
                 <w:noProof/>
                 <w:webHidden/>
               </w:rPr>
-              <w:instrText xml:space="preserve"> PAGEREF _Toc209701238 \h </w:instrText>
+              <w:instrText xml:space="preserve"> PAGEREF _Toc209774192 \h </w:instrText>
             </w:r>
             <w:r>
               <w:rPr>
@@ -3780,7 +3780,7 @@
               <w:szCs w:val="24"/>
             </w:rPr>
           </w:pPr>
-          <w:hyperlink w:anchor="_Toc209701239" w:history="1">
+          <w:hyperlink w:anchor="_Toc209774193" w:history="1">
             <w:r>
               <w:rPr>
                 <w:rStyle w:val="Hipervnculo"/>
@@ -3823,7 +3823,7 @@
                 <w:noProof/>
                 <w:webHidden/>
               </w:rPr>
-              <w:instrText xml:space="preserve"> PAGEREF _Toc209701239 \h </w:instrText>
+              <w:instrText xml:space="preserve"> PAGEREF _Toc209774193 \h </w:instrText>
             </w:r>
             <w:r>
               <w:rPr>
@@ -3868,7 +3868,7 @@
               <w:szCs w:val="24"/>
             </w:rPr>
           </w:pPr>
-          <w:hyperlink w:anchor="_Toc209701240" w:history="1">
+          <w:hyperlink w:anchor="_Toc209774194" w:history="1">
             <w:r>
               <w:rPr>
                 <w:rStyle w:val="Hipervnculo"/>
@@ -3911,7 +3911,7 @@
                 <w:noProof/>
                 <w:webHidden/>
               </w:rPr>
-              <w:instrText xml:space="preserve"> PAGEREF _Toc209701240 \h </w:instrText>
+              <w:instrText xml:space="preserve"> PAGEREF _Toc209774194 \h </w:instrText>
             </w:r>
             <w:r>
               <w:rPr>
@@ -3956,7 +3956,7 @@
               <w:szCs w:val="24"/>
             </w:rPr>
           </w:pPr>
-          <w:hyperlink w:anchor="_Toc209701241" w:history="1">
+          <w:hyperlink w:anchor="_Toc209774195" w:history="1">
             <w:r>
               <w:rPr>
                 <w:rStyle w:val="Hipervnculo"/>
@@ -3999,7 +3999,7 @@
                 <w:noProof/>
                 <w:webHidden/>
               </w:rPr>
-              <w:instrText xml:space="preserve"> PAGEREF _Toc209701241 \h </w:instrText>
+              <w:instrText xml:space="preserve"> PAGEREF _Toc209774195 \h </w:instrText>
             </w:r>
             <w:r>
               <w:rPr>
@@ -4044,7 +4044,7 @@
               <w:szCs w:val="24"/>
             </w:rPr>
           </w:pPr>
-          <w:hyperlink w:anchor="_Toc209701242" w:history="1">
+          <w:hyperlink w:anchor="_Toc209774196" w:history="1">
             <w:r>
               <w:rPr>
                 <w:rStyle w:val="Hipervnculo"/>
@@ -4087,7 +4087,7 @@
                 <w:noProof/>
                 <w:webHidden/>
               </w:rPr>
-              <w:instrText xml:space="preserve"> PAGEREF _Toc209701242 \h </w:instrText>
+              <w:instrText xml:space="preserve"> PAGEREF _Toc209774196 \h </w:instrText>
             </w:r>
             <w:r>
               <w:rPr>
@@ -4132,7 +4132,7 @@
               <w:szCs w:val="24"/>
             </w:rPr>
           </w:pPr>
-          <w:hyperlink w:anchor="_Toc209701243" w:history="1">
+          <w:hyperlink w:anchor="_Toc209774197" w:history="1">
             <w:r>
               <w:rPr>
                 <w:rStyle w:val="Hipervnculo"/>
@@ -4175,7 +4175,7 @@
                 <w:noProof/>
                 <w:webHidden/>
               </w:rPr>
-              <w:instrText xml:space="preserve"> PAGEREF _Toc209701243 \h </w:instrText>
+              <w:instrText xml:space="preserve"> PAGEREF _Toc209774197 \h </w:instrText>
             </w:r>
             <w:r>
               <w:rPr>
@@ -4220,7 +4220,7 @@
               <w:szCs w:val="24"/>
             </w:rPr>
           </w:pPr>
-          <w:hyperlink w:anchor="_Toc209701244" w:history="1">
+          <w:hyperlink w:anchor="_Toc209774198" w:history="1">
             <w:r>
               <w:rPr>
                 <w:rStyle w:val="Hipervnculo"/>
@@ -4263,7 +4263,7 @@
                 <w:noProof/>
                 <w:webHidden/>
               </w:rPr>
-              <w:instrText xml:space="preserve"> PAGEREF _Toc209701244 \h </w:instrText>
+              <w:instrText xml:space="preserve"> PAGEREF _Toc209774198 \h </w:instrText>
             </w:r>
             <w:r>
               <w:rPr>
@@ -4308,7 +4308,7 @@
               <w:szCs w:val="24"/>
             </w:rPr>
           </w:pPr>
-          <w:hyperlink w:anchor="_Toc209701245" w:history="1">
+          <w:hyperlink w:anchor="_Toc209774199" w:history="1">
             <w:r>
               <w:rPr>
                 <w:rStyle w:val="Hipervnculo"/>
@@ -4351,7 +4351,7 @@
                 <w:noProof/>
                 <w:webHidden/>
               </w:rPr>
-              <w:instrText xml:space="preserve"> PAGEREF _Toc209701245 \h </w:instrText>
+              <w:instrText xml:space="preserve"> PAGEREF _Toc209774199 \h </w:instrText>
             </w:r>
             <w:r>
               <w:rPr>
@@ -4396,7 +4396,7 @@
               <w:szCs w:val="24"/>
             </w:rPr>
           </w:pPr>
-          <w:hyperlink w:anchor="_Toc209701246" w:history="1">
+          <w:hyperlink w:anchor="_Toc209774200" w:history="1">
             <w:r>
               <w:rPr>
                 <w:rStyle w:val="Hipervnculo"/>
@@ -4439,7 +4439,7 @@
                 <w:noProof/>
                 <w:webHidden/>
               </w:rPr>
-              <w:instrText xml:space="preserve"> PAGEREF _Toc209701246 \h </w:instrText>
+              <w:instrText xml:space="preserve"> PAGEREF _Toc209774200 \h </w:instrText>
             </w:r>
             <w:r>
               <w:rPr>
@@ -4484,7 +4484,7 @@
               <w:szCs w:val="24"/>
             </w:rPr>
           </w:pPr>
-          <w:hyperlink w:anchor="_Toc209701247" w:history="1">
+          <w:hyperlink w:anchor="_Toc209774201" w:history="1">
             <w:r>
               <w:rPr>
                 <w:rStyle w:val="Hipervnculo"/>
@@ -4527,7 +4527,7 @@
                 <w:noProof/>
                 <w:webHidden/>
               </w:rPr>
-              <w:instrText xml:space="preserve"> PAGEREF _Toc209701247 \h </w:instrText>
+              <w:instrText xml:space="preserve"> PAGEREF _Toc209774201 \h </w:instrText>
             </w:r>
             <w:r>
               <w:rPr>
@@ -4572,7 +4572,7 @@
               <w:szCs w:val="24"/>
             </w:rPr>
           </w:pPr>
-          <w:hyperlink w:anchor="_Toc209701248" w:history="1">
+          <w:hyperlink w:anchor="_Toc209774202" w:history="1">
             <w:r>
               <w:rPr>
                 <w:rStyle w:val="Hipervnculo"/>
@@ -4615,7 +4615,7 @@
                 <w:noProof/>
                 <w:webHidden/>
               </w:rPr>
-              <w:instrText xml:space="preserve"> PAGEREF _Toc209701248 \h </w:instrText>
+              <w:instrText xml:space="preserve"> PAGEREF _Toc209774202 \h </w:instrText>
             </w:r>
             <w:r>
               <w:rPr>
@@ -4660,7 +4660,7 @@
               <w:szCs w:val="24"/>
             </w:rPr>
           </w:pPr>
-          <w:hyperlink w:anchor="_Toc209701249" w:history="1">
+          <w:hyperlink w:anchor="_Toc209774203" w:history="1">
             <w:r>
               <w:rPr>
                 <w:rStyle w:val="Hipervnculo"/>
@@ -4703,7 +4703,7 @@
                 <w:noProof/>
                 <w:webHidden/>
               </w:rPr>
-              <w:instrText xml:space="preserve"> PAGEREF _Toc209701249 \h </w:instrText>
+              <w:instrText xml:space="preserve"> PAGEREF _Toc209774203 \h </w:instrText>
             </w:r>
             <w:r>
               <w:rPr>
@@ -4748,7 +4748,7 @@
               <w:szCs w:val="24"/>
             </w:rPr>
           </w:pPr>
-          <w:hyperlink w:anchor="_Toc209701250" w:history="1">
+          <w:hyperlink w:anchor="_Toc209774204" w:history="1">
             <w:r>
               <w:rPr>
                 <w:rStyle w:val="Hipervnculo"/>
@@ -4791,7 +4791,7 @@
                 <w:noProof/>
                 <w:webHidden/>
               </w:rPr>
-              <w:instrText xml:space="preserve"> PAGEREF _Toc209701250 \h </w:instrText>
+              <w:instrText xml:space="preserve"> PAGEREF _Toc209774204 \h </w:instrText>
             </w:r>
             <w:r>
               <w:rPr>
@@ -4838,7 +4838,7 @@
               <w:szCs w:val="24"/>
             </w:rPr>
           </w:pPr>
-          <w:hyperlink w:anchor="_Toc209701251" w:history="1">
+          <w:hyperlink w:anchor="_Toc209774205" w:history="1">
             <w:r>
               <w:rPr>
                 <w:rStyle w:val="Hipervnculo"/>
@@ -4883,7 +4883,7 @@
                 <w:noProof/>
                 <w:webHidden/>
               </w:rPr>
-              <w:instrText xml:space="preserve"> PAGEREF _Toc209701251 \h </w:instrText>
+              <w:instrText xml:space="preserve"> PAGEREF _Toc209774205 \h </w:instrText>
             </w:r>
             <w:r>
               <w:rPr>
@@ -4930,7 +4930,7 @@
               <w:szCs w:val="24"/>
             </w:rPr>
           </w:pPr>
-          <w:hyperlink w:anchor="_Toc209701252" w:history="1">
+          <w:hyperlink w:anchor="_Toc209774206" w:history="1">
             <w:r>
               <w:rPr>
                 <w:rStyle w:val="Hipervnculo"/>
@@ -4975,7 +4975,7 @@
                 <w:noProof/>
                 <w:webHidden/>
               </w:rPr>
-              <w:instrText xml:space="preserve"> PAGEREF _Toc209701252 \h </w:instrText>
+              <w:instrText xml:space="preserve"> PAGEREF _Toc209774206 \h </w:instrText>
             </w:r>
             <w:r>
               <w:rPr>
@@ -5020,7 +5020,7 @@
               <w:szCs w:val="24"/>
             </w:rPr>
           </w:pPr>
-          <w:hyperlink w:anchor="_Toc209701253" w:history="1">
+          <w:hyperlink w:anchor="_Toc209774207" w:history="1">
             <w:r>
               <w:rPr>
                 <w:rStyle w:val="Hipervnculo"/>
@@ -5063,7 +5063,7 @@
                 <w:noProof/>
                 <w:webHidden/>
               </w:rPr>
-              <w:instrText xml:space="preserve"> PAGEREF _Toc209701253 \h </w:instrText>
+              <w:instrText xml:space="preserve"> PAGEREF _Toc209774207 \h </w:instrText>
             </w:r>
             <w:r>
               <w:rPr>
@@ -5108,7 +5108,7 @@
               <w:szCs w:val="24"/>
             </w:rPr>
           </w:pPr>
-          <w:hyperlink w:anchor="_Toc209701254" w:history="1">
+          <w:hyperlink w:anchor="_Toc209774208" w:history="1">
             <w:r>
               <w:rPr>
                 <w:rStyle w:val="Hipervnculo"/>
@@ -5151,7 +5151,7 @@
                 <w:noProof/>
                 <w:webHidden/>
               </w:rPr>
-              <w:instrText xml:space="preserve"> PAGEREF _Toc209701254 \h </w:instrText>
+              <w:instrText xml:space="preserve"> PAGEREF _Toc209774208 \h </w:instrText>
             </w:r>
             <w:r>
               <w:rPr>
@@ -5196,7 +5196,7 @@
               <w:szCs w:val="24"/>
             </w:rPr>
           </w:pPr>
-          <w:hyperlink w:anchor="_Toc209701255" w:history="1">
+          <w:hyperlink w:anchor="_Toc209774209" w:history="1">
             <w:r>
               <w:rPr>
                 <w:rStyle w:val="Hipervnculo"/>
@@ -5239,7 +5239,7 @@
                 <w:noProof/>
                 <w:webHidden/>
               </w:rPr>
-              <w:instrText xml:space="preserve"> PAGEREF _Toc209701255 \h </w:instrText>
+              <w:instrText xml:space="preserve"> PAGEREF _Toc209774209 \h </w:instrText>
             </w:r>
             <w:r>
               <w:rPr>
@@ -5284,7 +5284,7 @@
               <w:szCs w:val="24"/>
             </w:rPr>
           </w:pPr>
-          <w:hyperlink w:anchor="_Toc209701256" w:history="1">
+          <w:hyperlink w:anchor="_Toc209774210" w:history="1">
             <w:r>
               <w:rPr>
                 <w:rStyle w:val="Hipervnculo"/>
@@ -5327,7 +5327,7 @@
                 <w:noProof/>
                 <w:webHidden/>
               </w:rPr>
-              <w:instrText xml:space="preserve"> PAGEREF _Toc209701256 \h </w:instrText>
+              <w:instrText xml:space="preserve"> PAGEREF _Toc209774210 \h </w:instrText>
             </w:r>
             <w:r>
               <w:rPr>
@@ -5374,7 +5374,7 @@
               <w:szCs w:val="24"/>
             </w:rPr>
           </w:pPr>
-          <w:hyperlink w:anchor="_Toc209701257" w:history="1">
+          <w:hyperlink w:anchor="_Toc209774211" w:history="1">
             <w:r>
               <w:rPr>
                 <w:rStyle w:val="Hipervnculo"/>
@@ -5419,7 +5419,7 @@
                 <w:noProof/>
                 <w:webHidden/>
               </w:rPr>
-              <w:instrText xml:space="preserve"> PAGEREF _Toc209701257 \h </w:instrText>
+              <w:instrText xml:space="preserve"> PAGEREF _Toc209774211 \h </w:instrText>
             </w:r>
             <w:r>
               <w:rPr>
@@ -5466,7 +5466,7 @@
               <w:szCs w:val="24"/>
             </w:rPr>
           </w:pPr>
-          <w:hyperlink w:anchor="_Toc209701258" w:history="1">
+          <w:hyperlink w:anchor="_Toc209774212" w:history="1">
             <w:r>
               <w:rPr>
                 <w:rStyle w:val="Hipervnculo"/>
@@ -5511,7 +5511,7 @@
                 <w:noProof/>
                 <w:webHidden/>
               </w:rPr>
-              <w:instrText xml:space="preserve"> PAGEREF _Toc209701258 \h </w:instrText>
+              <w:instrText xml:space="preserve"> PAGEREF _Toc209774212 \h </w:instrText>
             </w:r>
             <w:r>
               <w:rPr>
@@ -5558,7 +5558,7 @@
               <w:szCs w:val="24"/>
             </w:rPr>
           </w:pPr>
-          <w:hyperlink w:anchor="_Toc209701259" w:history="1">
+          <w:hyperlink w:anchor="_Toc209774213" w:history="1">
             <w:r>
               <w:rPr>
                 <w:rStyle w:val="Hipervnculo"/>
@@ -5603,7 +5603,7 @@
                 <w:noProof/>
                 <w:webHidden/>
               </w:rPr>
-              <w:instrText xml:space="preserve"> PAGEREF _Toc209701259 \h </w:instrText>
+              <w:instrText xml:space="preserve"> PAGEREF _Toc209774213 \h </w:instrText>
             </w:r>
             <w:r>
               <w:rPr>
@@ -5650,7 +5650,7 @@
       <w:pPr>
         <w:pStyle w:val="Ttulo1"/>
       </w:pPr>
-      <w:bookmarkStart w:id="0" w:name="_Toc209701199"/>
+      <w:bookmarkStart w:id="0" w:name="_Toc209774153"/>
       <w:r>
         <w:lastRenderedPageBreak/>
         <w:t>Introduction</w:t>
@@ -7225,7 +7225,7 @@
       <w:pPr>
         <w:pStyle w:val="Ttulo1"/>
       </w:pPr>
-      <w:bookmarkStart w:id="2" w:name="_Toc209701200"/>
+      <w:bookmarkStart w:id="2" w:name="_Toc209774154"/>
       <w:r>
         <w:lastRenderedPageBreak/>
         <w:t>Field Programmable Array (FPGA)</w:t>
@@ -7236,7 +7236,7 @@
       <w:pPr>
         <w:pStyle w:val="Ttulo2"/>
       </w:pPr>
-      <w:bookmarkStart w:id="3" w:name="_Toc209701201"/>
+      <w:bookmarkStart w:id="3" w:name="_Toc209774155"/>
       <w:r>
         <w:t>Digital</w:t>
       </w:r>
@@ -7283,13 +7283,19 @@
         <w:t xml:space="preserve">The NI-9375 is a </w:t>
       </w:r>
       <w:r>
-        <w:t xml:space="preserve">12/24 V 16 channel 143 MHz digital inputs and 16 </w:t>
+        <w:t xml:space="preserve">12/24 V 16 channel 143 MHz digital </w:t>
       </w:r>
       <w:proofErr w:type="gramStart"/>
       <w:r>
-        <w:t>channels</w:t>
+        <w:t>inputs</w:t>
       </w:r>
       <w:proofErr w:type="gramEnd"/>
+      <w:r>
+        <w:t xml:space="preserve"> and 16 </w:t>
+      </w:r>
+      <w:r>
+        <w:t>channel</w:t>
+      </w:r>
       <w:r>
         <w:t xml:space="preserve"> 2 kHz digital outputs. Dome application only uses </w:t>
       </w:r>
@@ -7475,7 +7481,7 @@
       <w:pPr>
         <w:pStyle w:val="Ttulo2"/>
       </w:pPr>
-      <w:bookmarkStart w:id="4" w:name="_Toc209701202"/>
+      <w:bookmarkStart w:id="4" w:name="_Toc209774156"/>
       <w:r>
         <w:t>Digital</w:t>
       </w:r>
@@ -7567,7 +7573,7 @@
       <w:pPr>
         <w:pStyle w:val="Ttulo2"/>
       </w:pPr>
-      <w:bookmarkStart w:id="5" w:name="_Toc209701203"/>
+      <w:bookmarkStart w:id="5" w:name="_Toc209774157"/>
       <w:r>
         <w:t>Encoder</w:t>
       </w:r>
@@ -7624,7 +7630,7 @@
       <w:pPr>
         <w:pStyle w:val="Ttulo2"/>
       </w:pPr>
-      <w:bookmarkStart w:id="6" w:name="_Toc209701204"/>
+      <w:bookmarkStart w:id="6" w:name="_Toc209774158"/>
       <w:r>
         <w:lastRenderedPageBreak/>
         <w:t>State Machine</w:t>
@@ -8080,7 +8086,7 @@
       <w:pPr>
         <w:pStyle w:val="Ttulo3"/>
       </w:pPr>
-      <w:bookmarkStart w:id="7" w:name="_Toc209701205"/>
+      <w:bookmarkStart w:id="7" w:name="_Toc209774159"/>
       <w:r>
         <w:lastRenderedPageBreak/>
         <w:t>Stop Mode</w:t>
@@ -8099,7 +8105,7 @@
       <w:pPr>
         <w:pStyle w:val="Ttulo3"/>
       </w:pPr>
-      <w:bookmarkStart w:id="8" w:name="_Toc209701206"/>
+      <w:bookmarkStart w:id="8" w:name="_Toc209774160"/>
       <w:r>
         <w:t>Home Mode</w:t>
       </w:r>
@@ -8151,7 +8157,7 @@
       <w:pPr>
         <w:pStyle w:val="Ttulo3"/>
       </w:pPr>
-      <w:bookmarkStart w:id="9" w:name="_Toc209701207"/>
+      <w:bookmarkStart w:id="9" w:name="_Toc209774161"/>
       <w:r>
         <w:t>Position Mode</w:t>
       </w:r>
@@ -9208,7 +9214,7 @@
       <w:pPr>
         <w:pStyle w:val="Ttulo3"/>
       </w:pPr>
-      <w:bookmarkStart w:id="10" w:name="_Toc209701208"/>
+      <w:bookmarkStart w:id="10" w:name="_Toc209774162"/>
       <w:r>
         <w:t>Center Mode</w:t>
       </w:r>
@@ -9232,7 +9238,7 @@
       <w:pPr>
         <w:pStyle w:val="Ttulo3"/>
       </w:pPr>
-      <w:bookmarkStart w:id="11" w:name="_Toc209701209"/>
+      <w:bookmarkStart w:id="11" w:name="_Toc209774163"/>
       <w:r>
         <w:t>Error Mode</w:t>
       </w:r>
@@ -9253,7 +9259,7 @@
       <w:pPr>
         <w:pStyle w:val="Ttulo2"/>
       </w:pPr>
-      <w:bookmarkStart w:id="12" w:name="_Toc209701210"/>
+      <w:bookmarkStart w:id="12" w:name="_Toc209774164"/>
       <w:r>
         <w:t>Position Calculation</w:t>
       </w:r>
@@ -9502,7 +9508,7 @@
           <w:rFonts w:eastAsiaTheme="minorEastAsia"/>
         </w:rPr>
       </w:pPr>
-      <w:bookmarkStart w:id="13" w:name="_Toc209701211"/>
+      <w:bookmarkStart w:id="13" w:name="_Toc209774165"/>
       <w:r>
         <w:rPr>
           <w:rFonts w:eastAsiaTheme="minorEastAsia"/>
@@ -9704,11 +9710,9 @@
             <w:r>
               <w:t xml:space="preserve">Dome operation mode request. Possible </w:t>
             </w:r>
-            <w:proofErr w:type="gramStart"/>
-            <w:r>
-              <w:t>request is</w:t>
-            </w:r>
-            <w:proofErr w:type="gramEnd"/>
+            <w:r>
+              <w:t>requests are</w:t>
+            </w:r>
             <w:r>
               <w:t xml:space="preserve"> stop, home, position and center.</w:t>
             </w:r>
@@ -10292,11 +10296,9 @@
             <w:r>
               <w:t xml:space="preserve">Counter in milliseconds for change from high-speed to </w:t>
             </w:r>
-            <w:proofErr w:type="gramStart"/>
-            <w:r>
-              <w:t>low-speed</w:t>
-            </w:r>
-            <w:proofErr w:type="gramEnd"/>
+            <w:r>
+              <w:t>low speed</w:t>
+            </w:r>
             <w:r>
               <w:t xml:space="preserve"> in reverse direction in homing process.</w:t>
             </w:r>
@@ -11477,7 +11479,7 @@
       <w:pPr>
         <w:pStyle w:val="Ttulo1"/>
       </w:pPr>
-      <w:bookmarkStart w:id="14" w:name="_Toc209701212"/>
+      <w:bookmarkStart w:id="14" w:name="_Toc209774166"/>
       <w:r>
         <w:lastRenderedPageBreak/>
         <w:t>Real-Time (RT)</w:t>
@@ -11489,7 +11491,7 @@
         <w:pStyle w:val="Ttulo2"/>
       </w:pPr>
       <w:bookmarkStart w:id="15" w:name="_Ref156396168"/>
-      <w:bookmarkStart w:id="16" w:name="_Toc209701213"/>
+      <w:bookmarkStart w:id="16" w:name="_Toc209774167"/>
       <w:r>
         <w:t>Configuration (C</w:t>
       </w:r>
@@ -11518,11 +11520,9 @@
       <w:r>
         <w:t xml:space="preserve">Configuration file </w:t>
       </w:r>
-      <w:proofErr w:type="gramStart"/>
-      <w:r>
-        <w:t>is located in</w:t>
-      </w:r>
-      <w:proofErr w:type="gramEnd"/>
+      <w:r>
+        <w:t>is in</w:t>
+      </w:r>
       <w:r>
         <w:t xml:space="preserve"> “</w:t>
       </w:r>
@@ -13417,7 +13417,7 @@
         <w:pStyle w:val="Ttulo2"/>
       </w:pPr>
       <w:bookmarkStart w:id="17" w:name="_Ref163909962"/>
-      <w:bookmarkStart w:id="18" w:name="_Toc209701214"/>
+      <w:bookmarkStart w:id="18" w:name="_Toc209774168"/>
       <w:r>
         <w:t>Main Host Communication (Main Host Comms)</w:t>
       </w:r>
@@ -13634,7 +13634,7 @@
       <w:pPr>
         <w:pStyle w:val="Ttulo3"/>
       </w:pPr>
-      <w:bookmarkStart w:id="19" w:name="_Toc209701215"/>
+      <w:bookmarkStart w:id="19" w:name="_Toc209774169"/>
       <w:r>
         <w:t>+ - Full Status</w:t>
       </w:r>
@@ -16230,7 +16230,7 @@
       <w:pPr>
         <w:pStyle w:val="Ttulo3"/>
       </w:pPr>
-      <w:bookmarkStart w:id="20" w:name="_Toc209701216"/>
+      <w:bookmarkStart w:id="20" w:name="_Toc209774170"/>
       <w:r>
         <w:t>? – Short Status</w:t>
       </w:r>
@@ -16251,7 +16251,7 @@
       <w:pPr>
         <w:pStyle w:val="Ttulo3"/>
       </w:pPr>
-      <w:bookmarkStart w:id="21" w:name="_Toc209701217"/>
+      <w:bookmarkStart w:id="21" w:name="_Toc209774171"/>
       <w:r>
         <w:t>AEN – A</w:t>
       </w:r>
@@ -16272,7 +16272,7 @@
       <w:pPr>
         <w:pStyle w:val="Ttulo3"/>
       </w:pPr>
-      <w:bookmarkStart w:id="22" w:name="_Toc209701218"/>
+      <w:bookmarkStart w:id="22" w:name="_Toc209774172"/>
       <w:r>
         <w:lastRenderedPageBreak/>
         <w:t>AEP – A</w:t>
@@ -16294,7 +16294,7 @@
       <w:pPr>
         <w:pStyle w:val="Ttulo3"/>
       </w:pPr>
-      <w:bookmarkStart w:id="23" w:name="_Toc209701219"/>
+      <w:bookmarkStart w:id="23" w:name="_Toc209774173"/>
       <w:r>
         <w:t>AF, OF – Disable Autoshutdown</w:t>
       </w:r>
@@ -16309,7 +16309,7 @@
       <w:pPr>
         <w:pStyle w:val="Ttulo3"/>
       </w:pPr>
-      <w:bookmarkStart w:id="24" w:name="_Toc209701220"/>
+      <w:bookmarkStart w:id="24" w:name="_Toc209774174"/>
       <w:r>
         <w:t>AO, ON – Enable Autoshutdown</w:t>
       </w:r>
@@ -16324,7 +16324,7 @@
       <w:pPr>
         <w:pStyle w:val="Ttulo3"/>
       </w:pPr>
-      <w:bookmarkStart w:id="25" w:name="_Toc209701221"/>
+      <w:bookmarkStart w:id="25" w:name="_Toc209774175"/>
       <w:r>
         <w:t>AT – Set Az move timeout</w:t>
       </w:r>
@@ -16381,7 +16381,7 @@
       <w:pPr>
         <w:pStyle w:val="Ttulo3"/>
       </w:pPr>
-      <w:bookmarkStart w:id="26" w:name="_Toc209701222"/>
+      <w:bookmarkStart w:id="26" w:name="_Toc209774176"/>
       <w:r>
         <w:t>CF – Disable Cloud Shutdown</w:t>
       </w:r>
@@ -16396,7 +16396,7 @@
       <w:pPr>
         <w:pStyle w:val="Ttulo3"/>
       </w:pPr>
-      <w:bookmarkStart w:id="27" w:name="_Toc209701223"/>
+      <w:bookmarkStart w:id="27" w:name="_Toc209774177"/>
       <w:r>
         <w:t>CFR – Read Configuration File</w:t>
       </w:r>
@@ -16411,7 +16411,7 @@
       <w:pPr>
         <w:pStyle w:val="Ttulo3"/>
       </w:pPr>
-      <w:bookmarkStart w:id="28" w:name="_Toc209701224"/>
+      <w:bookmarkStart w:id="28" w:name="_Toc209774178"/>
       <w:r>
         <w:t xml:space="preserve">CFS – Save </w:t>
       </w:r>
@@ -16429,7 +16429,7 @@
       <w:pPr>
         <w:pStyle w:val="Ttulo3"/>
       </w:pPr>
-      <w:bookmarkStart w:id="29" w:name="_Toc209701225"/>
+      <w:bookmarkStart w:id="29" w:name="_Toc209774179"/>
       <w:r>
         <w:t>CL – Close Upper Door</w:t>
       </w:r>
@@ -16444,7 +16444,7 @@
       <w:pPr>
         <w:pStyle w:val="Ttulo3"/>
       </w:pPr>
-      <w:bookmarkStart w:id="30" w:name="_Toc209701226"/>
+      <w:bookmarkStart w:id="30" w:name="_Toc209774180"/>
       <w:r>
         <w:t>CO – Enable Cloud Shutdown</w:t>
       </w:r>
@@ -16459,7 +16459,7 @@
       <w:pPr>
         <w:pStyle w:val="Ttulo3"/>
       </w:pPr>
-      <w:bookmarkStart w:id="31" w:name="_Toc209701227"/>
+      <w:bookmarkStart w:id="31" w:name="_Toc209774181"/>
       <w:r>
         <w:t>CS – Set Coast Threshold (Deprecated)</w:t>
       </w:r>
@@ -16474,7 +16474,7 @@
       <w:pPr>
         <w:pStyle w:val="Ttulo3"/>
       </w:pPr>
-      <w:bookmarkStart w:id="32" w:name="_Toc209701228"/>
+      <w:bookmarkStart w:id="32" w:name="_Toc209774182"/>
       <w:r>
         <w:t>DN – Open Lower Door</w:t>
       </w:r>
@@ -16489,7 +16489,7 @@
       <w:pPr>
         <w:pStyle w:val="Ttulo3"/>
       </w:pPr>
-      <w:bookmarkStart w:id="33" w:name="_Toc209701229"/>
+      <w:bookmarkStart w:id="33" w:name="_Toc209774183"/>
       <w:r>
         <w:lastRenderedPageBreak/>
         <w:t>DT – Set Door Move Timeout</w:t>
@@ -16547,7 +16547,7 @@
       <w:pPr>
         <w:pStyle w:val="Ttulo3"/>
       </w:pPr>
-      <w:bookmarkStart w:id="34" w:name="_Toc209701230"/>
+      <w:bookmarkStart w:id="34" w:name="_Toc209774184"/>
       <w:r>
         <w:t>HELP – Help Text</w:t>
       </w:r>
@@ -16562,7 +16562,7 @@
       <w:pPr>
         <w:pStyle w:val="Ttulo3"/>
       </w:pPr>
-      <w:bookmarkStart w:id="35" w:name="_Toc209701231"/>
+      <w:bookmarkStart w:id="35" w:name="_Toc209774185"/>
       <w:r>
         <w:t>HM – Send Dome to Home</w:t>
       </w:r>
@@ -16580,7 +16580,7 @@
       <w:pPr>
         <w:pStyle w:val="Ttulo3"/>
       </w:pPr>
-      <w:bookmarkStart w:id="36" w:name="_Toc209701232"/>
+      <w:bookmarkStart w:id="36" w:name="_Toc209774186"/>
       <w:r>
         <w:t>CN – Send Dome to Encoder Center</w:t>
       </w:r>
@@ -16598,7 +16598,7 @@
       <w:pPr>
         <w:pStyle w:val="Ttulo3"/>
       </w:pPr>
-      <w:bookmarkStart w:id="37" w:name="_Toc209701233"/>
+      <w:bookmarkStart w:id="37" w:name="_Toc209774187"/>
       <w:r>
         <w:t>HS – Set High Speed Threshold</w:t>
       </w:r>
@@ -16652,7 +16652,7 @@
       <w:pPr>
         <w:pStyle w:val="Ttulo3"/>
       </w:pPr>
-      <w:bookmarkStart w:id="38" w:name="_Toc209701234"/>
+      <w:bookmarkStart w:id="38" w:name="_Toc209774188"/>
       <w:r>
         <w:t>HZ – Define Home Position</w:t>
       </w:r>
@@ -16706,7 +16706,7 @@
       <w:pPr>
         <w:pStyle w:val="Ttulo3"/>
       </w:pPr>
-      <w:bookmarkStart w:id="39" w:name="_Toc209701235"/>
+      <w:bookmarkStart w:id="39" w:name="_Toc209774189"/>
       <w:r>
         <w:t>LF – Rotate Dome Left</w:t>
       </w:r>
@@ -16760,7 +16760,7 @@
       <w:pPr>
         <w:pStyle w:val="Ttulo3"/>
       </w:pPr>
-      <w:bookmarkStart w:id="40" w:name="_Toc209701236"/>
+      <w:bookmarkStart w:id="40" w:name="_Toc209774190"/>
       <w:r>
         <w:t>LM – Set Encoder Step</w:t>
       </w:r>
@@ -16817,7 +16817,7 @@
       <w:pPr>
         <w:pStyle w:val="Ttulo3"/>
       </w:pPr>
-      <w:bookmarkStart w:id="41" w:name="_Toc209701237"/>
+      <w:bookmarkStart w:id="41" w:name="_Toc209774191"/>
       <w:r>
         <w:lastRenderedPageBreak/>
         <w:t>MV – Rotate to A</w:t>
@@ -16875,7 +16875,7 @@
       <w:pPr>
         <w:pStyle w:val="Ttulo3"/>
       </w:pPr>
-      <w:bookmarkStart w:id="42" w:name="_Toc209701238"/>
+      <w:bookmarkStart w:id="42" w:name="_Toc209774192"/>
       <w:r>
         <w:t>OP – Open Upper Door</w:t>
       </w:r>
@@ -16890,7 +16890,7 @@
       <w:pPr>
         <w:pStyle w:val="Ttulo3"/>
       </w:pPr>
-      <w:bookmarkStart w:id="43" w:name="_Toc209701239"/>
+      <w:bookmarkStart w:id="43" w:name="_Toc209774193"/>
       <w:r>
         <w:t>RD – Set Reverse Delay</w:t>
       </w:r>
@@ -16944,7 +16944,7 @@
       <w:pPr>
         <w:pStyle w:val="Ttulo3"/>
       </w:pPr>
-      <w:bookmarkStart w:id="44" w:name="_Toc209701240"/>
+      <w:bookmarkStart w:id="44" w:name="_Toc209774194"/>
       <w:r>
         <w:t>RF – Disable Rain/Snow Shutdown</w:t>
       </w:r>
@@ -16959,7 +16959,7 @@
       <w:pPr>
         <w:pStyle w:val="Ttulo3"/>
       </w:pPr>
-      <w:bookmarkStart w:id="45" w:name="_Toc209701241"/>
+      <w:bookmarkStart w:id="45" w:name="_Toc209774195"/>
       <w:r>
         <w:t>RO – Enable Rain/Snow Shutdown</w:t>
       </w:r>
@@ -16974,7 +16974,7 @@
       <w:pPr>
         <w:pStyle w:val="Ttulo3"/>
       </w:pPr>
-      <w:bookmarkStart w:id="46" w:name="_Toc209701242"/>
+      <w:bookmarkStart w:id="46" w:name="_Toc209774196"/>
       <w:r>
         <w:t>RS – Set Rain/Snow Activate Delay</w:t>
       </w:r>
@@ -17028,7 +17028,7 @@
       <w:pPr>
         <w:pStyle w:val="Ttulo3"/>
       </w:pPr>
-      <w:bookmarkStart w:id="47" w:name="_Toc209701243"/>
+      <w:bookmarkStart w:id="47" w:name="_Toc209774197"/>
       <w:r>
         <w:t>RD – Rotate Dome Right</w:t>
       </w:r>
@@ -17085,7 +17085,7 @@
       <w:pPr>
         <w:pStyle w:val="Ttulo3"/>
       </w:pPr>
-      <w:bookmarkStart w:id="48" w:name="_Toc209701244"/>
+      <w:bookmarkStart w:id="48" w:name="_Toc209774198"/>
       <w:r>
         <w:t>SC – Sync Close</w:t>
       </w:r>
@@ -17100,7 +17100,7 @@
       <w:pPr>
         <w:pStyle w:val="Ttulo3"/>
       </w:pPr>
-      <w:bookmarkStart w:id="49" w:name="_Toc209701245"/>
+      <w:bookmarkStart w:id="49" w:name="_Toc209774199"/>
       <w:r>
         <w:t>SO – Sync Open</w:t>
       </w:r>
@@ -17115,7 +17115,7 @@
       <w:pPr>
         <w:pStyle w:val="Ttulo3"/>
       </w:pPr>
-      <w:bookmarkStart w:id="50" w:name="_Toc209701246"/>
+      <w:bookmarkStart w:id="50" w:name="_Toc209774200"/>
       <w:r>
         <w:t>AWO – Enable Control WIFI Antenna</w:t>
       </w:r>
@@ -17130,7 +17130,7 @@
       <w:pPr>
         <w:pStyle w:val="Ttulo3"/>
       </w:pPr>
-      <w:bookmarkStart w:id="51" w:name="_Toc209701247"/>
+      <w:bookmarkStart w:id="51" w:name="_Toc209774201"/>
       <w:r>
         <w:lastRenderedPageBreak/>
         <w:t>AWF</w:t>
@@ -17152,7 +17152,7 @@
       <w:pPr>
         <w:pStyle w:val="Ttulo3"/>
       </w:pPr>
-      <w:bookmarkStart w:id="52" w:name="_Toc209701248"/>
+      <w:bookmarkStart w:id="52" w:name="_Toc209774202"/>
       <w:r>
         <w:t>AWA – Remote WIFI Antenna is Alive</w:t>
       </w:r>
@@ -17187,7 +17187,7 @@
       <w:pPr>
         <w:pStyle w:val="Ttulo3"/>
       </w:pPr>
-      <w:bookmarkStart w:id="53" w:name="_Toc209701249"/>
+      <w:bookmarkStart w:id="53" w:name="_Toc209774203"/>
       <w:r>
         <w:t>AWC – Local WIFI Antenna Connections</w:t>
       </w:r>
@@ -17213,7 +17213,7 @@
       <w:pPr>
         <w:pStyle w:val="Ttulo3"/>
       </w:pPr>
-      <w:bookmarkStart w:id="54" w:name="_Toc209701250"/>
+      <w:bookmarkStart w:id="54" w:name="_Toc209774204"/>
       <w:r>
         <w:t>AWR – Local WIFI Antenna Reboot</w:t>
       </w:r>
@@ -17221,10 +17221,7 @@
     </w:p>
     <w:p>
       <w:r>
-        <w:t>This command reboots local WIFI antenna using local antenna HTTP API. To execute this command, a token should be retrieved from API using</w:t>
-      </w:r>
-      <w:r>
-        <w:t xml:space="preserve"> “</w:t>
+        <w:t>This command reboots local WIFI antenna using local antenna HTTP API. To execute this command, a token should be retrieved from API using “</w:t>
       </w:r>
       <w:proofErr w:type="spellStart"/>
       <w:r>
@@ -17251,7 +17248,7 @@
       <w:pPr>
         <w:pStyle w:val="Ttulo2"/>
       </w:pPr>
-      <w:bookmarkStart w:id="55" w:name="_Toc209701251"/>
+      <w:bookmarkStart w:id="55" w:name="_Toc209774205"/>
       <w:r>
         <w:t>Central Control Loop (CCL)</w:t>
       </w:r>
@@ -17261,23 +17258,24 @@
       <w:r>
         <w:t xml:space="preserve">The Central Control Loop (CCL) is the main processing unit, operating at 10 Hz. It </w:t>
       </w:r>
-      <w:proofErr w:type="gramStart"/>
-      <w:r>
-        <w:t>receive</w:t>
-      </w:r>
-      <w:proofErr w:type="gramEnd"/>
+      <w:r>
+        <w:t>receives</w:t>
+      </w:r>
       <w:r>
         <w:t xml:space="preserve"> </w:t>
       </w:r>
       <w:r>
-        <w:t>commands from the Main Queue, updates the status between MainBox and the FPGA, and sends commands to TopBox through the Top Queue.</w:t>
+        <w:t>command</w:t>
+      </w:r>
+      <w:r>
+        <w:t xml:space="preserve"> from the Main Queue, updates the status between MainBox and the FPGA, and sends commands to TopBox through the Top Queue.</w:t>
       </w:r>
     </w:p>
     <w:p>
       <w:pPr>
         <w:pStyle w:val="Ttulo2"/>
       </w:pPr>
-      <w:bookmarkStart w:id="56" w:name="_Toc209701252"/>
+      <w:bookmarkStart w:id="56" w:name="_Toc209774206"/>
       <w:r>
         <w:t>TopBox Communication</w:t>
       </w:r>
@@ -17292,7 +17290,7 @@
       <w:pPr>
         <w:pStyle w:val="Ttulo3"/>
       </w:pPr>
-      <w:bookmarkStart w:id="57" w:name="_Toc209701253"/>
+      <w:bookmarkStart w:id="57" w:name="_Toc209774207"/>
       <w:r>
         <w:t>Connection Process</w:t>
       </w:r>
@@ -17441,7 +17439,7 @@
       <w:pPr>
         <w:pStyle w:val="Ttulo3"/>
       </w:pPr>
-      <w:bookmarkStart w:id="58" w:name="_Toc209701254"/>
+      <w:bookmarkStart w:id="58" w:name="_Toc209774208"/>
       <w:r>
         <w:t>Command</w:t>
       </w:r>
@@ -17573,7 +17571,7 @@
       <w:pPr>
         <w:pStyle w:val="Ttulo3"/>
       </w:pPr>
-      <w:bookmarkStart w:id="59" w:name="_Toc209701255"/>
+      <w:bookmarkStart w:id="59" w:name="_Toc209774209"/>
       <w:r>
         <w:t>Communication</w:t>
       </w:r>
@@ -17903,7 +17901,7 @@
       <w:pPr>
         <w:pStyle w:val="Ttulo3"/>
       </w:pPr>
-      <w:bookmarkStart w:id="60" w:name="_Toc209701256"/>
+      <w:bookmarkStart w:id="60" w:name="_Toc209774210"/>
       <w:r>
         <w:t>TCP Connection Handling</w:t>
       </w:r>
@@ -17928,19 +17926,31 @@
       <w:r>
         <w:t xml:space="preserve"> changes during operation, the system will close the existing TCP connection and reconfigure itself according to the new network settings. This ensures that the system always connects using the correct </w:t>
       </w:r>
-      <w:proofErr w:type="gramStart"/>
-      <w:r>
-        <w:t>interface—</w:t>
-      </w:r>
-      <w:proofErr w:type="gramEnd"/>
-      <w:r>
-        <w:t xml:space="preserve">either the general-purpose WiFi antenna when </w:t>
-      </w:r>
-      <w:r>
-        <w:rPr>
-          <w:rFonts w:ascii="Consolas" w:hAnsi="Consolas" w:cs="Consolas"/>
-        </w:rPr>
-        <w:t>AntWifi = False</w:t>
+      <w:r>
+        <w:t xml:space="preserve">interface, </w:t>
+      </w:r>
+      <w:r>
+        <w:t>either the general-purpose W</w:t>
+      </w:r>
+      <w:r>
+        <w:t>IFI</w:t>
+      </w:r>
+      <w:r>
+        <w:t xml:space="preserve"> antenna when </w:t>
+      </w:r>
+      <w:proofErr w:type="spellStart"/>
+      <w:r>
+        <w:rPr>
+          <w:rFonts w:ascii="Consolas" w:hAnsi="Consolas" w:cs="Consolas"/>
+        </w:rPr>
+        <w:t>AntWifi</w:t>
+      </w:r>
+      <w:proofErr w:type="spellEnd"/>
+      <w:r>
+        <w:rPr>
+          <w:rFonts w:ascii="Consolas" w:hAnsi="Consolas" w:cs="Consolas"/>
+        </w:rPr>
+        <w:t xml:space="preserve"> = False</w:t>
       </w:r>
       <w:r>
         <w:t xml:space="preserve"> or the point-to-point industrial WiFi-6 link when </w:t>
@@ -17960,13 +17970,22 @@
       <w:r>
         <w:lastRenderedPageBreak/>
         <w:t>This reconnection mechanism guarantees continuous operation and minimizes downtime, ensuring that MainBox maintains control over TopBox even in the presence of network instability or configuration changes.</w:t>
+      </w:r>
+    </w:p>
+    <w:p/>
+    <w:p>
+      <w:r>
+        <w:rPr>
+          <w:color w:val="000000"/>
+        </w:rPr>
+        <w:t>If a reconnection error occurs with the WIFI antenna enabled, the VI checks if the remote antenna is active. If it's not, the system will attempt to reboot the local antenna once using HTTP API commands.</w:t>
       </w:r>
     </w:p>
     <w:p>
       <w:pPr>
         <w:pStyle w:val="Ttulo2"/>
       </w:pPr>
-      <w:bookmarkStart w:id="61" w:name="_Toc209701257"/>
+      <w:bookmarkStart w:id="61" w:name="_Toc209774211"/>
       <w:r>
         <w:t>Antenna Communication (Ant Comms)</w:t>
       </w:r>
@@ -18028,22 +18047,20 @@
         <w:t>ANTENNA</w:t>
       </w:r>
       <w:r>
-        <w:t xml:space="preserve">" key in the log file. This ensures that antenna-related events, warnings, or failures are properly tracked and available for diagnostics and analysis. The integration of the antenna telemetry into the logging system </w:t>
-      </w:r>
-      <w:proofErr w:type="gramStart"/>
-      <w:r>
-        <w:t>allows</w:t>
-      </w:r>
-      <w:proofErr w:type="gramEnd"/>
-      <w:r>
-        <w:t xml:space="preserve"> to monitor the state of the wireless communication infrastructure in real time.</w:t>
+        <w:t xml:space="preserve">" key in the log file. This ensures that antenna-related events, warnings, or failures are properly tracked and available for diagnostics and analysis. </w:t>
+      </w:r>
+      <w:r>
+        <w:rPr>
+          <w:color w:val="000000"/>
+        </w:rPr>
+        <w:t>Integrating antenna telemetry with the logging system enables real-time monitoring of wireless communication status.</w:t>
       </w:r>
     </w:p>
     <w:p>
       <w:pPr>
         <w:pStyle w:val="Ttulo2"/>
       </w:pPr>
-      <w:bookmarkStart w:id="62" w:name="_Toc209701258"/>
+      <w:bookmarkStart w:id="62" w:name="_Toc209774212"/>
       <w:r>
         <w:t>Log Process (Log)</w:t>
       </w:r>
@@ -18188,11 +18205,7 @@
         <w:t>INFO</w:t>
       </w:r>
       <w:r>
-        <w:t xml:space="preserve"> for general </w:t>
-      </w:r>
-      <w:r>
-        <w:lastRenderedPageBreak/>
-        <w:t xml:space="preserve">operational messages, and </w:t>
+        <w:t xml:space="preserve"> for general operational messages, and </w:t>
       </w:r>
       <w:r>
         <w:rPr>
@@ -18238,7 +18251,7 @@
       <w:pPr>
         <w:pStyle w:val="Ttulo2"/>
       </w:pPr>
-      <w:bookmarkStart w:id="63" w:name="_Toc209701259"/>
+      <w:bookmarkStart w:id="63" w:name="_Toc209774213"/>
       <w:r>
         <w:t>Real-Time Status (RT Status)</w:t>
       </w:r>
@@ -18315,11 +18328,9 @@
       <w:r>
         <w:t xml:space="preserve">This Real-Time Status VI is primarily used to support a web-based graphical user interface (GUI) that displays the full </w:t>
       </w:r>
-      <w:proofErr w:type="gramStart"/>
-      <w:r>
-        <w:t>current status</w:t>
-      </w:r>
-      <w:proofErr w:type="gramEnd"/>
+      <w:r>
+        <w:t>status</w:t>
+      </w:r>
       <w:r>
         <w:t xml:space="preserve"> of the MainBox.</w:t>
       </w:r>
@@ -18359,14 +18370,14 @@
         <w:rPr>
           <w:rFonts w:ascii="Consolas" w:hAnsi="Consolas"/>
         </w:rPr>
-        <w:t>","modeReq":"stop","subMode":0,"cmd":0,"buttons":{"EMStop":true,"forward":false,"reverse":false,"open":false,"close":false,"up":false,"down":false,"forceStop":false},"envSensor":false,"homed":true,"homing":false,"homeSensor":false,"config":{"cloudEn":false,"AZEncNeg":false,"AZEncRef":102281101370,"AZEncStep":4018143232,"homePos":0,"AZTimeout":120000,"AZEncNoError":1025,"posHSThreshold":5.0000000372529029846,"posTol":0.4999999701976776123,"cloudTimeout":5000,"revDly":4000,"AZEncCenter":68719476735,"AZEncCenterThreshold":55807545,"AZEncCenterTol":5580754</w:t>
+        <w:t>","modeReq":"stop","subMode":0,"cmd":0,"buttons":{"EMStop":true,"forward":false,"reverse":false,"open":false,"close":false,"up":false,"down":false,"forceStop":false},"envSensor":false,"homed":true,"homing":false,"homeSensor":false,"config":{"cloudEn":false,"AZEncNeg":false,"AZEncRef":102281101370,"AZEncStep":4018143232,"homeP</w:t>
       </w:r>
       <w:r>
         <w:rPr>
           <w:rFonts w:ascii="Consolas" w:hAnsi="Consolas"/>
         </w:rPr>
         <w:lastRenderedPageBreak/>
-        <w:t>,"watchdogTim":600,"autoShutEn":true,"antWifi":true},"errors":{"EMStop":true,"AZEnc":false,"AZTimeout":false,"cloud":false,"M1":false,"M2":false,"M4":false,"watchdogTime":true,"shutdown":true},"logs":{"time":[],"messages":[]}}</w:t>
+        <w:t>os":0,"AZTimeout":120000,"AZEncNoError":1025,"posHSThreshold":5.0000000372529029846,"posTol":0.4999999701976776123,"cloudTimeout":5000,"revDly":4000,"AZEncCenter":68719476735,"AZEncCenterThreshold":55807545,"AZEncCenterTol":5580754,"watchdogTim":600,"autoShutEn":true,"antWifi":true},"errors":{"EMStop":true,"AZEnc":false,"AZTimeout":false,"cloud":false,"M1":false,"M2":false,"M4":false,"watchdogTime":true,"shutdown":true},"logs":{"time":[],"messages":[]}}</w:t>
       </w:r>
     </w:p>
     <w:sectPr>
@@ -19408,7 +19419,6 @@
   <w:style w:type="character" w:default="1" w:styleId="Fuentedeprrafopredeter">
     <w:name w:val="Default Paragraph Font"/>
     <w:uiPriority w:val="1"/>
-    <w:semiHidden/>
     <w:unhideWhenUsed/>
   </w:style>
   <w:style w:type="table" w:default="1" w:styleId="Tablanormal">
